--- a/Документация/Руководство охранника/Руководство охранника.docx
+++ b/Документация/Руководство охранника/Руководство охранника.docx
@@ -157,7 +157,7 @@
           <w:color w:val="000000"/>
           <w:sz w:val="26"/>
         </w:rPr>
-        <w:t>Версия документа: 1.4</w:t>
+        <w:t>Версия документа: 2.2</w:t>
       </w:r>
     </w:p>
     <w:p>
@@ -173,7 +173,7 @@
           <w:color w:val="000000"/>
           <w:sz w:val="26"/>
         </w:rPr>
-        <w:t>Дата: 14.08.2026</w:t>
+        <w:t>Дата: 14.10.2026</w:t>
       </w:r>
     </w:p>
     <w:p>
@@ -191,26 +191,10 @@
           <w:rFonts w:ascii="Times New Roman" w:hAnsi="Times New Roman" w:cs="Times New Roman" w:eastAsia="Times New Roman"/>
           <w:b w:val="0"/>
           <w:i w:val="0"/>
-          <w:color w:val="000000"/>
-          <w:sz w:val="24"/>
-        </w:rPr>
-        <w:t>Экземпляр передан: Акционерное общество «Холдинговая компания „Остров Мечты“» (ИНН 9725171970)</w:t>
-      </w:r>
-    </w:p>
-    <w:p>
-      <w:pPr>
-        <w:ind w:firstLine="0"/>
-        <w:jc w:val="center"/>
-      </w:pPr>
-      <w:r>
-        <w:rPr>
-          <w:rFonts w:ascii="Times New Roman" w:hAnsi="Times New Roman" w:cs="Times New Roman" w:eastAsia="Times New Roman"/>
-          <w:b w:val="0"/>
-          <w:i w:val="0"/>
           <w:color w:val="595959"/>
           <w:sz w:val="24"/>
         </w:rPr>
-        <w:t>© 2026 Мякотных Сергей Михайлович. Все права защищены.</w:t>
+        <w:t>© 2026 Правообладатель. Все права защищены.</w:t>
       </w:r>
     </w:p>
     <w:p>
@@ -233,22 +217,6 @@
     </w:p>
     <w:p>
       <w:pPr>
-        <w:spacing w:line="276" w:lineRule="auto" w:after="40"/>
-        <w:ind w:firstLine="0"/>
-      </w:pPr>
-      <w:r>
-        <w:rPr>
-          <w:rFonts w:ascii="Times New Roman" w:hAnsi="Times New Roman" w:cs="Times New Roman" w:eastAsia="Times New Roman"/>
-          <w:b w:val="0"/>
-          <w:i w:val="0"/>
-          <w:color w:val="000000"/>
-          <w:sz w:val="24"/>
-        </w:rPr>
-        <w:t>Правообладатель: Мякотных Сергей Михайлович</w:t>
-      </w:r>
-    </w:p>
-    <w:p>
-      <w:pPr>
         <w:spacing w:line="276" w:lineRule="auto" w:after="200"/>
         <w:ind w:firstLine="0"/>
       </w:pPr>
@@ -260,7 +228,7 @@
           <w:color w:val="000000"/>
           <w:sz w:val="24"/>
         </w:rPr>
-        <w:t>Получатель: Акционерное общество «Холдинговая компания „Остров Мечты“» (ИНН 9725171970)</w:t>
+        <w:t>Правообладатель: Правообладатель</w:t>
       </w:r>
     </w:p>
     <w:p>
@@ -357,7 +325,7 @@
           <w:color w:val="595959"/>
           <w:sz w:val="24"/>
         </w:rPr>
-        <w:t>© 2026 Мякотных Сергей Михайлович. Все права защищены.</w:t>
+        <w:t>© 2026 Правообладатель. Все права защищены.</w:t>
       </w:r>
     </w:p>
     <w:p>
@@ -777,7 +745,7 @@
           <w:sz w:val="26"/>
         </w:rPr>
         <w:tab/>
-        <w:t>11</w:t>
+        <w:t>10</w:t>
       </w:r>
     </w:p>
     <w:p>
@@ -870,7 +838,7 @@
           <w:sz w:val="26"/>
         </w:rPr>
         <w:tab/>
-        <w:t>12</w:t>
+        <w:t>13</w:t>
       </w:r>
     </w:p>
     <w:p>
@@ -901,7 +869,69 @@
           <w:sz w:val="26"/>
         </w:rPr>
         <w:tab/>
-        <w:t>13</w:t>
+        <w:t>14</w:t>
+      </w:r>
+    </w:p>
+    <w:p>
+      <w:pPr>
+        <w:tabs>
+          <w:tab w:pos="9354" w:val="right" w:leader="dot"/>
+        </w:tabs>
+        <w:spacing w:after="0" w:line="360" w:lineRule="auto"/>
+        <w:ind w:firstLine="0" w:left="454"/>
+        <w:jc w:val="left"/>
+      </w:pPr>
+      <w:r>
+        <w:rPr>
+          <w:rFonts w:ascii="Times New Roman" w:hAnsi="Times New Roman" w:cs="Times New Roman" w:eastAsia="Times New Roman"/>
+          <w:b w:val="0"/>
+          <w:i w:val="0"/>
+          <w:color w:val="000000"/>
+          <w:sz w:val="26"/>
+        </w:rPr>
+        <w:t>6.4. Срок закончился, выход ещё не отмечен</w:t>
+      </w:r>
+      <w:r>
+        <w:rPr>
+          <w:rFonts w:ascii="Times New Roman" w:hAnsi="Times New Roman" w:cs="Times New Roman" w:eastAsia="Times New Roman"/>
+          <w:b w:val="0"/>
+          <w:i w:val="0"/>
+          <w:color w:val="000000"/>
+          <w:sz w:val="26"/>
+        </w:rPr>
+        <w:tab/>
+        <w:t>15</w:t>
+      </w:r>
+    </w:p>
+    <w:p>
+      <w:pPr>
+        <w:tabs>
+          <w:tab w:pos="9354" w:val="right" w:leader="dot"/>
+        </w:tabs>
+        <w:spacing w:after="0" w:line="360" w:lineRule="auto"/>
+        <w:ind w:firstLine="0" w:left="454"/>
+        <w:jc w:val="left"/>
+      </w:pPr>
+      <w:r>
+        <w:rPr>
+          <w:rFonts w:ascii="Times New Roman" w:hAnsi="Times New Roman" w:cs="Times New Roman" w:eastAsia="Times New Roman"/>
+          <w:b w:val="0"/>
+          <w:i w:val="0"/>
+          <w:color w:val="000000"/>
+          <w:sz w:val="26"/>
+        </w:rPr>
+        <w:t>6.5. Незакрытые проходы и проезды</w:t>
+      </w:r>
+      <w:r>
+        <w:rPr>
+          <w:rFonts w:ascii="Times New Roman" w:hAnsi="Times New Roman" w:cs="Times New Roman" w:eastAsia="Times New Roman"/>
+          <w:b w:val="0"/>
+          <w:i w:val="0"/>
+          <w:color w:val="000000"/>
+          <w:sz w:val="26"/>
+        </w:rPr>
+        <w:tab/>
+        <w:t>15</w:t>
       </w:r>
     </w:p>
     <w:p>
@@ -932,7 +962,7 @@
           <w:sz w:val="26"/>
         </w:rPr>
         <w:tab/>
-        <w:t>14</w:t>
+        <w:t>16</w:t>
       </w:r>
     </w:p>
     <w:p>
@@ -952,7 +982,7 @@
           <w:color w:val="000000"/>
           <w:sz w:val="26"/>
         </w:rPr>
-        <w:t>8. Суточный отчёт и выгрузка</w:t>
+        <w:t>8. Суточный отчёт</w:t>
       </w:r>
       <w:r>
         <w:rPr>
@@ -963,69 +993,7 @@
           <w:sz w:val="26"/>
         </w:rPr>
         <w:tab/>
-        <w:t>15</w:t>
-      </w:r>
-    </w:p>
-    <w:p>
-      <w:pPr>
-        <w:tabs>
-          <w:tab w:pos="9354" w:val="right" w:leader="dot"/>
-        </w:tabs>
-        <w:spacing w:after="0" w:line="360" w:lineRule="auto"/>
-        <w:ind w:firstLine="0" w:left="454"/>
-        <w:jc w:val="left"/>
-      </w:pPr>
-      <w:r>
-        <w:rPr>
-          <w:rFonts w:ascii="Times New Roman" w:hAnsi="Times New Roman" w:cs="Times New Roman" w:eastAsia="Times New Roman"/>
-          <w:b w:val="0"/>
-          <w:i w:val="0"/>
-          <w:color w:val="000000"/>
-          <w:sz w:val="26"/>
-        </w:rPr>
-        <w:t>8.1. Отчёт по проходам</w:t>
-      </w:r>
-      <w:r>
-        <w:rPr>
-          <w:rFonts w:ascii="Times New Roman" w:hAnsi="Times New Roman" w:cs="Times New Roman" w:eastAsia="Times New Roman"/>
-          <w:b w:val="0"/>
-          <w:i w:val="0"/>
-          <w:color w:val="000000"/>
-          <w:sz w:val="26"/>
-        </w:rPr>
-        <w:tab/>
-        <w:t>15</w:t>
-      </w:r>
-    </w:p>
-    <w:p>
-      <w:pPr>
-        <w:tabs>
-          <w:tab w:pos="9354" w:val="right" w:leader="dot"/>
-        </w:tabs>
-        <w:spacing w:after="0" w:line="360" w:lineRule="auto"/>
-        <w:ind w:firstLine="0" w:left="454"/>
-        <w:jc w:val="left"/>
-      </w:pPr>
-      <w:r>
-        <w:rPr>
-          <w:rFonts w:ascii="Times New Roman" w:hAnsi="Times New Roman" w:cs="Times New Roman" w:eastAsia="Times New Roman"/>
-          <w:b w:val="0"/>
-          <w:i w:val="0"/>
-          <w:color w:val="000000"/>
-          <w:sz w:val="26"/>
-        </w:rPr>
-        <w:t>8.2. Выгрузка таблицы</w:t>
-      </w:r>
-      <w:r>
-        <w:rPr>
-          <w:rFonts w:ascii="Times New Roman" w:hAnsi="Times New Roman" w:cs="Times New Roman" w:eastAsia="Times New Roman"/>
-          <w:b w:val="0"/>
-          <w:i w:val="0"/>
-          <w:color w:val="000000"/>
-          <w:sz w:val="26"/>
-        </w:rPr>
-        <w:tab/>
-        <w:t>16</w:t>
+        <w:t>18</w:t>
       </w:r>
     </w:p>
     <w:p>
@@ -1056,7 +1024,7 @@
           <w:sz w:val="26"/>
         </w:rPr>
         <w:tab/>
-        <w:t>17</w:t>
+        <w:t>19</w:t>
       </w:r>
     </w:p>
     <w:p>
@@ -1087,17 +1055,13 @@
           <w:sz w:val="26"/>
         </w:rPr>
         <w:tab/>
-        <w:t>18</w:t>
-      </w:r>
-    </w:p>
-    <w:p>
-      <w:r>
-        <w:br w:type="page"/>
+        <w:t>21</w:t>
       </w:r>
     </w:p>
     <w:p>
       <w:pPr>
         <w:pStyle w:val="Heading1"/>
+        <w:pageBreakBefore/>
         <w:ind w:firstLine="0"/>
       </w:pPr>
       <w:r>
@@ -1136,7 +1100,7 @@
           <w:color w:val="000000"/>
           <w:sz w:val="28"/>
         </w:rPr>
-        <w:t>Документ описывает работу сотрудника поста в системе электронной подачи заявок «Бюро пропусков»: просмотр согласованных вложений по охраняемым местам, работу с таблицами поста, отметку въезда и выезда, проверку пропуска и сверку с чёрными списками, а также суточный отчёт по проходам.</w:t>
+        <w:t>Документ описывает работу сотрудника поста в системе электронной подачи заявок «Бюро пропусков»: просмотр согласованных вложений по охраняемым местам, работу с таблицами поста, отметку въезда и выезда, проверку пропуска и суточный отчёт по проездам и проходам.</w:t>
       </w:r>
     </w:p>
     <w:p>
@@ -2265,7 +2229,7 @@
       <w:r>
         <w:drawing>
           <wp:inline xmlns:a="http://schemas.openxmlformats.org/drawingml/2006/main" xmlns:pic="http://schemas.openxmlformats.org/drawingml/2006/picture">
-            <wp:extent cx="5940000" cy="4764184"/>
+            <wp:extent cx="5940000" cy="4768988"/>
             <wp:docPr id="1" name="Picture 1"/>
             <wp:cNvGraphicFramePr>
               <a:graphicFrameLocks noChangeAspect="1"/>
@@ -2286,7 +2250,7 @@
                   <pic:spPr>
                     <a:xfrm>
                       <a:off x="0" y="0"/>
-                      <a:ext cx="5940000" cy="4764184"/>
+                      <a:ext cx="5940000" cy="4768988"/>
                     </a:xfrm>
                     <a:prstGeom prst="rect"/>
                   </pic:spPr>
@@ -2324,7 +2288,7 @@
           <w:color w:val="000000"/>
           <w:sz w:val="28"/>
         </w:rPr>
-        <w:t xml:space="preserve">Восстановить пароль самостоятельно нельзя. Кнопка </w:t>
+        <w:t xml:space="preserve">Пароль работника поста целиком ведёт бюро пропусков: сменить его самостоятельно нельзя, и система не требует задать свой пароль при первом входе. Кнопка </w:t>
       </w:r>
       <w:r>
         <w:rPr>
@@ -2474,7 +2438,7 @@
       <w:r>
         <w:drawing>
           <wp:inline xmlns:a="http://schemas.openxmlformats.org/drawingml/2006/main" xmlns:pic="http://schemas.openxmlformats.org/drawingml/2006/picture">
-            <wp:extent cx="5413248" cy="5181600"/>
+            <wp:extent cx="1891764" cy="7200000"/>
             <wp:docPr id="2" name="Picture 2"/>
             <wp:cNvGraphicFramePr>
               <a:graphicFrameLocks noChangeAspect="1"/>
@@ -2483,7 +2447,7 @@
               <a:graphicData uri="http://schemas.openxmlformats.org/drawingml/2006/picture">
                 <pic:pic>
                   <pic:nvPicPr>
-                    <pic:cNvPr id="0" name="guard-menu.png"/>
+                    <pic:cNvPr id="0" name="nav-guard-padded.png"/>
                     <pic:cNvPicPr/>
                   </pic:nvPicPr>
                   <pic:blipFill>
@@ -2495,7 +2459,7 @@
                   <pic:spPr>
                     <a:xfrm>
                       <a:off x="0" y="0"/>
-                      <a:ext cx="5413248" cy="5181600"/>
+                      <a:ext cx="1891764" cy="7200000"/>
                     </a:xfrm>
                     <a:prstGeom prst="rect"/>
                   </pic:spPr>
@@ -2553,7 +2517,7 @@
           <w:color w:val="000000"/>
           <w:sz w:val="28"/>
         </w:rPr>
-        <w:t xml:space="preserve"> (1) раскрывает перечень таблиц, к которым вам открыт доступ. Таблицы сгруппированы по тому, что в них ведётся: </w:t>
+        <w:t xml:space="preserve"> раскрывает перечень таблиц, к которым вам открыт доступ. Таблицы сгруппированы по тому, что в них ведётся: </w:t>
       </w:r>
       <w:r>
         <w:rPr>
@@ -2751,7 +2715,7 @@
       <w:r>
         <w:drawing>
           <wp:inline xmlns:a="http://schemas.openxmlformats.org/drawingml/2006/main" xmlns:pic="http://schemas.openxmlformats.org/drawingml/2006/picture">
-            <wp:extent cx="5940000" cy="3883846"/>
+            <wp:extent cx="5940000" cy="3892247"/>
             <wp:docPr id="3" name="Picture 3"/>
             <wp:cNvGraphicFramePr>
               <a:graphicFrameLocks noChangeAspect="1"/>
@@ -2772,7 +2736,7 @@
                   <pic:spPr>
                     <a:xfrm>
                       <a:off x="0" y="0"/>
-                      <a:ext cx="5940000" cy="3883846"/>
+                      <a:ext cx="5940000" cy="3892247"/>
                     </a:xfrm>
                     <a:prstGeom prst="rect"/>
                   </pic:spPr>
@@ -3454,67 +3418,7 @@
           <w:color w:val="000000"/>
           <w:sz w:val="28"/>
         </w:rPr>
-        <w:t>Нажатие на строку открывает карточку записи, см. раздел 7. Если в конце строки есть кнопка с корзиной, ей можно убрать запись из таблицы: она не пропадёт насовсем, а попадёт в корзину, откуда её возвращает бюро пропусков. Эта кнопка есть не на каждом посту.</w:t>
-      </w:r>
-    </w:p>
-    <w:p>
-      <w:pPr>
-        <w:keepNext/>
-        <w:spacing w:before="120" w:after="40"/>
-        <w:ind w:firstLine="0"/>
-        <w:jc w:val="center"/>
-      </w:pPr>
-      <w:r>
-        <w:drawing>
-          <wp:inline xmlns:a="http://schemas.openxmlformats.org/drawingml/2006/main" xmlns:pic="http://schemas.openxmlformats.org/drawingml/2006/picture">
-            <wp:extent cx="2054351" cy="316992"/>
-            <wp:docPr id="4" name="Picture 4"/>
-            <wp:cNvGraphicFramePr>
-              <a:graphicFrameLocks noChangeAspect="1"/>
-            </wp:cNvGraphicFramePr>
-            <a:graphic>
-              <a:graphicData uri="http://schemas.openxmlformats.org/drawingml/2006/picture">
-                <pic:pic>
-                  <pic:nvPicPr>
-                    <pic:cNvPr id="0" name="guard-row-actions.png"/>
-                    <pic:cNvPicPr/>
-                  </pic:nvPicPr>
-                  <pic:blipFill>
-                    <a:blip r:embed="rId14"/>
-                    <a:stretch>
-                      <a:fillRect/>
-                    </a:stretch>
-                  </pic:blipFill>
-                  <pic:spPr>
-                    <a:xfrm>
-                      <a:off x="0" y="0"/>
-                      <a:ext cx="2054351" cy="316992"/>
-                    </a:xfrm>
-                    <a:prstGeom prst="rect"/>
-                  </pic:spPr>
-                </pic:pic>
-              </a:graphicData>
-            </a:graphic>
-          </wp:inline>
-        </w:drawing>
-      </w:r>
-    </w:p>
-    <w:p>
-      <w:pPr>
-        <w:keepNext w:val="0"/>
-        <w:spacing w:line="240" w:lineRule="auto" w:before="40" w:after="200"/>
-        <w:ind w:firstLine="0"/>
-        <w:jc w:val="center"/>
-      </w:pPr>
-      <w:r>
-        <w:rPr>
-          <w:rFonts w:ascii="Times New Roman" w:hAnsi="Times New Roman" w:cs="Times New Roman" w:eastAsia="Times New Roman"/>
-          <w:b w:val="0"/>
-          <w:i/>
-          <w:color w:val="000000"/>
-          <w:sz w:val="24"/>
-        </w:rPr>
-        <w:t>Рисунок 5.2 — Кнопка удаления в конце строки</w:t>
+        <w:t>Нажатие на строку открывает карточку записи, см. раздел 7. Убрать запись из таблицы работник поста не может: состав таблицы ведёт бюро пропусков.</w:t>
       </w:r>
     </w:p>
     <w:p>
@@ -3669,7 +3573,7 @@
                 <w:color w:val="000000"/>
                 <w:sz w:val="26"/>
               </w:rPr>
-              <w:t>Строки не подгружаются порциями - таблица показывает сразу все действующие записи поста. Запись пропадает из таблицы, когда её пропуск перестал действовать: истёк срок, заявку отозвали или запись убрали из этого поста.</w:t>
+              <w:t>Строки не подгружаются порциями — таблица показывает сразу все доступные записи поста. При истечении срока запись с незакрытым входом остаётся для отметки выхода, см. подраздел 6.4. Отзыв заявки или удаление привязки к посту не сохраняет охране доступ к записи.</w:t>
             </w:r>
           </w:p>
         </w:tc>
@@ -3748,8 +3652,8 @@
       <w:r>
         <w:drawing>
           <wp:inline xmlns:a="http://schemas.openxmlformats.org/drawingml/2006/main" xmlns:pic="http://schemas.openxmlformats.org/drawingml/2006/picture">
-            <wp:extent cx="4754880" cy="1658112"/>
-            <wp:docPr id="5" name="Picture 5"/>
+            <wp:extent cx="4779264" cy="1682496"/>
+            <wp:docPr id="4" name="Picture 4"/>
             <wp:cNvGraphicFramePr>
               <a:graphicFrameLocks noChangeAspect="1"/>
             </wp:cNvGraphicFramePr>
@@ -3761,7 +3665,7 @@
                     <pic:cNvPicPr/>
                   </pic:nvPicPr>
                   <pic:blipFill>
-                    <a:blip r:embed="rId15"/>
+                    <a:blip r:embed="rId14"/>
                     <a:stretch>
                       <a:fillRect/>
                     </a:stretch>
@@ -3769,7 +3673,7 @@
                   <pic:spPr>
                     <a:xfrm>
                       <a:off x="0" y="0"/>
-                      <a:ext cx="4754880" cy="1658112"/>
+                      <a:ext cx="4779264" cy="1682496"/>
                     </a:xfrm>
                     <a:prstGeom prst="rect"/>
                   </pic:spPr>
@@ -3795,7 +3699,7 @@
           <w:color w:val="000000"/>
           <w:sz w:val="24"/>
         </w:rPr>
-        <w:t>Рисунок 5.3 — Инструкция поста</w:t>
+        <w:t>Рисунок 5.2 — Инструкция поста</w:t>
       </w:r>
     </w:p>
     <w:p>
@@ -3836,8 +3740,8 @@
       <w:r>
         <w:drawing>
           <wp:inline xmlns:a="http://schemas.openxmlformats.org/drawingml/2006/main" xmlns:pic="http://schemas.openxmlformats.org/drawingml/2006/picture">
-            <wp:extent cx="5940000" cy="731076"/>
-            <wp:docPr id="6" name="Picture 6"/>
+            <wp:extent cx="5940000" cy="752359"/>
+            <wp:docPr id="5" name="Picture 5"/>
             <wp:cNvGraphicFramePr>
               <a:graphicFrameLocks noChangeAspect="1"/>
             </wp:cNvGraphicFramePr>
@@ -3849,6 +3753,314 @@
                     <pic:cNvPicPr/>
                   </pic:nvPicPr>
                   <pic:blipFill>
+                    <a:blip r:embed="rId15"/>
+                    <a:stretch>
+                      <a:fillRect/>
+                    </a:stretch>
+                  </pic:blipFill>
+                  <pic:spPr>
+                    <a:xfrm>
+                      <a:off x="0" y="0"/>
+                      <a:ext cx="5940000" cy="752359"/>
+                    </a:xfrm>
+                    <a:prstGeom prst="rect"/>
+                  </pic:spPr>
+                </pic:pic>
+              </a:graphicData>
+            </a:graphic>
+          </wp:inline>
+        </w:drawing>
+      </w:r>
+    </w:p>
+    <w:p>
+      <w:pPr>
+        <w:keepNext w:val="0"/>
+        <w:spacing w:line="240" w:lineRule="auto" w:before="40" w:after="200"/>
+        <w:ind w:firstLine="0"/>
+        <w:jc w:val="center"/>
+      </w:pPr>
+      <w:r>
+        <w:rPr>
+          <w:rFonts w:ascii="Times New Roman" w:hAnsi="Times New Roman" w:cs="Times New Roman" w:eastAsia="Times New Roman"/>
+          <w:b w:val="0"/>
+          <w:i/>
+          <w:color w:val="000000"/>
+          <w:sz w:val="24"/>
+        </w:rPr>
+        <w:t>Рисунок 5.3 — Поиск и отбор в таблице поста</w:t>
+      </w:r>
+    </w:p>
+    <w:p>
+      <w:r>
+        <w:rPr>
+          <w:rFonts w:ascii="Times New Roman" w:hAnsi="Times New Roman" w:cs="Times New Roman" w:eastAsia="Times New Roman"/>
+          <w:b w:val="0"/>
+          <w:i w:val="0"/>
+          <w:color w:val="000000"/>
+          <w:sz w:val="28"/>
+        </w:rPr>
+        <w:t xml:space="preserve">Поле </w:t>
+      </w:r>
+      <w:r>
+        <w:rPr>
+          <w:rFonts w:ascii="Times New Roman" w:hAnsi="Times New Roman" w:cs="Times New Roman" w:eastAsia="Times New Roman"/>
+          <w:b/>
+          <w:i w:val="0"/>
+          <w:color w:val="000000"/>
+          <w:sz w:val="28"/>
+        </w:rPr>
+        <w:t>«Поиск..»</w:t>
+      </w:r>
+      <w:r>
+        <w:rPr>
+          <w:rFonts w:ascii="Times New Roman" w:hAnsi="Times New Roman" w:cs="Times New Roman" w:eastAsia="Times New Roman"/>
+          <w:b w:val="0"/>
+          <w:i w:val="0"/>
+          <w:color w:val="000000"/>
+          <w:sz w:val="28"/>
+        </w:rPr>
+        <w:t xml:space="preserve"> отбирает строки по любому видимому значению: государственному регистрационному знаку, марке, фамилии, организации. Раскладка клавиатуры значения не имеет: набранное латиницей находится наравне с кириллицей. А вот опечатку поиск по таблице не прощает - в отличие от поиска по системе из верхней строки, здесь ищется точное вхождение.</w:t>
+      </w:r>
+    </w:p>
+    <w:p>
+      <w:r>
+        <w:rPr>
+          <w:rFonts w:ascii="Times New Roman" w:hAnsi="Times New Roman" w:cs="Times New Roman" w:eastAsia="Times New Roman"/>
+          <w:b w:val="0"/>
+          <w:i w:val="0"/>
+          <w:color w:val="000000"/>
+          <w:sz w:val="28"/>
+        </w:rPr>
+        <w:t xml:space="preserve">Списки </w:t>
+      </w:r>
+      <w:r>
+        <w:rPr>
+          <w:rFonts w:ascii="Times New Roman" w:hAnsi="Times New Roman" w:cs="Times New Roman" w:eastAsia="Times New Roman"/>
+          <w:b/>
+          <w:i w:val="0"/>
+          <w:color w:val="000000"/>
+          <w:sz w:val="28"/>
+        </w:rPr>
+        <w:t>«Все организации»</w:t>
+      </w:r>
+      <w:r>
+        <w:rPr>
+          <w:rFonts w:ascii="Times New Roman" w:hAnsi="Times New Roman" w:cs="Times New Roman" w:eastAsia="Times New Roman"/>
+          <w:b w:val="0"/>
+          <w:i w:val="0"/>
+          <w:color w:val="000000"/>
+          <w:sz w:val="28"/>
+        </w:rPr>
+        <w:t xml:space="preserve"> (1) и </w:t>
+      </w:r>
+      <w:r>
+        <w:rPr>
+          <w:rFonts w:ascii="Times New Roman" w:hAnsi="Times New Roman" w:cs="Times New Roman" w:eastAsia="Times New Roman"/>
+          <w:b/>
+          <w:i w:val="0"/>
+          <w:color w:val="000000"/>
+          <w:sz w:val="28"/>
+        </w:rPr>
+        <w:t>«Все компании»</w:t>
+      </w:r>
+      <w:r>
+        <w:rPr>
+          <w:rFonts w:ascii="Times New Roman" w:hAnsi="Times New Roman" w:cs="Times New Roman" w:eastAsia="Times New Roman"/>
+          <w:b w:val="0"/>
+          <w:i w:val="0"/>
+          <w:color w:val="000000"/>
+          <w:sz w:val="28"/>
+        </w:rPr>
+        <w:t xml:space="preserve"> оставляют в таблице записи выбранных организаций или компаний - отметить можно несколько; </w:t>
+      </w:r>
+      <w:r>
+        <w:rPr>
+          <w:rFonts w:ascii="Times New Roman" w:hAnsi="Times New Roman" w:cs="Times New Roman" w:eastAsia="Times New Roman"/>
+          <w:b/>
+          <w:i w:val="0"/>
+          <w:color w:val="000000"/>
+          <w:sz w:val="28"/>
+        </w:rPr>
+        <w:t>«Все места разгрузки»</w:t>
+      </w:r>
+      <w:r>
+        <w:rPr>
+          <w:rFonts w:ascii="Times New Roman" w:hAnsi="Times New Roman" w:cs="Times New Roman" w:eastAsia="Times New Roman"/>
+          <w:b w:val="0"/>
+          <w:i w:val="0"/>
+          <w:color w:val="000000"/>
+          <w:sz w:val="28"/>
+        </w:rPr>
+        <w:t xml:space="preserve"> (2) есть только у таблиц машин. Поле даты ограничивает выборку периодом.</w:t>
+      </w:r>
+    </w:p>
+    <w:p>
+      <w:r>
+        <w:rPr>
+          <w:rFonts w:ascii="Times New Roman" w:hAnsi="Times New Roman" w:cs="Times New Roman" w:eastAsia="Times New Roman"/>
+          <w:b w:val="0"/>
+          <w:i w:val="0"/>
+          <w:color w:val="000000"/>
+          <w:sz w:val="28"/>
+        </w:rPr>
+        <w:t xml:space="preserve">Кнопка </w:t>
+      </w:r>
+      <w:r>
+        <w:rPr>
+          <w:rFonts w:ascii="Times New Roman" w:hAnsi="Times New Roman" w:cs="Times New Roman" w:eastAsia="Times New Roman"/>
+          <w:b/>
+          <w:i w:val="0"/>
+          <w:color w:val="000000"/>
+          <w:sz w:val="28"/>
+        </w:rPr>
+        <w:t>«Отчёт»</w:t>
+      </w:r>
+      <w:r>
+        <w:rPr>
+          <w:rFonts w:ascii="Times New Roman" w:hAnsi="Times New Roman" w:cs="Times New Roman" w:eastAsia="Times New Roman"/>
+          <w:b w:val="0"/>
+          <w:i w:val="0"/>
+          <w:color w:val="000000"/>
+          <w:sz w:val="28"/>
+        </w:rPr>
+        <w:t xml:space="preserve"> (3) справа открывает суточный отчёт, см. раздел 8.</w:t>
+      </w:r>
+    </w:p>
+    <w:p>
+      <w:pPr>
+        <w:pStyle w:val="Heading2"/>
+        <w:ind w:firstLine="0"/>
+      </w:pPr>
+      <w:r>
+        <w:rPr>
+          <w:rFonts w:ascii="Times New Roman" w:hAnsi="Times New Roman" w:cs="Times New Roman" w:eastAsia="Times New Roman"/>
+          <w:b/>
+          <w:i w:val="0"/>
+          <w:color w:val="000000"/>
+          <w:sz w:val="28"/>
+        </w:rPr>
+        <w:t>5.5. Список «по факту»</w:t>
+      </w:r>
+    </w:p>
+    <w:p>
+      <w:r>
+        <w:rPr>
+          <w:rFonts w:ascii="Times New Roman" w:hAnsi="Times New Roman" w:cs="Times New Roman" w:eastAsia="Times New Roman"/>
+          <w:b w:val="0"/>
+          <w:i w:val="0"/>
+          <w:color w:val="000000"/>
+          <w:sz w:val="28"/>
+        </w:rPr>
+        <w:t xml:space="preserve">Список </w:t>
+      </w:r>
+      <w:r>
+        <w:rPr>
+          <w:rFonts w:ascii="Times New Roman" w:hAnsi="Times New Roman" w:cs="Times New Roman" w:eastAsia="Times New Roman"/>
+          <w:b/>
+          <w:i w:val="0"/>
+          <w:color w:val="000000"/>
+          <w:sz w:val="28"/>
+        </w:rPr>
+        <w:t>«Автомобили по факту»</w:t>
+      </w:r>
+      <w:r>
+        <w:rPr>
+          <w:rFonts w:ascii="Times New Roman" w:hAnsi="Times New Roman" w:cs="Times New Roman" w:eastAsia="Times New Roman"/>
+          <w:b w:val="0"/>
+          <w:i w:val="0"/>
+          <w:color w:val="000000"/>
+          <w:sz w:val="28"/>
+        </w:rPr>
+        <w:t xml:space="preserve"> появляется на посту с таблицей машин, если он включён для этой таблицы: показывается не везде. В нём заявки, поданные без точных данных - номер машины на момент подачи не знали. Строка устроена как в основной таблице, с теми же столбцами; в столбце </w:t>
+      </w:r>
+      <w:r>
+        <w:rPr>
+          <w:rFonts w:ascii="Times New Roman" w:hAnsi="Times New Roman" w:cs="Times New Roman" w:eastAsia="Times New Roman"/>
+          <w:b/>
+          <w:i w:val="0"/>
+          <w:color w:val="000000"/>
+          <w:sz w:val="28"/>
+        </w:rPr>
+        <w:t>«Номер Т/С»</w:t>
+      </w:r>
+      <w:r>
+        <w:rPr>
+          <w:rFonts w:ascii="Times New Roman" w:hAnsi="Times New Roman" w:cs="Times New Roman" w:eastAsia="Times New Roman"/>
+          <w:b w:val="0"/>
+          <w:i w:val="0"/>
+          <w:color w:val="000000"/>
+          <w:sz w:val="28"/>
+        </w:rPr>
+        <w:t xml:space="preserve"> до тех пор, пока вы не введёте настоящий номер при въезде, стоит текст «по факту», а марка остаётся пустой, если её не указали.</w:t>
+      </w:r>
+    </w:p>
+    <w:p>
+      <w:r>
+        <w:rPr>
+          <w:rFonts w:ascii="Times New Roman" w:hAnsi="Times New Roman" w:cs="Times New Roman" w:eastAsia="Times New Roman"/>
+          <w:b w:val="0"/>
+          <w:i w:val="0"/>
+          <w:color w:val="000000"/>
+          <w:sz w:val="28"/>
+        </w:rPr>
+        <w:t>Работа с таким списком описана в подразделе 6.2.</w:t>
+      </w:r>
+    </w:p>
+    <w:p>
+      <w:pPr>
+        <w:pStyle w:val="Heading1"/>
+        <w:ind w:firstLine="0"/>
+      </w:pPr>
+      <w:r>
+        <w:rPr>
+          <w:rFonts w:ascii="Times New Roman" w:hAnsi="Times New Roman" w:cs="Times New Roman" w:eastAsia="Times New Roman"/>
+          <w:b/>
+          <w:i w:val="0"/>
+          <w:color w:val="000000"/>
+          <w:sz w:val="32"/>
+        </w:rPr>
+        <w:t>6. Отметка проезда и прохода</w:t>
+      </w:r>
+    </w:p>
+    <w:p>
+      <w:pPr>
+        <w:pStyle w:val="Heading2"/>
+        <w:ind w:firstLine="0"/>
+      </w:pPr>
+      <w:r>
+        <w:rPr>
+          <w:rFonts w:ascii="Times New Roman" w:hAnsi="Times New Roman" w:cs="Times New Roman" w:eastAsia="Times New Roman"/>
+          <w:b/>
+          <w:i w:val="0"/>
+          <w:color w:val="000000"/>
+          <w:sz w:val="28"/>
+        </w:rPr>
+        <w:t>6.1. Как отметить</w:t>
+      </w:r>
+    </w:p>
+    <w:p>
+      <w:pPr>
+        <w:keepNext/>
+        <w:spacing w:before="120" w:after="40"/>
+        <w:ind w:firstLine="0"/>
+        <w:jc w:val="center"/>
+      </w:pPr>
+      <w:r>
+        <w:drawing>
+          <wp:inline xmlns:a="http://schemas.openxmlformats.org/drawingml/2006/main" xmlns:pic="http://schemas.openxmlformats.org/drawingml/2006/picture">
+            <wp:extent cx="5940000" cy="1350000"/>
+            <wp:docPr id="6" name="Picture 6"/>
+            <wp:cNvGraphicFramePr>
+              <a:graphicFrameLocks noChangeAspect="1"/>
+            </wp:cNvGraphicFramePr>
+            <a:graphic>
+              <a:graphicData uri="http://schemas.openxmlformats.org/drawingml/2006/picture">
+                <pic:pic>
+                  <pic:nvPicPr>
+                    <pic:cNvPr id="0" name="guard-pass-row.png"/>
+                    <pic:cNvPicPr/>
+                  </pic:nvPicPr>
+                  <pic:blipFill>
                     <a:blip r:embed="rId16"/>
                     <a:stretch>
                       <a:fillRect/>
@@ -3857,7 +4069,7 @@
                   <pic:spPr>
                     <a:xfrm>
                       <a:off x="0" y="0"/>
-                      <a:ext cx="5940000" cy="731076"/>
+                      <a:ext cx="5940000" cy="1350000"/>
                     </a:xfrm>
                     <a:prstGeom prst="rect"/>
                   </pic:spPr>
@@ -3883,7 +4095,7 @@
           <w:color w:val="000000"/>
           <w:sz w:val="24"/>
         </w:rPr>
-        <w:t>Рисунок 5.4 — Поиск и отбор в таблице поста</w:t>
+        <w:t>Рисунок 6.1 — Кнопки отметки в строке</w:t>
       </w:r>
     </w:p>
     <w:p>
@@ -3895,7 +4107,7 @@
           <w:color w:val="000000"/>
           <w:sz w:val="28"/>
         </w:rPr>
-        <w:t xml:space="preserve">Поле </w:t>
+        <w:t xml:space="preserve">Найдите строку и нажмите </w:t>
       </w:r>
       <w:r>
         <w:rPr>
@@ -3905,7 +4117,7 @@
           <w:color w:val="000000"/>
           <w:sz w:val="28"/>
         </w:rPr>
-        <w:t>«Поиск..»</w:t>
+        <w:t>«Въезд»</w:t>
       </w:r>
       <w:r>
         <w:rPr>
@@ -3915,7 +4127,27 @@
           <w:color w:val="000000"/>
           <w:sz w:val="28"/>
         </w:rPr>
-        <w:t xml:space="preserve"> отбирает строки по любому видимому значению: государственному регистрационному знаку, марке, фамилии, организации. Раскладка клавиатуры значения не имеет: набранное латиницей находится наравне с кириллицей. А вот опечатку поиск по таблице не прощает - в отличие от поиска по системе из верхней строки, здесь ищется точное вхождение.</w:t>
+        <w:t xml:space="preserve"> (1) - в таблицах людей кнопка называется </w:t>
+      </w:r>
+      <w:r>
+        <w:rPr>
+          <w:rFonts w:ascii="Times New Roman" w:hAnsi="Times New Roman" w:cs="Times New Roman" w:eastAsia="Times New Roman"/>
+          <w:b/>
+          <w:i w:val="0"/>
+          <w:color w:val="000000"/>
+          <w:sz w:val="28"/>
+        </w:rPr>
+        <w:t>«Вход»</w:t>
+      </w:r>
+      <w:r>
+        <w:rPr>
+          <w:rFonts w:ascii="Times New Roman" w:hAnsi="Times New Roman" w:cs="Times New Roman" w:eastAsia="Times New Roman"/>
+          <w:b w:val="0"/>
+          <w:i w:val="0"/>
+          <w:color w:val="000000"/>
+          <w:sz w:val="28"/>
+        </w:rPr>
+        <w:t>. Кнопка рядом отмечает выезд или выход.</w:t>
       </w:r>
     </w:p>
     <w:p>
@@ -3927,18 +4159,10 @@
           <w:color w:val="000000"/>
           <w:sz w:val="28"/>
         </w:rPr>
-        <w:t xml:space="preserve">Списки </w:t>
-      </w:r>
-      <w:r>
-        <w:rPr>
-          <w:rFonts w:ascii="Times New Roman" w:hAnsi="Times New Roman" w:cs="Times New Roman" w:eastAsia="Times New Roman"/>
-          <w:b/>
-          <w:i w:val="0"/>
-          <w:color w:val="000000"/>
-          <w:sz w:val="28"/>
-        </w:rPr>
-        <w:t>«Все организации»</w:t>
-      </w:r>
+        <w:t>Ожидаемый результат: кнопка окрашивается - зелёным после въезда, красным после выезда; счёт находящихся на территории над таблицей меняется. По машинам система дополнительно сообщает, что машина с таким-то номером отмечена о прибытии, а после выезда - что она уехала.</w:t>
+      </w:r>
+    </w:p>
+    <w:p>
       <w:r>
         <w:rPr>
           <w:rFonts w:ascii="Times New Roman" w:hAnsi="Times New Roman" w:cs="Times New Roman" w:eastAsia="Times New Roman"/>
@@ -3947,18 +4171,70 @@
           <w:color w:val="000000"/>
           <w:sz w:val="28"/>
         </w:rPr>
-        <w:t xml:space="preserve"> (1) и </w:t>
-      </w:r>
-      <w:r>
-        <w:rPr>
-          <w:rFonts w:ascii="Times New Roman" w:hAnsi="Times New Roman" w:cs="Times New Roman" w:eastAsia="Times New Roman"/>
-          <w:b/>
-          <w:i w:val="0"/>
-          <w:color w:val="000000"/>
-          <w:sz w:val="28"/>
-        </w:rPr>
-        <w:t>«Все компании»</w:t>
-      </w:r>
+        <w:t>Подтверждения система не спрашивает: отметка ставится сразу по нажатию.</w:t>
+      </w:r>
+    </w:p>
+    <w:p>
+      <w:pPr>
+        <w:keepNext/>
+        <w:spacing w:before="120" w:after="40"/>
+        <w:ind w:firstLine="0"/>
+        <w:jc w:val="center"/>
+      </w:pPr>
+      <w:r>
+        <w:drawing>
+          <wp:inline xmlns:a="http://schemas.openxmlformats.org/drawingml/2006/main" xmlns:pic="http://schemas.openxmlformats.org/drawingml/2006/picture">
+            <wp:extent cx="5940000" cy="3006404"/>
+            <wp:docPr id="7" name="Picture 7"/>
+            <wp:cNvGraphicFramePr>
+              <a:graphicFrameLocks noChangeAspect="1"/>
+            </wp:cNvGraphicFramePr>
+            <a:graphic>
+              <a:graphicData uri="http://schemas.openxmlformats.org/drawingml/2006/picture">
+                <pic:pic>
+                  <pic:nvPicPr>
+                    <pic:cNvPr id="0" name="guard-table-people.png"/>
+                    <pic:cNvPicPr/>
+                  </pic:nvPicPr>
+                  <pic:blipFill>
+                    <a:blip r:embed="rId17"/>
+                    <a:stretch>
+                      <a:fillRect/>
+                    </a:stretch>
+                  </pic:blipFill>
+                  <pic:spPr>
+                    <a:xfrm>
+                      <a:off x="0" y="0"/>
+                      <a:ext cx="5940000" cy="3006404"/>
+                    </a:xfrm>
+                    <a:prstGeom prst="rect"/>
+                  </pic:spPr>
+                </pic:pic>
+              </a:graphicData>
+            </a:graphic>
+          </wp:inline>
+        </w:drawing>
+      </w:r>
+    </w:p>
+    <w:p>
+      <w:pPr>
+        <w:keepNext w:val="0"/>
+        <w:spacing w:line="240" w:lineRule="auto" w:before="40" w:after="200"/>
+        <w:ind w:firstLine="0"/>
+        <w:jc w:val="center"/>
+      </w:pPr>
+      <w:r>
+        <w:rPr>
+          <w:rFonts w:ascii="Times New Roman" w:hAnsi="Times New Roman" w:cs="Times New Roman" w:eastAsia="Times New Roman"/>
+          <w:b w:val="0"/>
+          <w:i/>
+          <w:color w:val="000000"/>
+          <w:sz w:val="24"/>
+        </w:rPr>
+        <w:t>Рисунок 6.2 — Отметка в таблице людей</w:t>
+      </w:r>
+    </w:p>
+    <w:p>
       <w:r>
         <w:rPr>
           <w:rFonts w:ascii="Times New Roman" w:hAnsi="Times New Roman" w:cs="Times New Roman" w:eastAsia="Times New Roman"/>
@@ -3967,18 +4243,10 @@
           <w:color w:val="000000"/>
           <w:sz w:val="28"/>
         </w:rPr>
-        <w:t xml:space="preserve"> оставляют в таблице записи выбранных организаций или компаний - отметить можно несколько; </w:t>
-      </w:r>
-      <w:r>
-        <w:rPr>
-          <w:rFonts w:ascii="Times New Roman" w:hAnsi="Times New Roman" w:cs="Times New Roman" w:eastAsia="Times New Roman"/>
-          <w:b/>
-          <w:i w:val="0"/>
-          <w:color w:val="000000"/>
-          <w:sz w:val="28"/>
-        </w:rPr>
-        <w:t>«Все места разгрузки»</w:t>
-      </w:r>
+        <w:t>В таблицах людей отметка работает так же, но сообщения о ней не выводится - о том, что отметка принята, говорит только цвет кнопки (1).</w:t>
+      </w:r>
+    </w:p>
+    <w:p>
       <w:r>
         <w:rPr>
           <w:rFonts w:ascii="Times New Roman" w:hAnsi="Times New Roman" w:cs="Times New Roman" w:eastAsia="Times New Roman"/>
@@ -3987,59 +4255,7 @@
           <w:color w:val="000000"/>
           <w:sz w:val="28"/>
         </w:rPr>
-        <w:t xml:space="preserve"> (2) есть только у таблиц машин. Поле даты ограничивает выборку периодом.</w:t>
-      </w:r>
-    </w:p>
-    <w:p>
-      <w:r>
-        <w:rPr>
-          <w:rFonts w:ascii="Times New Roman" w:hAnsi="Times New Roman" w:cs="Times New Roman" w:eastAsia="Times New Roman"/>
-          <w:b w:val="0"/>
-          <w:i w:val="0"/>
-          <w:color w:val="000000"/>
-          <w:sz w:val="28"/>
-        </w:rPr>
-        <w:t xml:space="preserve">Кнопки справа: </w:t>
-      </w:r>
-      <w:r>
-        <w:rPr>
-          <w:rFonts w:ascii="Times New Roman" w:hAnsi="Times New Roman" w:cs="Times New Roman" w:eastAsia="Times New Roman"/>
-          <w:b/>
-          <w:i w:val="0"/>
-          <w:color w:val="000000"/>
-          <w:sz w:val="28"/>
-        </w:rPr>
-        <w:t>«Экспорт»</w:t>
-      </w:r>
-      <w:r>
-        <w:rPr>
-          <w:rFonts w:ascii="Times New Roman" w:hAnsi="Times New Roman" w:cs="Times New Roman" w:eastAsia="Times New Roman"/>
-          <w:b w:val="0"/>
-          <w:i w:val="0"/>
-          <w:color w:val="000000"/>
-          <w:sz w:val="28"/>
-        </w:rPr>
-        <w:t xml:space="preserve"> выгружает таблицу в электронную таблицу, </w:t>
-      </w:r>
-      <w:r>
-        <w:rPr>
-          <w:rFonts w:ascii="Times New Roman" w:hAnsi="Times New Roman" w:cs="Times New Roman" w:eastAsia="Times New Roman"/>
-          <w:b/>
-          <w:i w:val="0"/>
-          <w:color w:val="000000"/>
-          <w:sz w:val="28"/>
-        </w:rPr>
-        <w:t>«Отчёт»</w:t>
-      </w:r>
-      <w:r>
-        <w:rPr>
-          <w:rFonts w:ascii="Times New Roman" w:hAnsi="Times New Roman" w:cs="Times New Roman" w:eastAsia="Times New Roman"/>
-          <w:b w:val="0"/>
-          <w:i w:val="0"/>
-          <w:color w:val="000000"/>
-          <w:sz w:val="28"/>
-        </w:rPr>
-        <w:t xml:space="preserve"> (3) открывает отчёт по проходам, см. раздел 8.</w:t>
+        <w:t>Порядок отметок закреплён: обычный выезд отмечается после въезда. После выезда повторный въезд возможен только при действующем допуске. Истёкший срок, отзыв или иное ограничение не обходят повторной отметкой.</w:t>
       </w:r>
     </w:p>
     <w:tbl>
@@ -4090,7 +4306,7 @@
                 <w:color w:val="000000"/>
                 <w:sz w:val="26"/>
               </w:rPr>
-              <w:t>Отбор и поиск действуют и на выгрузку. Выгружается то, что видно на экране, а не вся таблица целиком.</w:t>
+              <w:t>Ошибочную последнюю отметку можно отменить, если система показывает соответствующее действие. В окне «Отмена отметки» выберите или введите причину, затем нажмите «Отменить отметку». Быстрая отмена ограничена 15 минутами и проверяется сервером; чужую или уже заменённую последующей отметку отменять нельзя обычным порядком. В журнале событие сохраняется с признаком отмены, в отчёт и счётчики оно не входит. Если действия нет, сообщите в бюро пропусков. Суточный сброс не закрывает входы тех, кто всё ещё числится на территории.</w:t>
             </w:r>
           </w:p>
         </w:tc>
@@ -4112,22 +4328,6 @@
       </w:r>
     </w:p>
     <w:p>
-      <w:pPr>
-        <w:pStyle w:val="Heading2"/>
-        <w:ind w:firstLine="0"/>
-      </w:pPr>
-      <w:r>
-        <w:rPr>
-          <w:rFonts w:ascii="Times New Roman" w:hAnsi="Times New Roman" w:cs="Times New Roman" w:eastAsia="Times New Roman"/>
-          <w:b/>
-          <w:i w:val="0"/>
-          <w:color w:val="000000"/>
-          <w:sz w:val="28"/>
-        </w:rPr>
-        <w:t>5.5. Список «по факту»</w:t>
-      </w:r>
-    </w:p>
-    <w:p>
       <w:r>
         <w:rPr>
           <w:rFonts w:ascii="Times New Roman" w:hAnsi="Times New Roman" w:cs="Times New Roman" w:eastAsia="Times New Roman"/>
@@ -4136,91 +4336,7 @@
           <w:color w:val="000000"/>
           <w:sz w:val="28"/>
         </w:rPr>
-        <w:t xml:space="preserve">Список </w:t>
-      </w:r>
-      <w:r>
-        <w:rPr>
-          <w:rFonts w:ascii="Times New Roman" w:hAnsi="Times New Roman" w:cs="Times New Roman" w:eastAsia="Times New Roman"/>
-          <w:b/>
-          <w:i w:val="0"/>
-          <w:color w:val="000000"/>
-          <w:sz w:val="28"/>
-        </w:rPr>
-        <w:t>«Автомобили по факту»</w:t>
-      </w:r>
-      <w:r>
-        <w:rPr>
-          <w:rFonts w:ascii="Times New Roman" w:hAnsi="Times New Roman" w:cs="Times New Roman" w:eastAsia="Times New Roman"/>
-          <w:b w:val="0"/>
-          <w:i w:val="0"/>
-          <w:color w:val="000000"/>
-          <w:sz w:val="28"/>
-        </w:rPr>
-        <w:t xml:space="preserve"> появляется на посту с таблицей машин, если он включён для этой таблицы: показывается не везде. В нём заявки, поданные без точных данных - номер машины на момент подачи не знали. Строка устроена как в основной таблице, с теми же столбцами; в столбце </w:t>
-      </w:r>
-      <w:r>
-        <w:rPr>
-          <w:rFonts w:ascii="Times New Roman" w:hAnsi="Times New Roman" w:cs="Times New Roman" w:eastAsia="Times New Roman"/>
-          <w:b/>
-          <w:i w:val="0"/>
-          <w:color w:val="000000"/>
-          <w:sz w:val="28"/>
-        </w:rPr>
-        <w:t>«Номер Т/С»</w:t>
-      </w:r>
-      <w:r>
-        <w:rPr>
-          <w:rFonts w:ascii="Times New Roman" w:hAnsi="Times New Roman" w:cs="Times New Roman" w:eastAsia="Times New Roman"/>
-          <w:b w:val="0"/>
-          <w:i w:val="0"/>
-          <w:color w:val="000000"/>
-          <w:sz w:val="28"/>
-        </w:rPr>
-        <w:t xml:space="preserve"> до тех пор, пока вы не введёте настоящий номер при въезде, стоит текст «по факту», а марка остаётся пустой, если её не указали.</w:t>
-      </w:r>
-    </w:p>
-    <w:p>
-      <w:r>
-        <w:rPr>
-          <w:rFonts w:ascii="Times New Roman" w:hAnsi="Times New Roman" w:cs="Times New Roman" w:eastAsia="Times New Roman"/>
-          <w:b w:val="0"/>
-          <w:i w:val="0"/>
-          <w:color w:val="000000"/>
-          <w:sz w:val="28"/>
-        </w:rPr>
-        <w:t>Работа с таким списком описана в подразделе 6.2.</w:t>
-      </w:r>
-    </w:p>
-    <w:p>
-      <w:pPr>
-        <w:pStyle w:val="Heading1"/>
-        <w:ind w:firstLine="0"/>
-      </w:pPr>
-      <w:r>
-        <w:rPr>
-          <w:rFonts w:ascii="Times New Roman" w:hAnsi="Times New Roman" w:cs="Times New Roman" w:eastAsia="Times New Roman"/>
-          <w:b/>
-          <w:i w:val="0"/>
-          <w:color w:val="000000"/>
-          <w:sz w:val="32"/>
-        </w:rPr>
-        <w:t>6. Отметка проезда и прохода</w:t>
-      </w:r>
-    </w:p>
-    <w:p>
-      <w:pPr>
-        <w:pStyle w:val="Heading2"/>
-        <w:ind w:firstLine="0"/>
-      </w:pPr>
-      <w:r>
-        <w:rPr>
-          <w:rFonts w:ascii="Times New Roman" w:hAnsi="Times New Roman" w:cs="Times New Roman" w:eastAsia="Times New Roman"/>
-          <w:b/>
-          <w:i w:val="0"/>
-          <w:color w:val="000000"/>
-          <w:sz w:val="28"/>
-        </w:rPr>
-        <w:t>6.1. Как отметить</w:t>
+        <w:t>На рисунке показано соответствующее окно с учебными данными.</w:t>
       </w:r>
     </w:p>
     <w:p>
@@ -4233,143 +4349,7 @@
       <w:r>
         <w:drawing>
           <wp:inline xmlns:a="http://schemas.openxmlformats.org/drawingml/2006/main" xmlns:pic="http://schemas.openxmlformats.org/drawingml/2006/picture">
-            <wp:extent cx="5940000" cy="1331169"/>
-            <wp:docPr id="7" name="Picture 7"/>
-            <wp:cNvGraphicFramePr>
-              <a:graphicFrameLocks noChangeAspect="1"/>
-            </wp:cNvGraphicFramePr>
-            <a:graphic>
-              <a:graphicData uri="http://schemas.openxmlformats.org/drawingml/2006/picture">
-                <pic:pic>
-                  <pic:nvPicPr>
-                    <pic:cNvPr id="0" name="guard-pass-row.png"/>
-                    <pic:cNvPicPr/>
-                  </pic:nvPicPr>
-                  <pic:blipFill>
-                    <a:blip r:embed="rId17"/>
-                    <a:stretch>
-                      <a:fillRect/>
-                    </a:stretch>
-                  </pic:blipFill>
-                  <pic:spPr>
-                    <a:xfrm>
-                      <a:off x="0" y="0"/>
-                      <a:ext cx="5940000" cy="1331169"/>
-                    </a:xfrm>
-                    <a:prstGeom prst="rect"/>
-                  </pic:spPr>
-                </pic:pic>
-              </a:graphicData>
-            </a:graphic>
-          </wp:inline>
-        </w:drawing>
-      </w:r>
-    </w:p>
-    <w:p>
-      <w:pPr>
-        <w:keepNext w:val="0"/>
-        <w:spacing w:line="240" w:lineRule="auto" w:before="40" w:after="200"/>
-        <w:ind w:firstLine="0"/>
-        <w:jc w:val="center"/>
-      </w:pPr>
-      <w:r>
-        <w:rPr>
-          <w:rFonts w:ascii="Times New Roman" w:hAnsi="Times New Roman" w:cs="Times New Roman" w:eastAsia="Times New Roman"/>
-          <w:b w:val="0"/>
-          <w:i/>
-          <w:color w:val="000000"/>
-          <w:sz w:val="24"/>
-        </w:rPr>
-        <w:t>Рисунок 6.1 — Кнопки отметки в строке</w:t>
-      </w:r>
-    </w:p>
-    <w:p>
-      <w:r>
-        <w:rPr>
-          <w:rFonts w:ascii="Times New Roman" w:hAnsi="Times New Roman" w:cs="Times New Roman" w:eastAsia="Times New Roman"/>
-          <w:b w:val="0"/>
-          <w:i w:val="0"/>
-          <w:color w:val="000000"/>
-          <w:sz w:val="28"/>
-        </w:rPr>
-        <w:t xml:space="preserve">Найдите строку и нажмите </w:t>
-      </w:r>
-      <w:r>
-        <w:rPr>
-          <w:rFonts w:ascii="Times New Roman" w:hAnsi="Times New Roman" w:cs="Times New Roman" w:eastAsia="Times New Roman"/>
-          <w:b/>
-          <w:i w:val="0"/>
-          <w:color w:val="000000"/>
-          <w:sz w:val="28"/>
-        </w:rPr>
-        <w:t>«Въезд»</w:t>
-      </w:r>
-      <w:r>
-        <w:rPr>
-          <w:rFonts w:ascii="Times New Roman" w:hAnsi="Times New Roman" w:cs="Times New Roman" w:eastAsia="Times New Roman"/>
-          <w:b w:val="0"/>
-          <w:i w:val="0"/>
-          <w:color w:val="000000"/>
-          <w:sz w:val="28"/>
-        </w:rPr>
-        <w:t xml:space="preserve"> (1) - в таблицах людей кнопка называется </w:t>
-      </w:r>
-      <w:r>
-        <w:rPr>
-          <w:rFonts w:ascii="Times New Roman" w:hAnsi="Times New Roman" w:cs="Times New Roman" w:eastAsia="Times New Roman"/>
-          <w:b/>
-          <w:i w:val="0"/>
-          <w:color w:val="000000"/>
-          <w:sz w:val="28"/>
-        </w:rPr>
-        <w:t>«Вход»</w:t>
-      </w:r>
-      <w:r>
-        <w:rPr>
-          <w:rFonts w:ascii="Times New Roman" w:hAnsi="Times New Roman" w:cs="Times New Roman" w:eastAsia="Times New Roman"/>
-          <w:b w:val="0"/>
-          <w:i w:val="0"/>
-          <w:color w:val="000000"/>
-          <w:sz w:val="28"/>
-        </w:rPr>
-        <w:t>. Кнопка рядом отмечает выезд или выход.</w:t>
-      </w:r>
-    </w:p>
-    <w:p>
-      <w:r>
-        <w:rPr>
-          <w:rFonts w:ascii="Times New Roman" w:hAnsi="Times New Roman" w:cs="Times New Roman" w:eastAsia="Times New Roman"/>
-          <w:b w:val="0"/>
-          <w:i w:val="0"/>
-          <w:color w:val="000000"/>
-          <w:sz w:val="28"/>
-        </w:rPr>
-        <w:t>Ожидаемый результат: кнопка окрашивается - зелёным после въезда, красным после выезда; счёт находящихся на территории над таблицей меняется. По машинам система дополнительно сообщает, что машина с таким-то номером отмечена о прибытии, а после выезда - что она уехала.</w:t>
-      </w:r>
-    </w:p>
-    <w:p>
-      <w:r>
-        <w:rPr>
-          <w:rFonts w:ascii="Times New Roman" w:hAnsi="Times New Roman" w:cs="Times New Roman" w:eastAsia="Times New Roman"/>
-          <w:b w:val="0"/>
-          <w:i w:val="0"/>
-          <w:color w:val="000000"/>
-          <w:sz w:val="28"/>
-        </w:rPr>
-        <w:t>Подтверждения система не спрашивает: отметка ставится сразу по нажатию.</w:t>
-      </w:r>
-    </w:p>
-    <w:p>
-      <w:pPr>
-        <w:keepNext/>
-        <w:spacing w:before="120" w:after="40"/>
-        <w:ind w:firstLine="0"/>
-        <w:jc w:val="center"/>
-      </w:pPr>
-      <w:r>
-        <w:drawing>
-          <wp:inline xmlns:a="http://schemas.openxmlformats.org/drawingml/2006/main" xmlns:pic="http://schemas.openxmlformats.org/drawingml/2006/picture">
-            <wp:extent cx="5940000" cy="2994369"/>
+            <wp:extent cx="5588000" cy="4673600"/>
             <wp:docPr id="8" name="Picture 8"/>
             <wp:cNvGraphicFramePr>
               <a:graphicFrameLocks noChangeAspect="1"/>
@@ -4378,7 +4358,7 @@
               <a:graphicData uri="http://schemas.openxmlformats.org/drawingml/2006/picture">
                 <pic:pic>
                   <pic:nvPicPr>
-                    <pic:cNvPr id="0" name="guard-table-people.png"/>
+                    <pic:cNvPr id="0" name="passage-revert-padded.png"/>
                     <pic:cNvPicPr/>
                   </pic:nvPicPr>
                   <pic:blipFill>
@@ -4390,7 +4370,7 @@
                   <pic:spPr>
                     <a:xfrm>
                       <a:off x="0" y="0"/>
-                      <a:ext cx="5940000" cy="2994369"/>
+                      <a:ext cx="5588000" cy="4673600"/>
                     </a:xfrm>
                     <a:prstGeom prst="rect"/>
                   </pic:spPr>
@@ -4416,100 +4396,7 @@
           <w:color w:val="000000"/>
           <w:sz w:val="24"/>
         </w:rPr>
-        <w:t>Рисунок 6.2 — Отметка в таблице людей</w:t>
-      </w:r>
-    </w:p>
-    <w:p>
-      <w:r>
-        <w:rPr>
-          <w:rFonts w:ascii="Times New Roman" w:hAnsi="Times New Roman" w:cs="Times New Roman" w:eastAsia="Times New Roman"/>
-          <w:b w:val="0"/>
-          <w:i w:val="0"/>
-          <w:color w:val="000000"/>
-          <w:sz w:val="28"/>
-        </w:rPr>
-        <w:t>В таблицах людей отметка работает так же, но сообщения о ней не выводится - о том, что отметка принята, говорит только цвет кнопки (1).</w:t>
-      </w:r>
-    </w:p>
-    <w:p>
-      <w:r>
-        <w:rPr>
-          <w:rFonts w:ascii="Times New Roman" w:hAnsi="Times New Roman" w:cs="Times New Roman" w:eastAsia="Times New Roman"/>
-          <w:b w:val="0"/>
-          <w:i w:val="0"/>
-          <w:color w:val="000000"/>
-          <w:sz w:val="28"/>
-        </w:rPr>
-        <w:t>Порядок отметок закреплён: пока не отмечен въезд, кнопка выезда не нажимается. После отметки выезда гаснет она сама, а кнопка въезда снова становится доступной - строка сразу готова к следующему заезду.</w:t>
-      </w:r>
-    </w:p>
-    <w:tbl>
-      <w:tblPr>
-        <w:tblW w:type="auto" w:w="0"/>
-        <w:tblLayout w:type="fixed"/>
-        <w:tblLook w:firstColumn="1" w:firstRow="1" w:lastColumn="0" w:lastRow="0" w:noHBand="0" w:noVBand="1" w:val="04A0"/>
-        <w:tblLayout w:type="fixed"/>
-      </w:tblPr>
-      <w:tblGrid>
-        <w:gridCol w:w="9356"/>
-      </w:tblGrid>
-      <w:tr>
-        <w:trPr>
-          <w:cantSplit w:val="true"/>
-        </w:trPr>
-        <w:tc>
-          <w:tcPr>
-            <w:tcW w:type="dxa" w:w="9354"/>
-            <w:shd w:val="clear" w:fill="FDF6E3"/>
-            <w:tcBorders>
-              <w:left w:val="single" w:sz="24" w:color="B7791F"/>
-              <w:top w:val="single" w:sz="4" w:color="FDF6E3"/>
-              <w:bottom w:val="single" w:sz="4" w:color="FDF6E3"/>
-              <w:right w:val="single" w:sz="4" w:color="FDF6E3"/>
-            </w:tcBorders>
-          </w:tcPr>
-          <w:p>
-            <w:pPr>
-              <w:spacing w:line="288" w:lineRule="auto" w:after="0"/>
-              <w:ind w:firstLine="0"/>
-            </w:pPr>
-            <w:r>
-              <w:rPr>
-                <w:rFonts w:ascii="Times New Roman" w:hAnsi="Times New Roman" w:cs="Times New Roman" w:eastAsia="Times New Roman"/>
-                <w:b/>
-                <w:i w:val="0"/>
-                <w:color w:val="B7791F"/>
-                <w:sz w:val="26"/>
-              </w:rPr>
-              <w:t xml:space="preserve">ВАЖНО. </w:t>
-            </w:r>
-            <w:r>
-              <w:rPr>
-                <w:rFonts w:ascii="Times New Roman" w:hAnsi="Times New Roman" w:cs="Times New Roman" w:eastAsia="Times New Roman"/>
-                <w:b w:val="0"/>
-                <w:i w:val="0"/>
-                <w:color w:val="000000"/>
-                <w:sz w:val="26"/>
-              </w:rPr>
-              <w:t>Отметку нельзя снять или исправить. Ошибочно отмеченный въезд остаётся в истории; сообщите о нём в бюро пропусков. Ночью система сама снимает отметки тех, кто уже выехал, чтобы наутро строка снова была готова к работе; тех, кто числится на территории, она не трогает.</w:t>
-            </w:r>
-          </w:p>
-        </w:tc>
-      </w:tr>
-    </w:tbl>
-    <w:p>
-      <w:pPr>
-        <w:spacing w:after="0" w:line="240" w:lineRule="auto"/>
-        <w:ind w:firstLine="0"/>
-      </w:pPr>
-      <w:r>
-        <w:rPr>
-          <w:rFonts w:ascii="Times New Roman" w:hAnsi="Times New Roman" w:cs="Times New Roman" w:eastAsia="Times New Roman"/>
-          <w:b w:val="0"/>
-          <w:i w:val="0"/>
-          <w:color w:val="000000"/>
-          <w:sz w:val="12"/>
-        </w:rPr>
+        <w:t>Рисунок 6.3 — Причина отмены последней отметки</w:t>
       </w:r>
     </w:p>
     <w:p>
@@ -4650,7 +4537,7 @@
       <w:r>
         <w:drawing>
           <wp:inline xmlns:a="http://schemas.openxmlformats.org/drawingml/2006/main" xmlns:pic="http://schemas.openxmlformats.org/drawingml/2006/picture">
-            <wp:extent cx="3169920" cy="3157728"/>
+            <wp:extent cx="3194304" cy="3182112"/>
             <wp:docPr id="9" name="Picture 9"/>
             <wp:cNvGraphicFramePr>
               <a:graphicFrameLocks noChangeAspect="1"/>
@@ -4671,7 +4558,7 @@
                   <pic:spPr>
                     <a:xfrm>
                       <a:off x="0" y="0"/>
-                      <a:ext cx="3169920" cy="3157728"/>
+                      <a:ext cx="3194304" cy="3182112"/>
                     </a:xfrm>
                     <a:prstGeom prst="rect"/>
                   </pic:spPr>
@@ -4697,7 +4584,7 @@
           <w:color w:val="000000"/>
           <w:sz w:val="24"/>
         </w:rPr>
-        <w:t>Рисунок 6.3 — Окно «Пропуск по факту»</w:t>
+        <w:t>Рисунок 6.4 — Окно «Пропуск по факту»</w:t>
       </w:r>
     </w:p>
     <w:p>
@@ -4850,7 +4737,7 @@
           <w:color w:val="000000"/>
           <w:sz w:val="28"/>
         </w:rPr>
-        <w:t>Отметку въезда система не блокирует и в том случае, когда человек или машина числятся в чёрном списке: запрет виден в карточке записи, см. раздел 7. Прежде чем пропустить, стоит открыть карточку, если что-то вызывает сомнение.</w:t>
+        <w:t>Чёрный список работник поста не сверяет и не видит: при внесении человека или машины в запрет система сама убирает совпадающие записи из таблиц постов. До поста такая строка не доходит, и отмечать по ней нечего.</w:t>
       </w:r>
     </w:p>
     <w:p>
@@ -4862,44 +4749,12 @@
           <w:color w:val="000000"/>
           <w:sz w:val="28"/>
         </w:rPr>
-        <w:t>Чаще такая строка до поста и не доходит: при внесении в чёрный список система сама убирает совпадающие записи из таблиц. Предупреждение в карточке остаётся для случаев, когда совпадение неполное - например, в заявке нет отчества, а в запрете оно есть.</w:t>
-      </w:r>
-    </w:p>
-    <w:p>
-      <w:r>
-        <w:rPr>
-          <w:rFonts w:ascii="Times New Roman" w:hAnsi="Times New Roman" w:cs="Times New Roman" w:eastAsia="Times New Roman"/>
-          <w:b w:val="0"/>
-          <w:i w:val="0"/>
-          <w:color w:val="000000"/>
-          <w:sz w:val="28"/>
-        </w:rPr>
-        <w:t xml:space="preserve">Срок действия пропуска система тоже не подсвечивает - сверяйтесь со столбцом </w:t>
-      </w:r>
-      <w:r>
-        <w:rPr>
-          <w:rFonts w:ascii="Times New Roman" w:hAnsi="Times New Roman" w:cs="Times New Roman" w:eastAsia="Times New Roman"/>
-          <w:b/>
-          <w:i w:val="0"/>
-          <w:color w:val="000000"/>
-          <w:sz w:val="28"/>
-        </w:rPr>
-        <w:t>«Действует до»</w:t>
-      </w:r>
-      <w:r>
-        <w:rPr>
-          <w:rFonts w:ascii="Times New Roman" w:hAnsi="Times New Roman" w:cs="Times New Roman" w:eastAsia="Times New Roman"/>
-          <w:b w:val="0"/>
-          <w:i w:val="0"/>
-          <w:color w:val="000000"/>
-          <w:sz w:val="28"/>
-        </w:rPr>
-        <w:t xml:space="preserve"> и со столбцом времени.</w:t>
+        <w:t>Срок и часы сверяйте со столбцом «Действует до» и временем. У просроченной записи с незакрытым входом рядом появляется компактный значок: нажмите его для пояснения. Такая строка нужна для выхода, а не для нового входа.</w:t>
       </w:r>
     </w:p>
     <w:p>
       <w:pPr>
-        <w:pStyle w:val="Heading1"/>
+        <w:pStyle w:val="Heading2"/>
         <w:ind w:firstLine="0"/>
       </w:pPr>
       <w:r>
@@ -4908,9 +4763,9 @@
           <w:b/>
           <w:i w:val="0"/>
           <w:color w:val="000000"/>
-          <w:sz w:val="32"/>
-        </w:rPr>
-        <w:t>7. Карточка записи</w:t>
+          <w:sz w:val="28"/>
+        </w:rPr>
+        <w:t>6.4. Срок закончился, выход ещё не отмечен</w:t>
       </w:r>
     </w:p>
     <w:p>
@@ -4922,7 +4777,83 @@
           <w:color w:val="000000"/>
           <w:sz w:val="28"/>
         </w:rPr>
-        <w:t>Нажатие на строку таблицы открывает карточку - всё, что система знает о машине или человеке.</w:t>
+        <w:t>Если человек или машина числятся на территории, истечение срока не убирает строку: можно отметить фактический выход/выезд. Отметка нового входа при истёкшем допуске недоступна. После выхода просроченная строка видна ещё пять минут, затем исчезает из текущего списка.</w:t>
+      </w:r>
+    </w:p>
+    <w:p>
+      <w:r>
+        <w:rPr>
+          <w:rFonts w:ascii="Times New Roman" w:hAnsi="Times New Roman" w:cs="Times New Roman" w:eastAsia="Times New Roman"/>
+          <w:b w:val="0"/>
+          <w:i w:val="0"/>
+          <w:color w:val="000000"/>
+          <w:sz w:val="28"/>
+        </w:rPr>
+        <w:t>Проверяйте пояснение у значка в столбце срока. «Время входа неизвестно» — отдельный случай старой записи; это не доказательство нахождения более 48 часов. Старый выход без соответствующего входа сам по себе не удерживает просроченную строку на пять минут.</w:t>
+      </w:r>
+    </w:p>
+    <w:p>
+      <w:pPr>
+        <w:pStyle w:val="Heading2"/>
+        <w:ind w:firstLine="0"/>
+      </w:pPr>
+      <w:r>
+        <w:rPr>
+          <w:rFonts w:ascii="Times New Roman" w:hAnsi="Times New Roman" w:cs="Times New Roman" w:eastAsia="Times New Roman"/>
+          <w:b/>
+          <w:i w:val="0"/>
+          <w:color w:val="000000"/>
+          <w:sz w:val="28"/>
+        </w:rPr>
+        <w:t>6.5. Незакрытые проходы и проезды</w:t>
+      </w:r>
+    </w:p>
+    <w:p>
+      <w:r>
+        <w:rPr>
+          <w:rFonts w:ascii="Times New Roman" w:hAnsi="Times New Roman" w:cs="Times New Roman" w:eastAsia="Times New Roman"/>
+          <w:b w:val="0"/>
+          <w:i w:val="0"/>
+          <w:color w:val="000000"/>
+          <w:sz w:val="28"/>
+        </w:rPr>
+        <w:t>Над таблицей нажмите «Незакрытые проходы» для людей либо «Незакрытые проезды» для машин. Окно открывается для текущего поста и не расширяет доступ к чужим записям. По умолчанию отобраны отметки старше 48 часов; доступны другие режимы, поиск и организация.</w:t>
+      </w:r>
+    </w:p>
+    <w:p>
+      <w:r>
+        <w:rPr>
+          <w:rFonts w:ascii="Times New Roman" w:hAnsi="Times New Roman" w:cs="Times New Roman" w:eastAsia="Times New Roman"/>
+          <w:b w:val="0"/>
+          <w:i w:val="0"/>
+          <w:color w:val="000000"/>
+          <w:sz w:val="28"/>
+        </w:rPr>
+        <w:t>Проверьте имя/номер, основание, время и пост входа. Незакрытая отметка не доказывает, что объект сейчас на территории: работник мог уйти без отметки. Нельзя ставить выдуманное время выхода только ради очистки списка.</w:t>
+      </w:r>
+    </w:p>
+    <w:p>
+      <w:r>
+        <w:rPr>
+          <w:rFonts w:ascii="Times New Roman" w:hAnsi="Times New Roman" w:cs="Times New Roman" w:eastAsia="Times New Roman"/>
+          <w:b w:val="0"/>
+          <w:i w:val="0"/>
+          <w:color w:val="000000"/>
+          <w:sz w:val="28"/>
+        </w:rPr>
+        <w:t>Если известно, что учёт неверен, передайте сведения оператору бюро. Действие «Исправить учёт» появляется только при отдельном праве; порядок для уполномоченного оператора описан в руководстве администратора. Отозванные, архивные или потерявшие привязку записи не возвращаются в доступ охране ради этой операции.</w:t>
+      </w:r>
+    </w:p>
+    <w:p>
+      <w:r>
+        <w:rPr>
+          <w:rFonts w:ascii="Times New Roman" w:hAnsi="Times New Roman" w:cs="Times New Roman" w:eastAsia="Times New Roman"/>
+          <w:b w:val="0"/>
+          <w:i w:val="0"/>
+          <w:color w:val="000000"/>
+          <w:sz w:val="28"/>
+        </w:rPr>
+        <w:t>На рисунке показано соответствующее окно с учебными данными.</w:t>
       </w:r>
     </w:p>
     <w:p>
@@ -4935,7 +4866,7 @@
       <w:r>
         <w:drawing>
           <wp:inline xmlns:a="http://schemas.openxmlformats.org/drawingml/2006/main" xmlns:pic="http://schemas.openxmlformats.org/drawingml/2006/picture">
-            <wp:extent cx="3474719" cy="2859023"/>
+            <wp:extent cx="5940000" cy="2789217"/>
             <wp:docPr id="10" name="Picture 10"/>
             <wp:cNvGraphicFramePr>
               <a:graphicFrameLocks noChangeAspect="1"/>
@@ -4944,7 +4875,7 @@
               <a:graphicData uri="http://schemas.openxmlformats.org/drawingml/2006/picture">
                 <pic:pic>
                   <pic:nvPicPr>
-                    <pic:cNvPr id="0" name="guard-card.png"/>
+                    <pic:cNvPr id="0" name="passages-sample-padded.png"/>
                     <pic:cNvPicPr/>
                   </pic:nvPicPr>
                   <pic:blipFill>
@@ -4956,7 +4887,7 @@
                   <pic:spPr>
                     <a:xfrm>
                       <a:off x="0" y="0"/>
-                      <a:ext cx="3474719" cy="2859023"/>
+                      <a:ext cx="5940000" cy="2789217"/>
                     </a:xfrm>
                     <a:prstGeom prst="rect"/>
                   </pic:spPr>
@@ -4982,10 +4913,26 @@
           <w:color w:val="000000"/>
           <w:sz w:val="24"/>
         </w:rPr>
-        <w:t>Рисунок 7.1 — Карточка записи из таблицы поста</w:t>
+        <w:t>Рисунок 6.5 — Список незакрытых проходов</w:t>
       </w:r>
     </w:p>
     <w:p>
+      <w:pPr>
+        <w:pStyle w:val="Heading1"/>
+        <w:ind w:firstLine="0"/>
+      </w:pPr>
+      <w:r>
+        <w:rPr>
+          <w:rFonts w:ascii="Times New Roman" w:hAnsi="Times New Roman" w:cs="Times New Roman" w:eastAsia="Times New Roman"/>
+          <w:b/>
+          <w:i w:val="0"/>
+          <w:color w:val="000000"/>
+          <w:sz w:val="32"/>
+        </w:rPr>
+        <w:t>7. Карточка записи</w:t>
+      </w:r>
+    </w:p>
+    <w:p>
       <w:r>
         <w:rPr>
           <w:rFonts w:ascii="Times New Roman" w:hAnsi="Times New Roman" w:cs="Times New Roman" w:eastAsia="Times New Roman"/>
@@ -4994,6 +4941,78 @@
           <w:color w:val="000000"/>
           <w:sz w:val="28"/>
         </w:rPr>
+        <w:t>Нажатие на строку таблицы открывает карточку - доступные вам сведения о машине или человеке.</w:t>
+      </w:r>
+    </w:p>
+    <w:p>
+      <w:pPr>
+        <w:keepNext/>
+        <w:spacing w:before="120" w:after="40"/>
+        <w:ind w:firstLine="0"/>
+        <w:jc w:val="center"/>
+      </w:pPr>
+      <w:r>
+        <w:drawing>
+          <wp:inline xmlns:a="http://schemas.openxmlformats.org/drawingml/2006/main" xmlns:pic="http://schemas.openxmlformats.org/drawingml/2006/picture">
+            <wp:extent cx="5940000" cy="4897894"/>
+            <wp:docPr id="11" name="Picture 11"/>
+            <wp:cNvGraphicFramePr>
+              <a:graphicFrameLocks noChangeAspect="1"/>
+            </wp:cNvGraphicFramePr>
+            <a:graphic>
+              <a:graphicData uri="http://schemas.openxmlformats.org/drawingml/2006/picture">
+                <pic:pic>
+                  <pic:nvPicPr>
+                    <pic:cNvPr id="0" name="vehicle-guard-card-padded.png"/>
+                    <pic:cNvPicPr/>
+                  </pic:nvPicPr>
+                  <pic:blipFill>
+                    <a:blip r:embed="rId21"/>
+                    <a:stretch>
+                      <a:fillRect/>
+                    </a:stretch>
+                  </pic:blipFill>
+                  <pic:spPr>
+                    <a:xfrm>
+                      <a:off x="0" y="0"/>
+                      <a:ext cx="5940000" cy="4897894"/>
+                    </a:xfrm>
+                    <a:prstGeom prst="rect"/>
+                  </pic:spPr>
+                </pic:pic>
+              </a:graphicData>
+            </a:graphic>
+          </wp:inline>
+        </w:drawing>
+      </w:r>
+    </w:p>
+    <w:p>
+      <w:pPr>
+        <w:keepNext w:val="0"/>
+        <w:spacing w:line="240" w:lineRule="auto" w:before="40" w:after="200"/>
+        <w:ind w:firstLine="0"/>
+        <w:jc w:val="center"/>
+      </w:pPr>
+      <w:r>
+        <w:rPr>
+          <w:rFonts w:ascii="Times New Roman" w:hAnsi="Times New Roman" w:cs="Times New Roman" w:eastAsia="Times New Roman"/>
+          <w:b w:val="0"/>
+          <w:i/>
+          <w:color w:val="000000"/>
+          <w:sz w:val="24"/>
+        </w:rPr>
+        <w:t>Рисунок 7.1 — Карточка записи из таблицы поста</w:t>
+      </w:r>
+    </w:p>
+    <w:p>
+      <w:r>
+        <w:rPr>
+          <w:rFonts w:ascii="Times New Roman" w:hAnsi="Times New Roman" w:cs="Times New Roman" w:eastAsia="Times New Roman"/>
+          <w:b w:val="0"/>
+          <w:i w:val="0"/>
+          <w:color w:val="000000"/>
+          <w:sz w:val="28"/>
+        </w:rPr>
         <w:t xml:space="preserve">В карточке машины: </w:t>
       </w:r>
       <w:r>
@@ -5116,7 +5135,7 @@
           <w:color w:val="000000"/>
           <w:sz w:val="28"/>
         </w:rPr>
-        <w:t>«Документы»</w:t>
+        <w:t>«Места прохода»</w:t>
       </w:r>
       <w:r>
         <w:rPr>
@@ -5126,7 +5145,7 @@
           <w:color w:val="000000"/>
           <w:sz w:val="28"/>
         </w:rPr>
-        <w:t xml:space="preserve"> - серия и номер паспорта, номер патента или иное разрешение на работы, </w:t>
+        <w:t xml:space="preserve"> и </w:t>
       </w:r>
       <w:r>
         <w:rPr>
@@ -5136,7 +5155,7 @@
           <w:color w:val="000000"/>
           <w:sz w:val="28"/>
         </w:rPr>
-        <w:t>«Места прохода»</w:t>
+        <w:t>«Статус»</w:t>
       </w:r>
       <w:r>
         <w:rPr>
@@ -5146,18 +5165,10 @@
           <w:color w:val="000000"/>
           <w:sz w:val="28"/>
         </w:rPr>
-        <w:t xml:space="preserve"> и </w:t>
-      </w:r>
-      <w:r>
-        <w:rPr>
-          <w:rFonts w:ascii="Times New Roman" w:hAnsi="Times New Roman" w:cs="Times New Roman" w:eastAsia="Times New Roman"/>
-          <w:b/>
-          <w:i w:val="0"/>
-          <w:color w:val="000000"/>
-          <w:sz w:val="28"/>
-        </w:rPr>
-        <w:t>«Статус»</w:t>
-      </w:r>
+        <w:t>: «На территории», «Покинул территорию» или «Не входил». Просмотр паспортных данных и номера патента определяется отдельным правом. При его отсутствии данные скрыты; право просмотра карточки не заменяет это разрешение.</w:t>
+      </w:r>
+    </w:p>
+    <w:p>
       <w:r>
         <w:rPr>
           <w:rFonts w:ascii="Times New Roman" w:hAnsi="Times New Roman" w:cs="Times New Roman" w:eastAsia="Times New Roman"/>
@@ -5166,91 +5177,7 @@
           <w:color w:val="000000"/>
           <w:sz w:val="28"/>
         </w:rPr>
-        <w:t xml:space="preserve">: «На территории», «Покинул территорию» или «Не входил». Паспорт и патент показаны закрытыми, и каждое значение открывается своей кнопкой </w:t>
-      </w:r>
-      <w:r>
-        <w:rPr>
-          <w:rFonts w:ascii="Times New Roman" w:hAnsi="Times New Roman" w:cs="Times New Roman" w:eastAsia="Times New Roman"/>
-          <w:b/>
-          <w:i w:val="0"/>
-          <w:color w:val="000000"/>
-          <w:sz w:val="28"/>
-        </w:rPr>
-        <w:t>«Показать»</w:t>
-      </w:r>
-      <w:r>
-        <w:rPr>
-          <w:rFonts w:ascii="Times New Roman" w:hAnsi="Times New Roman" w:cs="Times New Roman" w:eastAsia="Times New Roman"/>
-          <w:b w:val="0"/>
-          <w:i w:val="0"/>
-          <w:color w:val="000000"/>
-          <w:sz w:val="28"/>
-        </w:rPr>
-        <w:t>; повторное нажатие скрывает его обратно.</w:t>
-      </w:r>
-    </w:p>
-    <w:p>
-      <w:r>
-        <w:rPr>
-          <w:rFonts w:ascii="Times New Roman" w:hAnsi="Times New Roman" w:cs="Times New Roman" w:eastAsia="Times New Roman"/>
-          <w:b w:val="0"/>
-          <w:i w:val="0"/>
-          <w:color w:val="000000"/>
-          <w:sz w:val="28"/>
-        </w:rPr>
-        <w:t xml:space="preserve">В шапке карточки есть </w:t>
-      </w:r>
-      <w:r>
-        <w:rPr>
-          <w:rFonts w:ascii="Times New Roman" w:hAnsi="Times New Roman" w:cs="Times New Roman" w:eastAsia="Times New Roman"/>
-          <w:b/>
-          <w:i w:val="0"/>
-          <w:color w:val="000000"/>
-          <w:sz w:val="28"/>
-        </w:rPr>
-        <w:t>«Открыть заявку»</w:t>
-      </w:r>
-      <w:r>
-        <w:rPr>
-          <w:rFonts w:ascii="Times New Roman" w:hAnsi="Times New Roman" w:cs="Times New Roman" w:eastAsia="Times New Roman"/>
-          <w:b w:val="0"/>
-          <w:i w:val="0"/>
-          <w:color w:val="000000"/>
-          <w:sz w:val="28"/>
-        </w:rPr>
-        <w:t xml:space="preserve"> - переход к заявке, по которой человек или машина попали на пост: там видно, кто подал заявку и на какой срок. Рядом кнопка </w:t>
-      </w:r>
-      <w:r>
-        <w:rPr>
-          <w:rFonts w:ascii="Times New Roman" w:hAnsi="Times New Roman" w:cs="Times New Roman" w:eastAsia="Times New Roman"/>
-          <w:b/>
-          <w:i w:val="0"/>
-          <w:color w:val="000000"/>
-          <w:sz w:val="28"/>
-        </w:rPr>
-        <w:t>«Полная история»</w:t>
-      </w:r>
-      <w:r>
-        <w:rPr>
-          <w:rFonts w:ascii="Times New Roman" w:hAnsi="Times New Roman" w:cs="Times New Roman" w:eastAsia="Times New Roman"/>
-          <w:b w:val="0"/>
-          <w:i w:val="0"/>
-          <w:color w:val="000000"/>
-          <w:sz w:val="28"/>
-        </w:rPr>
-        <w:t>.</w:t>
-      </w:r>
-    </w:p>
-    <w:p>
-      <w:r>
-        <w:rPr>
-          <w:rFonts w:ascii="Times New Roman" w:hAnsi="Times New Roman" w:cs="Times New Roman" w:eastAsia="Times New Roman"/>
-          <w:b w:val="0"/>
-          <w:i w:val="0"/>
-          <w:color w:val="000000"/>
-          <w:sz w:val="28"/>
-        </w:rPr>
-        <w:t>Если человек или машина внесены в чёрный список, вверху карточки появляется предупреждение с причиной запрета.</w:t>
+        <w:t>В шапке карточки доступны действия по выданным правам. «История» показывает прошлые события, значок «Открыть заявку» переводит к основанию, календарь — к изменению срока при отдельном разрешении. Название действия появляется при наведении; право просмотра карточки не даёт право продления. Из истории поста можно открыть доступную сохранившуюся запись, даже если её срок уже закончился; это не восстанавливает допуск на вход.</w:t>
       </w:r>
     </w:p>
     <w:p>
@@ -5313,7 +5240,7 @@
                 <w:color w:val="000000"/>
                 <w:sz w:val="26"/>
               </w:rPr>
-              <w:t>Раздел с документами, история проходов и полная история записи открываются каждый своим правом. Если их нет, карточка показывает текущее состояние, но не прошлые проходы и не паспортные данные.</w:t>
+              <w:t>История проходов и полная история записи открываются каждая своим правом. Без них карточка показывает текущее состояние, но не прошлые проходы.</w:t>
             </w:r>
           </w:p>
         </w:tc>
@@ -5347,14 +5274,20 @@
           <w:color w:val="000000"/>
           <w:sz w:val="32"/>
         </w:rPr>
-        <w:t>8. Суточный отчёт и выгрузка</w:t>
+        <w:t>8. Суточный отчёт</w:t>
       </w:r>
     </w:p>
     <w:p>
-      <w:pPr>
-        <w:pStyle w:val="Heading2"/>
-        <w:ind w:firstLine="0"/>
-      </w:pPr>
+      <w:r>
+        <w:rPr>
+          <w:rFonts w:ascii="Times New Roman" w:hAnsi="Times New Roman" w:cs="Times New Roman" w:eastAsia="Times New Roman"/>
+          <w:b w:val="0"/>
+          <w:i w:val="0"/>
+          <w:color w:val="000000"/>
+          <w:sz w:val="28"/>
+        </w:rPr>
+        <w:t xml:space="preserve">Кнопка </w:t>
+      </w:r>
       <w:r>
         <w:rPr>
           <w:rFonts w:ascii="Times New Roman" w:hAnsi="Times New Roman" w:cs="Times New Roman" w:eastAsia="Times New Roman"/>
@@ -5363,10 +5296,8 @@
           <w:color w:val="000000"/>
           <w:sz w:val="28"/>
         </w:rPr>
-        <w:t>8.1. Отчёт по проходам</w:t>
-      </w:r>
-    </w:p>
-    <w:p>
+        <w:t>«Отчёт»</w:t>
+      </w:r>
       <w:r>
         <w:rPr>
           <w:rFonts w:ascii="Times New Roman" w:hAnsi="Times New Roman" w:cs="Times New Roman" w:eastAsia="Times New Roman"/>
@@ -5375,27 +5306,7 @@
           <w:color w:val="000000"/>
           <w:sz w:val="28"/>
         </w:rPr>
-        <w:t xml:space="preserve">Кнопка </w:t>
-      </w:r>
-      <w:r>
-        <w:rPr>
-          <w:rFonts w:ascii="Times New Roman" w:hAnsi="Times New Roman" w:cs="Times New Roman" w:eastAsia="Times New Roman"/>
-          <w:b/>
-          <w:i w:val="0"/>
-          <w:color w:val="000000"/>
-          <w:sz w:val="28"/>
-        </w:rPr>
-        <w:t>«Отчёт»</w:t>
-      </w:r>
-      <w:r>
-        <w:rPr>
-          <w:rFonts w:ascii="Times New Roman" w:hAnsi="Times New Roman" w:cs="Times New Roman" w:eastAsia="Times New Roman"/>
-          <w:b w:val="0"/>
-          <w:i w:val="0"/>
-          <w:color w:val="000000"/>
-          <w:sz w:val="28"/>
-        </w:rPr>
-        <w:t xml:space="preserve"> над таблицей открывает отчёт по проходам за текущие отчётные сутки по этому посту.</w:t>
+        <w:t xml:space="preserve"> над таблицей открывает отчёт за текущие отчётные сутки по этому посту. Окно названо по тому, что считает таблица: на таблице машин - «Отчёт по проездам», на таблице людей - «Отчёт по проходам».</w:t>
       </w:r>
     </w:p>
     <w:p>
@@ -5408,8 +5319,8 @@
       <w:r>
         <w:drawing>
           <wp:inline xmlns:a="http://schemas.openxmlformats.org/drawingml/2006/main" xmlns:pic="http://schemas.openxmlformats.org/drawingml/2006/picture">
-            <wp:extent cx="4876800" cy="3694176"/>
-            <wp:docPr id="11" name="Picture 11"/>
+            <wp:extent cx="4901184" cy="3852671"/>
+            <wp:docPr id="12" name="Picture 12"/>
             <wp:cNvGraphicFramePr>
               <a:graphicFrameLocks noChangeAspect="1"/>
             </wp:cNvGraphicFramePr>
@@ -5421,7 +5332,7 @@
                     <pic:cNvPicPr/>
                   </pic:nvPicPr>
                   <pic:blipFill>
-                    <a:blip r:embed="rId21"/>
+                    <a:blip r:embed="rId22"/>
                     <a:stretch>
                       <a:fillRect/>
                     </a:stretch>
@@ -5429,7 +5340,7 @@
                   <pic:spPr>
                     <a:xfrm>
                       <a:off x="0" y="0"/>
-                      <a:ext cx="4876800" cy="3694176"/>
+                      <a:ext cx="4901184" cy="3852671"/>
                     </a:xfrm>
                     <a:prstGeom prst="rect"/>
                   </pic:spPr>
@@ -5455,7 +5366,7 @@
           <w:color w:val="000000"/>
           <w:sz w:val="24"/>
         </w:rPr>
-        <w:t>Рисунок 8.1 — Отчёт по проходам</w:t>
+        <w:t>Рисунок 8.1 — Суточный отчёт поста</w:t>
       </w:r>
     </w:p>
     <w:p>
@@ -5536,7 +5447,7 @@
     </w:p>
     <w:p>
       <w:pPr>
-        <w:pStyle w:val="Heading2"/>
+        <w:pStyle w:val="Heading1"/>
         <w:ind w:firstLine="0"/>
       </w:pPr>
       <w:r>
@@ -5545,9 +5456,9 @@
           <w:b/>
           <w:i w:val="0"/>
           <w:color w:val="000000"/>
-          <w:sz w:val="28"/>
-        </w:rPr>
-        <w:t>8.2. Выгрузка таблицы</w:t>
+          <w:sz w:val="32"/>
+        </w:rPr>
+        <w:t>9. Доступные мне</w:t>
       </w:r>
     </w:p>
     <w:p>
@@ -5559,7 +5470,7 @@
           <w:color w:val="000000"/>
           <w:sz w:val="28"/>
         </w:rPr>
-        <w:t xml:space="preserve">Кнопка </w:t>
+        <w:t xml:space="preserve">Раздел </w:t>
       </w:r>
       <w:r>
         <w:rPr>
@@ -5569,7 +5480,7 @@
           <w:color w:val="000000"/>
           <w:sz w:val="28"/>
         </w:rPr>
-        <w:t>«Экспорт»</w:t>
+        <w:t>«Доступные мне»</w:t>
       </w:r>
       <w:r>
         <w:rPr>
@@ -5579,7 +5490,7 @@
           <w:color w:val="000000"/>
           <w:sz w:val="28"/>
         </w:rPr>
-        <w:t xml:space="preserve"> сохраняет содержимое таблицы файлом электронной таблицы. Если на посту включён список «по факту», система сначала спросит, что именно выгружать.</w:t>
+        <w:t xml:space="preserve"> показывает вложения согласованных заявок, места которых закреплены за вами. Он отвечает на вопрос «кого сегодня ждать», когда таблицы поста ещё не заполнены или когда нужно посмотреть заявку целиком.</w:t>
       </w:r>
     </w:p>
     <w:p>
@@ -5592,219 +5503,7 @@
       <w:r>
         <w:drawing>
           <wp:inline xmlns:a="http://schemas.openxmlformats.org/drawingml/2006/main" xmlns:pic="http://schemas.openxmlformats.org/drawingml/2006/picture">
-            <wp:extent cx="2804160" cy="2401824"/>
-            <wp:docPr id="12" name="Picture 12"/>
-            <wp:cNvGraphicFramePr>
-              <a:graphicFrameLocks noChangeAspect="1"/>
-            </wp:cNvGraphicFramePr>
-            <a:graphic>
-              <a:graphicData uri="http://schemas.openxmlformats.org/drawingml/2006/picture">
-                <pic:pic>
-                  <pic:nvPicPr>
-                    <pic:cNvPr id="0" name="guard-export.png"/>
-                    <pic:cNvPicPr/>
-                  </pic:nvPicPr>
-                  <pic:blipFill>
-                    <a:blip r:embed="rId22"/>
-                    <a:stretch>
-                      <a:fillRect/>
-                    </a:stretch>
-                  </pic:blipFill>
-                  <pic:spPr>
-                    <a:xfrm>
-                      <a:off x="0" y="0"/>
-                      <a:ext cx="2804160" cy="2401824"/>
-                    </a:xfrm>
-                    <a:prstGeom prst="rect"/>
-                  </pic:spPr>
-                </pic:pic>
-              </a:graphicData>
-            </a:graphic>
-          </wp:inline>
-        </w:drawing>
-      </w:r>
-    </w:p>
-    <w:p>
-      <w:pPr>
-        <w:keepNext w:val="0"/>
-        <w:spacing w:line="240" w:lineRule="auto" w:before="40" w:after="200"/>
-        <w:ind w:firstLine="0"/>
-        <w:jc w:val="center"/>
-      </w:pPr>
-      <w:r>
-        <w:rPr>
-          <w:rFonts w:ascii="Times New Roman" w:hAnsi="Times New Roman" w:cs="Times New Roman" w:eastAsia="Times New Roman"/>
-          <w:b w:val="0"/>
-          <w:i/>
-          <w:color w:val="000000"/>
-          <w:sz w:val="24"/>
-        </w:rPr>
-        <w:t>Рисунок 8.2 — Выбор данных для выгрузки</w:t>
-      </w:r>
-    </w:p>
-    <w:p>
-      <w:r>
-        <w:rPr>
-          <w:rFonts w:ascii="Times New Roman" w:hAnsi="Times New Roman" w:cs="Times New Roman" w:eastAsia="Times New Roman"/>
-          <w:b w:val="0"/>
-          <w:i w:val="0"/>
-          <w:color w:val="000000"/>
-          <w:sz w:val="28"/>
-        </w:rPr>
-        <w:t xml:space="preserve">Выберите </w:t>
-      </w:r>
-      <w:r>
-        <w:rPr>
-          <w:rFonts w:ascii="Times New Roman" w:hAnsi="Times New Roman" w:cs="Times New Roman" w:eastAsia="Times New Roman"/>
-          <w:b/>
-          <w:i w:val="0"/>
-          <w:color w:val="000000"/>
-          <w:sz w:val="28"/>
-        </w:rPr>
-        <w:t>«Факт + Основная таблица»</w:t>
-      </w:r>
-      <w:r>
-        <w:rPr>
-          <w:rFonts w:ascii="Times New Roman" w:hAnsi="Times New Roman" w:cs="Times New Roman" w:eastAsia="Times New Roman"/>
-          <w:b w:val="0"/>
-          <w:i w:val="0"/>
-          <w:color w:val="000000"/>
-          <w:sz w:val="28"/>
-        </w:rPr>
-        <w:t xml:space="preserve">, </w:t>
-      </w:r>
-      <w:r>
-        <w:rPr>
-          <w:rFonts w:ascii="Times New Roman" w:hAnsi="Times New Roman" w:cs="Times New Roman" w:eastAsia="Times New Roman"/>
-          <w:b/>
-          <w:i w:val="0"/>
-          <w:color w:val="000000"/>
-          <w:sz w:val="28"/>
-        </w:rPr>
-        <w:t>«Только основная таблица»</w:t>
-      </w:r>
-      <w:r>
-        <w:rPr>
-          <w:rFonts w:ascii="Times New Roman" w:hAnsi="Times New Roman" w:cs="Times New Roman" w:eastAsia="Times New Roman"/>
-          <w:b w:val="0"/>
-          <w:i w:val="0"/>
-          <w:color w:val="000000"/>
-          <w:sz w:val="28"/>
-        </w:rPr>
-        <w:t xml:space="preserve"> или </w:t>
-      </w:r>
-      <w:r>
-        <w:rPr>
-          <w:rFonts w:ascii="Times New Roman" w:hAnsi="Times New Roman" w:cs="Times New Roman" w:eastAsia="Times New Roman"/>
-          <w:b/>
-          <w:i w:val="0"/>
-          <w:color w:val="000000"/>
-          <w:sz w:val="28"/>
-        </w:rPr>
-        <w:t>«Только факт»</w:t>
-      </w:r>
-      <w:r>
-        <w:rPr>
-          <w:rFonts w:ascii="Times New Roman" w:hAnsi="Times New Roman" w:cs="Times New Roman" w:eastAsia="Times New Roman"/>
-          <w:b w:val="0"/>
-          <w:i w:val="0"/>
-          <w:color w:val="000000"/>
-          <w:sz w:val="28"/>
-        </w:rPr>
-        <w:t xml:space="preserve"> и нажмите </w:t>
-      </w:r>
-      <w:r>
-        <w:rPr>
-          <w:rFonts w:ascii="Times New Roman" w:hAnsi="Times New Roman" w:cs="Times New Roman" w:eastAsia="Times New Roman"/>
-          <w:b/>
-          <w:i w:val="0"/>
-          <w:color w:val="000000"/>
-          <w:sz w:val="28"/>
-        </w:rPr>
-        <w:t>«Экспортировать»</w:t>
-      </w:r>
-      <w:r>
-        <w:rPr>
-          <w:rFonts w:ascii="Times New Roman" w:hAnsi="Times New Roman" w:cs="Times New Roman" w:eastAsia="Times New Roman"/>
-          <w:b w:val="0"/>
-          <w:i w:val="0"/>
-          <w:color w:val="000000"/>
-          <w:sz w:val="28"/>
-        </w:rPr>
-        <w:t>.</w:t>
-      </w:r>
-    </w:p>
-    <w:p>
-      <w:r>
-        <w:rPr>
-          <w:rFonts w:ascii="Times New Roman" w:hAnsi="Times New Roman" w:cs="Times New Roman" w:eastAsia="Times New Roman"/>
-          <w:b w:val="0"/>
-          <w:i w:val="0"/>
-          <w:color w:val="000000"/>
-          <w:sz w:val="28"/>
-        </w:rPr>
-        <w:t>В файл попадают те же столбцы, что видны на экране, а отметки въезда и выезда записываются словами «Да» и «Нет». Внизу файла система проставляет, кто и когда его сформировал.</w:t>
-      </w:r>
-    </w:p>
-    <w:p>
-      <w:pPr>
-        <w:pStyle w:val="Heading1"/>
-        <w:ind w:firstLine="0"/>
-      </w:pPr>
-      <w:r>
-        <w:rPr>
-          <w:rFonts w:ascii="Times New Roman" w:hAnsi="Times New Roman" w:cs="Times New Roman" w:eastAsia="Times New Roman"/>
-          <w:b/>
-          <w:i w:val="0"/>
-          <w:color w:val="000000"/>
-          <w:sz w:val="32"/>
-        </w:rPr>
-        <w:t>9. Доступные мне</w:t>
-      </w:r>
-    </w:p>
-    <w:p>
-      <w:r>
-        <w:rPr>
-          <w:rFonts w:ascii="Times New Roman" w:hAnsi="Times New Roman" w:cs="Times New Roman" w:eastAsia="Times New Roman"/>
-          <w:b w:val="0"/>
-          <w:i w:val="0"/>
-          <w:color w:val="000000"/>
-          <w:sz w:val="28"/>
-        </w:rPr>
-        <w:t xml:space="preserve">Раздел </w:t>
-      </w:r>
-      <w:r>
-        <w:rPr>
-          <w:rFonts w:ascii="Times New Roman" w:hAnsi="Times New Roman" w:cs="Times New Roman" w:eastAsia="Times New Roman"/>
-          <w:b/>
-          <w:i w:val="0"/>
-          <w:color w:val="000000"/>
-          <w:sz w:val="28"/>
-        </w:rPr>
-        <w:t>«Доступные мне»</w:t>
-      </w:r>
-      <w:r>
-        <w:rPr>
-          <w:rFonts w:ascii="Times New Roman" w:hAnsi="Times New Roman" w:cs="Times New Roman" w:eastAsia="Times New Roman"/>
-          <w:b w:val="0"/>
-          <w:i w:val="0"/>
-          <w:color w:val="000000"/>
-          <w:sz w:val="28"/>
-        </w:rPr>
-        <w:t xml:space="preserve"> показывает вложения согласованных заявок, места которых закреплены за вами. Он отвечает на вопрос «кого сегодня ждать», когда таблицы поста ещё не заполнены или когда нужно посмотреть заявку целиком.</w:t>
-      </w:r>
-    </w:p>
-    <w:p>
-      <w:pPr>
-        <w:keepNext/>
-        <w:spacing w:before="120" w:after="40"/>
-        <w:ind w:firstLine="0"/>
-        <w:jc w:val="center"/>
-      </w:pPr>
-      <w:r>
-        <w:drawing>
-          <wp:inline xmlns:a="http://schemas.openxmlformats.org/drawingml/2006/main" xmlns:pic="http://schemas.openxmlformats.org/drawingml/2006/picture">
-            <wp:extent cx="5940000" cy="3883846"/>
+            <wp:extent cx="5940000" cy="3892247"/>
             <wp:docPr id="13" name="Picture 13"/>
             <wp:cNvGraphicFramePr>
               <a:graphicFrameLocks noChangeAspect="1"/>
@@ -5825,7 +5524,7 @@
                   <pic:spPr>
                     <a:xfrm>
                       <a:off x="0" y="0"/>
-                      <a:ext cx="5940000" cy="3883846"/>
+                      <a:ext cx="5940000" cy="3892247"/>
                     </a:xfrm>
                     <a:prstGeom prst="rect"/>
                   </pic:spPr>
@@ -6196,7 +5895,7 @@
           <w:color w:val="000000"/>
           <w:sz w:val="28"/>
         </w:rPr>
-        <w:t xml:space="preserve"> открывает бланк вложения для просмотра, если он у этого вида вложений предусмотрен.</w:t>
+        <w:t xml:space="preserve"> открывает бланк вложения для просмотра, если он у этого вида вложений предусмотрен. Паспортные данные в бланке закрыты прочерком: они показываются инициатору заявки и тем, кому разрешена их выгрузка, если у учётной записи нет отдельного разрешения.</w:t>
       </w:r>
     </w:p>
     <w:tbl>
@@ -6312,9 +6011,9 @@
         <w:tblLayout w:type="fixed"/>
       </w:tblPr>
       <w:tblGrid>
-        <w:gridCol w:w="2268"/>
-        <w:gridCol w:w="2866"/>
-        <w:gridCol w:w="4222"/>
+        <w:gridCol w:w="1984"/>
+        <w:gridCol w:w="2996"/>
+        <w:gridCol w:w="4375"/>
       </w:tblGrid>
       <w:tr>
         <w:trPr>
@@ -6323,7 +6022,7 @@
         </w:trPr>
         <w:tc>
           <w:tcPr>
-            <w:tcW w:type="dxa" w:w="2268"/>
+            <w:tcW w:type="dxa" w:w="1984"/>
             <w:shd w:val="clear" w:fill="E8E8E8"/>
           </w:tcPr>
           <w:p>
@@ -6347,7 +6046,7 @@
         </w:tc>
         <w:tc>
           <w:tcPr>
-            <w:tcW w:type="dxa" w:w="2865"/>
+            <w:tcW w:type="dxa" w:w="2995"/>
             <w:shd w:val="clear" w:fill="E8E8E8"/>
           </w:tcPr>
           <w:p>
@@ -6371,7 +6070,7 @@
         </w:tc>
         <w:tc>
           <w:tcPr>
-            <w:tcW w:type="dxa" w:w="4221"/>
+            <w:tcW w:type="dxa" w:w="4375"/>
             <w:shd w:val="clear" w:fill="E8E8E8"/>
           </w:tcPr>
           <w:p>
@@ -6400,7 +6099,7 @@
         </w:trPr>
         <w:tc>
           <w:tcPr>
-            <w:tcW w:type="dxa" w:w="2268"/>
+            <w:tcW w:type="dxa" w:w="1984"/>
           </w:tcPr>
           <w:p>
             <w:pPr>
@@ -6422,7 +6121,7 @@
         </w:tc>
         <w:tc>
           <w:tcPr>
-            <w:tcW w:type="dxa" w:w="2865"/>
+            <w:tcW w:type="dxa" w:w="2995"/>
           </w:tcPr>
           <w:p>
             <w:pPr>
@@ -6444,7 +6143,7 @@
         </w:tc>
         <w:tc>
           <w:tcPr>
-            <w:tcW w:type="dxa" w:w="4221"/>
+            <w:tcW w:type="dxa" w:w="4375"/>
           </w:tcPr>
           <w:p>
             <w:pPr>
@@ -6471,7 +6170,7 @@
         </w:trPr>
         <w:tc>
           <w:tcPr>
-            <w:tcW w:type="dxa" w:w="2268"/>
+            <w:tcW w:type="dxa" w:w="1984"/>
           </w:tcPr>
           <w:p>
             <w:pPr>
@@ -6493,7 +6192,7 @@
         </w:tc>
         <w:tc>
           <w:tcPr>
-            <w:tcW w:type="dxa" w:w="2865"/>
+            <w:tcW w:type="dxa" w:w="2995"/>
           </w:tcPr>
           <w:p>
             <w:pPr>
@@ -6509,13 +6208,13 @@
                 <w:color w:val="000000"/>
                 <w:sz w:val="24"/>
               </w:rPr>
-              <w:t>Въезд по этой строке ещё не отмечен</w:t>
+              <w:t>Нет открытого входа, изменились данные или недостаточно прав</w:t>
             </w:r>
           </w:p>
         </w:tc>
         <w:tc>
           <w:tcPr>
-            <w:tcW w:type="dxa" w:w="4221"/>
+            <w:tcW w:type="dxa" w:w="4375"/>
           </w:tcPr>
           <w:p>
             <w:pPr>
@@ -6531,7 +6230,7 @@
                 <w:color w:val="000000"/>
                 <w:sz w:val="24"/>
               </w:rPr>
-              <w:t>Сначала отметить въезд: порядок отметок закреплён</w:t>
+              <w:t>Обновить строку и проверить пояснение; не создавать фиктивный вход ради выезда</w:t>
             </w:r>
           </w:p>
         </w:tc>
@@ -6542,7 +6241,7 @@
         </w:trPr>
         <w:tc>
           <w:tcPr>
-            <w:tcW w:type="dxa" w:w="2268"/>
+            <w:tcW w:type="dxa" w:w="1984"/>
           </w:tcPr>
           <w:p>
             <w:pPr>
@@ -6564,7 +6263,7 @@
         </w:tc>
         <w:tc>
           <w:tcPr>
-            <w:tcW w:type="dxa" w:w="2865"/>
+            <w:tcW w:type="dxa" w:w="2995"/>
           </w:tcPr>
           <w:p>
             <w:pPr>
@@ -6586,7 +6285,7 @@
         </w:tc>
         <w:tc>
           <w:tcPr>
-            <w:tcW w:type="dxa" w:w="4221"/>
+            <w:tcW w:type="dxa" w:w="4375"/>
           </w:tcPr>
           <w:p>
             <w:pPr>
@@ -6602,7 +6301,7 @@
                 <w:color w:val="000000"/>
                 <w:sz w:val="24"/>
               </w:rPr>
-              <w:t>Обратиться в бюро пропусков; кнопка видна всем, а действие проверяется на сервере</w:t>
+              <w:t>Обратиться в бюро пропусков; набор видимых действий и серверный отказ зависят от прав</w:t>
             </w:r>
           </w:p>
         </w:tc>
@@ -6613,7 +6312,7 @@
         </w:trPr>
         <w:tc>
           <w:tcPr>
-            <w:tcW w:type="dxa" w:w="2268"/>
+            <w:tcW w:type="dxa" w:w="1984"/>
           </w:tcPr>
           <w:p>
             <w:pPr>
@@ -6635,7 +6334,7 @@
         </w:tc>
         <w:tc>
           <w:tcPr>
-            <w:tcW w:type="dxa" w:w="2865"/>
+            <w:tcW w:type="dxa" w:w="2995"/>
           </w:tcPr>
           <w:p>
             <w:pPr>
@@ -6651,13 +6350,13 @@
                 <w:color w:val="000000"/>
                 <w:sz w:val="24"/>
               </w:rPr>
-              <w:t>Отметку отменить нельзя</w:t>
+              <w:t>Возможна отмена последней отметки при соблюдении условий</w:t>
             </w:r>
           </w:p>
         </w:tc>
         <w:tc>
           <w:tcPr>
-            <w:tcW w:type="dxa" w:w="4221"/>
+            <w:tcW w:type="dxa" w:w="4375"/>
           </w:tcPr>
           <w:p>
             <w:pPr>
@@ -6673,7 +6372,7 @@
                 <w:color w:val="000000"/>
                 <w:sz w:val="24"/>
               </w:rPr>
-              <w:t>Сообщить в бюро пропусков: исправление вносит администратор</w:t>
+              <w:t>Использовать доступное действие отмены и указать причину; иначе обратиться в бюро</w:t>
             </w:r>
           </w:p>
         </w:tc>
@@ -6684,78 +6383,7 @@
         </w:trPr>
         <w:tc>
           <w:tcPr>
-            <w:tcW w:type="dxa" w:w="2268"/>
-          </w:tcPr>
-          <w:p>
-            <w:pPr>
-              <w:spacing w:line="240" w:lineRule="auto" w:after="0"/>
-              <w:ind w:firstLine="0"/>
-              <w:jc w:val="left"/>
-            </w:pPr>
-            <w:r>
-              <w:rPr>
-                <w:rFonts w:ascii="Times New Roman" w:hAnsi="Times New Roman" w:cs="Times New Roman" w:eastAsia="Times New Roman"/>
-                <w:b w:val="0"/>
-                <w:i w:val="0"/>
-                <w:color w:val="000000"/>
-                <w:sz w:val="24"/>
-              </w:rPr>
-              <w:t>В карточке предупреждение о чёрном списке</w:t>
-            </w:r>
-          </w:p>
-        </w:tc>
-        <w:tc>
-          <w:tcPr>
-            <w:tcW w:type="dxa" w:w="2865"/>
-          </w:tcPr>
-          <w:p>
-            <w:pPr>
-              <w:spacing w:line="240" w:lineRule="auto" w:after="0"/>
-              <w:ind w:firstLine="0"/>
-              <w:jc w:val="left"/>
-            </w:pPr>
-            <w:r>
-              <w:rPr>
-                <w:rFonts w:ascii="Times New Roman" w:hAnsi="Times New Roman" w:cs="Times New Roman" w:eastAsia="Times New Roman"/>
-                <w:b w:val="0"/>
-                <w:i w:val="0"/>
-                <w:color w:val="000000"/>
-                <w:sz w:val="24"/>
-              </w:rPr>
-              <w:t>Доступ этому человеку или транспорту запрещён</w:t>
-            </w:r>
-          </w:p>
-        </w:tc>
-        <w:tc>
-          <w:tcPr>
-            <w:tcW w:type="dxa" w:w="4221"/>
-          </w:tcPr>
-          <w:p>
-            <w:pPr>
-              <w:spacing w:line="240" w:lineRule="auto" w:after="0"/>
-              <w:ind w:firstLine="0"/>
-              <w:jc w:val="left"/>
-            </w:pPr>
-            <w:r>
-              <w:rPr>
-                <w:rFonts w:ascii="Times New Roman" w:hAnsi="Times New Roman" w:cs="Times New Roman" w:eastAsia="Times New Roman"/>
-                <w:b w:val="0"/>
-                <w:i w:val="0"/>
-                <w:color w:val="000000"/>
-                <w:sz w:val="24"/>
-              </w:rPr>
-              <w:t>Не пропускать, действовать по правилам предприятия</w:t>
-            </w:r>
-          </w:p>
-        </w:tc>
-      </w:tr>
-      <w:tr>
-        <w:trPr>
-          <w:cantSplit w:val="true"/>
-        </w:trPr>
-        <w:tc>
-          <w:tcPr>
-            <w:tcW w:type="dxa" w:w="2268"/>
+            <w:tcW w:type="dxa" w:w="1984"/>
           </w:tcPr>
           <w:p>
             <w:pPr>
@@ -6777,7 +6405,7 @@
         </w:tc>
         <w:tc>
           <w:tcPr>
-            <w:tcW w:type="dxa" w:w="2865"/>
+            <w:tcW w:type="dxa" w:w="2995"/>
           </w:tcPr>
           <w:p>
             <w:pPr>
@@ -6799,7 +6427,7 @@
         </w:tc>
         <w:tc>
           <w:tcPr>
-            <w:tcW w:type="dxa" w:w="4221"/>
+            <w:tcW w:type="dxa" w:w="4375"/>
           </w:tcPr>
           <w:p>
             <w:pPr>
@@ -6846,7 +6474,7 @@
         </w:trPr>
         <w:tc>
           <w:tcPr>
-            <w:tcW w:type="dxa" w:w="2268"/>
+            <w:tcW w:type="dxa" w:w="1984"/>
           </w:tcPr>
           <w:p>
             <w:pPr>
@@ -6868,7 +6496,7 @@
         </w:tc>
         <w:tc>
           <w:tcPr>
-            <w:tcW w:type="dxa" w:w="2865"/>
+            <w:tcW w:type="dxa" w:w="2995"/>
           </w:tcPr>
           <w:p>
             <w:pPr>
@@ -6890,7 +6518,7 @@
         </w:tc>
         <w:tc>
           <w:tcPr>
-            <w:tcW w:type="dxa" w:w="4221"/>
+            <w:tcW w:type="dxa" w:w="4375"/>
           </w:tcPr>
           <w:p>
             <w:pPr>
@@ -6975,28 +6603,1756 @@
                 <w:color w:val="000000"/>
                 <w:sz w:val="26"/>
               </w:rPr>
-              <w:t xml:space="preserve">Столбец </w:t>
+              <w:t>Срок и часы допуска считаются по Москве. Дата «сегодня» не означает действующий допуск до полуночи, если указан конечный час: при сроке до 18:00 в 18:00 новый вход уже запрещён. Возможность отметить выход у просроченной строки не продлевает её срок.</w:t>
             </w:r>
+          </w:p>
+        </w:tc>
+      </w:tr>
+    </w:tbl>
+    <w:p>
+      <w:pPr>
+        <w:spacing w:after="0" w:line="240" w:lineRule="auto"/>
+        <w:ind w:firstLine="0"/>
+      </w:pPr>
+      <w:r>
+        <w:rPr>
+          <w:rFonts w:ascii="Times New Roman" w:hAnsi="Times New Roman" w:cs="Times New Roman" w:eastAsia="Times New Roman"/>
+          <w:b w:val="0"/>
+          <w:i w:val="0"/>
+          <w:color w:val="000000"/>
+          <w:sz w:val="12"/>
+        </w:rPr>
+      </w:r>
+    </w:p>
+    <w:p>
+      <w:r>
+        <w:br w:type="page"/>
+      </w:r>
+    </w:p>
+    <w:p>
+      <w:pPr>
+        <w:pStyle w:val="Heading1"/>
+        <w:ind w:firstLine="0"/>
+      </w:pPr>
+      <w:r>
+        <w:rPr>
+          <w:rFonts w:ascii="Times New Roman" w:hAnsi="Times New Roman" w:cs="Times New Roman" w:eastAsia="Times New Roman"/>
+          <w:b/>
+          <w:i w:val="0"/>
+          <w:color w:val="000000"/>
+          <w:sz w:val="32"/>
+        </w:rPr>
+        <w:t>ЛИСТ РЕГИСТРАЦИИ ИЗМЕНЕНИЙ</w:t>
+      </w:r>
+    </w:p>
+    <w:p>
+      <w:r>
+        <w:rPr>
+          <w:rFonts w:ascii="Times New Roman" w:hAnsi="Times New Roman" w:cs="Times New Roman" w:eastAsia="Times New Roman"/>
+          <w:b w:val="0"/>
+          <w:i w:val="0"/>
+          <w:color w:val="000000"/>
+          <w:sz w:val="28"/>
+        </w:rPr>
+        <w:t>В таблице фиксируются изменения документа. Версия повышается при выпуске новой редакции: вторая цифра при уточнениях и дополнениях, первая при переработке структуры или существенном изменении требований.</w:t>
+      </w:r>
+    </w:p>
+    <w:p>
+      <w:pPr>
+        <w:keepNext/>
+        <w:spacing w:line="240" w:lineRule="auto" w:before="160" w:after="80"/>
+        <w:ind w:firstLine="0"/>
+        <w:jc w:val="left"/>
+      </w:pPr>
+      <w:r>
+        <w:rPr>
+          <w:rFonts w:ascii="Times New Roman" w:hAnsi="Times New Roman" w:cs="Times New Roman" w:eastAsia="Times New Roman"/>
+          <w:b w:val="0"/>
+          <w:i/>
+          <w:color w:val="000000"/>
+          <w:sz w:val="24"/>
+        </w:rPr>
+        <w:t>Таблица И.1 — Регистрация изменений</w:t>
+      </w:r>
+    </w:p>
+    <w:tbl>
+      <w:tblPr>
+        <w:tblStyle w:val="TableGrid"/>
+        <w:tblW w:type="auto" w:w="0"/>
+        <w:jc w:val="center"/>
+        <w:tblLayout w:type="fixed"/>
+        <w:tblLook w:firstColumn="1" w:firstRow="1" w:lastColumn="0" w:lastRow="0" w:noHBand="0" w:noVBand="1" w:val="04A0"/>
+        <w:tblLayout w:type="fixed"/>
+      </w:tblPr>
+      <w:tblGrid>
+        <w:gridCol w:w="1134"/>
+        <w:gridCol w:w="1701"/>
+        <w:gridCol w:w="5670"/>
+        <w:gridCol w:w="850"/>
+      </w:tblGrid>
+      <w:tr>
+        <w:trPr>
+          <w:tblHeader w:val="true"/>
+          <w:cantSplit w:val="true"/>
+        </w:trPr>
+        <w:tc>
+          <w:tcPr>
+            <w:tcW w:type="dxa" w:w="1134"/>
+            <w:shd w:val="clear" w:fill="E8E8E8"/>
+          </w:tcPr>
+          <w:p>
+            <w:pPr>
+              <w:keepNext/>
+              <w:spacing w:line="240" w:lineRule="auto" w:after="0"/>
+              <w:ind w:firstLine="0"/>
+              <w:jc w:val="left"/>
+            </w:pPr>
             <w:r>
               <w:rPr>
                 <w:rFonts w:ascii="Times New Roman" w:hAnsi="Times New Roman" w:cs="Times New Roman" w:eastAsia="Times New Roman"/>
                 <w:b/>
                 <w:i w:val="0"/>
                 <w:color w:val="000000"/>
-                <w:sz w:val="26"/>
+                <w:sz w:val="24"/>
               </w:rPr>
-              <w:t>«Действует до»</w:t>
+              <w:t>Версия</w:t>
             </w:r>
+          </w:p>
+        </w:tc>
+        <w:tc>
+          <w:tcPr>
+            <w:tcW w:type="dxa" w:w="1701"/>
+            <w:shd w:val="clear" w:fill="E8E8E8"/>
+          </w:tcPr>
+          <w:p>
+            <w:pPr>
+              <w:keepNext/>
+              <w:spacing w:line="240" w:lineRule="auto" w:after="0"/>
+              <w:ind w:firstLine="0"/>
+              <w:jc w:val="left"/>
+            </w:pPr>
+            <w:r>
+              <w:rPr>
+                <w:rFonts w:ascii="Times New Roman" w:hAnsi="Times New Roman" w:cs="Times New Roman" w:eastAsia="Times New Roman"/>
+                <w:b/>
+                <w:i w:val="0"/>
+                <w:color w:val="000000"/>
+                <w:sz w:val="24"/>
+              </w:rPr>
+              <w:t>Дата</w:t>
+            </w:r>
+          </w:p>
+        </w:tc>
+        <w:tc>
+          <w:tcPr>
+            <w:tcW w:type="dxa" w:w="5669"/>
+            <w:shd w:val="clear" w:fill="E8E8E8"/>
+          </w:tcPr>
+          <w:p>
+            <w:pPr>
+              <w:keepNext/>
+              <w:spacing w:line="240" w:lineRule="auto" w:after="0"/>
+              <w:ind w:firstLine="0"/>
+              <w:jc w:val="left"/>
+            </w:pPr>
+            <w:r>
+              <w:rPr>
+                <w:rFonts w:ascii="Times New Roman" w:hAnsi="Times New Roman" w:cs="Times New Roman" w:eastAsia="Times New Roman"/>
+                <w:b/>
+                <w:i w:val="0"/>
+                <w:color w:val="000000"/>
+                <w:sz w:val="24"/>
+              </w:rPr>
+              <w:t>Содержание изменения</w:t>
+            </w:r>
+          </w:p>
+        </w:tc>
+        <w:tc>
+          <w:tcPr>
+            <w:tcW w:type="dxa" w:w="850"/>
+            <w:shd w:val="clear" w:fill="E8E8E8"/>
+          </w:tcPr>
+          <w:p>
+            <w:pPr>
+              <w:keepNext/>
+              <w:spacing w:line="240" w:lineRule="auto" w:after="0"/>
+              <w:ind w:firstLine="0"/>
+              <w:jc w:val="left"/>
+            </w:pPr>
+            <w:r>
+              <w:rPr>
+                <w:rFonts w:ascii="Times New Roman" w:hAnsi="Times New Roman" w:cs="Times New Roman" w:eastAsia="Times New Roman"/>
+                <w:b/>
+                <w:i w:val="0"/>
+                <w:color w:val="000000"/>
+                <w:sz w:val="24"/>
+              </w:rPr>
+              <w:t>Внёс</w:t>
+            </w:r>
+          </w:p>
+        </w:tc>
+      </w:tr>
+      <w:tr>
+        <w:trPr>
+          <w:cantSplit w:val="true"/>
+        </w:trPr>
+        <w:tc>
+          <w:tcPr>
+            <w:tcW w:type="dxa" w:w="1134"/>
+          </w:tcPr>
+          <w:p>
+            <w:pPr>
+              <w:spacing w:line="240" w:lineRule="auto" w:after="0"/>
+              <w:ind w:firstLine="0"/>
+              <w:jc w:val="left"/>
+            </w:pPr>
             <w:r>
               <w:rPr>
                 <w:rFonts w:ascii="Times New Roman" w:hAnsi="Times New Roman" w:cs="Times New Roman" w:eastAsia="Times New Roman"/>
                 <w:b w:val="0"/>
                 <w:i w:val="0"/>
                 <w:color w:val="000000"/>
-                <w:sz w:val="26"/>
+                <w:sz w:val="24"/>
               </w:rPr>
-              <w:t xml:space="preserve"> и столбец времени - главный ориентир на посту. Система не запрещает отметить проход по записи, срок которой истекает сегодня, и не предупреждает об этом заранее.</w:t>
+              <w:t>1.0</w:t>
             </w:r>
+          </w:p>
+        </w:tc>
+        <w:tc>
+          <w:tcPr>
+            <w:tcW w:type="dxa" w:w="1701"/>
+          </w:tcPr>
+          <w:p>
+            <w:pPr>
+              <w:spacing w:line="240" w:lineRule="auto" w:after="0"/>
+              <w:ind w:firstLine="0"/>
+              <w:jc w:val="left"/>
+            </w:pPr>
+            <w:r>
+              <w:rPr>
+                <w:rFonts w:ascii="Times New Roman" w:hAnsi="Times New Roman" w:cs="Times New Roman" w:eastAsia="Times New Roman"/>
+                <w:b w:val="0"/>
+                <w:i w:val="0"/>
+                <w:color w:val="000000"/>
+                <w:sz w:val="24"/>
+              </w:rPr>
+              <w:t>11.08.2026</w:t>
+            </w:r>
+          </w:p>
+        </w:tc>
+        <w:tc>
+          <w:tcPr>
+            <w:tcW w:type="dxa" w:w="5669"/>
+          </w:tcPr>
+          <w:p>
+            <w:pPr>
+              <w:spacing w:line="240" w:lineRule="auto" w:after="0"/>
+              <w:ind w:firstLine="0"/>
+              <w:jc w:val="left"/>
+            </w:pPr>
+            <w:r>
+              <w:rPr>
+                <w:rFonts w:ascii="Times New Roman" w:hAnsi="Times New Roman" w:cs="Times New Roman" w:eastAsia="Times New Roman"/>
+                <w:b w:val="0"/>
+                <w:i w:val="0"/>
+                <w:color w:val="000000"/>
+                <w:sz w:val="24"/>
+              </w:rPr>
+              <w:t>Первая редакция</w:t>
+            </w:r>
+          </w:p>
+        </w:tc>
+        <w:tc>
+          <w:tcPr>
+            <w:tcW w:type="dxa" w:w="850"/>
+          </w:tcPr>
+          <w:p>
+            <w:pPr>
+              <w:spacing w:line="240" w:lineRule="auto" w:after="0"/>
+              <w:ind w:firstLine="0"/>
+              <w:jc w:val="left"/>
+            </w:pPr>
+          </w:p>
+        </w:tc>
+      </w:tr>
+      <w:tr>
+        <w:trPr>
+          <w:cantSplit w:val="true"/>
+        </w:trPr>
+        <w:tc>
+          <w:tcPr>
+            <w:tcW w:type="dxa" w:w="1134"/>
+          </w:tcPr>
+          <w:p>
+            <w:pPr>
+              <w:spacing w:line="240" w:lineRule="auto" w:after="0"/>
+              <w:ind w:firstLine="0"/>
+              <w:jc w:val="left"/>
+            </w:pPr>
+            <w:r>
+              <w:rPr>
+                <w:rFonts w:ascii="Times New Roman" w:hAnsi="Times New Roman" w:cs="Times New Roman" w:eastAsia="Times New Roman"/>
+                <w:b w:val="0"/>
+                <w:i w:val="0"/>
+                <w:color w:val="000000"/>
+                <w:sz w:val="24"/>
+              </w:rPr>
+              <w:t>1.1</w:t>
+            </w:r>
+          </w:p>
+        </w:tc>
+        <w:tc>
+          <w:tcPr>
+            <w:tcW w:type="dxa" w:w="1701"/>
+          </w:tcPr>
+          <w:p>
+            <w:pPr>
+              <w:spacing w:line="240" w:lineRule="auto" w:after="0"/>
+              <w:ind w:firstLine="0"/>
+              <w:jc w:val="left"/>
+            </w:pPr>
+            <w:r>
+              <w:rPr>
+                <w:rFonts w:ascii="Times New Roman" w:hAnsi="Times New Roman" w:cs="Times New Roman" w:eastAsia="Times New Roman"/>
+                <w:b w:val="0"/>
+                <w:i w:val="0"/>
+                <w:color w:val="000000"/>
+                <w:sz w:val="24"/>
+              </w:rPr>
+              <w:t>13.08.2026</w:t>
+            </w:r>
+          </w:p>
+        </w:tc>
+        <w:tc>
+          <w:tcPr>
+            <w:tcW w:type="dxa" w:w="5669"/>
+          </w:tcPr>
+          <w:p>
+            <w:pPr>
+              <w:spacing w:line="240" w:lineRule="auto" w:after="0"/>
+              <w:ind w:firstLine="0"/>
+              <w:jc w:val="left"/>
+            </w:pPr>
+            <w:r>
+              <w:rPr>
+                <w:rFonts w:ascii="Times New Roman" w:hAnsi="Times New Roman" w:cs="Times New Roman" w:eastAsia="Times New Roman"/>
+                <w:b w:val="0"/>
+                <w:i w:val="0"/>
+                <w:color w:val="000000"/>
+                <w:sz w:val="24"/>
+              </w:rPr>
+              <w:t>Термин «Смена» заменён на «Отчётные сутки» по всему документу: учёт проходов ведётся сутками с границей 21:30, рабочей смены поста в системе нет. Выверено по коду описание списка «по факту» - в него попадают машины из поданных заявок, номер которых не был известен при подаче, а не пропущенные без заявки вовсе. Убраны функции, которых у работника поста нет: история изменений таблицы, версии, корзина, добавление строки вручную. Переписан раздел о суточном отчёте</w:t>
+            </w:r>
+          </w:p>
+        </w:tc>
+        <w:tc>
+          <w:tcPr>
+            <w:tcW w:type="dxa" w:w="850"/>
+          </w:tcPr>
+          <w:p>
+            <w:pPr>
+              <w:spacing w:line="240" w:lineRule="auto" w:after="0"/>
+              <w:ind w:firstLine="0"/>
+              <w:jc w:val="left"/>
+            </w:pPr>
+          </w:p>
+        </w:tc>
+      </w:tr>
+      <w:tr>
+        <w:trPr>
+          <w:cantSplit w:val="true"/>
+        </w:trPr>
+        <w:tc>
+          <w:tcPr>
+            <w:tcW w:type="dxa" w:w="1134"/>
+          </w:tcPr>
+          <w:p>
+            <w:pPr>
+              <w:spacing w:line="240" w:lineRule="auto" w:after="0"/>
+              <w:ind w:firstLine="0"/>
+              <w:jc w:val="left"/>
+            </w:pPr>
+            <w:r>
+              <w:rPr>
+                <w:rFonts w:ascii="Times New Roman" w:hAnsi="Times New Roman" w:cs="Times New Roman" w:eastAsia="Times New Roman"/>
+                <w:b w:val="0"/>
+                <w:i w:val="0"/>
+                <w:color w:val="000000"/>
+                <w:sz w:val="24"/>
+              </w:rPr>
+              <w:t>1.2</w:t>
+            </w:r>
+          </w:p>
+        </w:tc>
+        <w:tc>
+          <w:tcPr>
+            <w:tcW w:type="dxa" w:w="1701"/>
+          </w:tcPr>
+          <w:p>
+            <w:pPr>
+              <w:spacing w:line="240" w:lineRule="auto" w:after="0"/>
+              <w:ind w:firstLine="0"/>
+              <w:jc w:val="left"/>
+            </w:pPr>
+            <w:r>
+              <w:rPr>
+                <w:rFonts w:ascii="Times New Roman" w:hAnsi="Times New Roman" w:cs="Times New Roman" w:eastAsia="Times New Roman"/>
+                <w:b w:val="0"/>
+                <w:i w:val="0"/>
+                <w:color w:val="000000"/>
+                <w:sz w:val="24"/>
+              </w:rPr>
+              <w:t>14.08.2026</w:t>
+            </w:r>
+          </w:p>
+        </w:tc>
+        <w:tc>
+          <w:tcPr>
+            <w:tcW w:type="dxa" w:w="5669"/>
+          </w:tcPr>
+          <w:p>
+            <w:pPr>
+              <w:spacing w:line="240" w:lineRule="auto" w:after="0"/>
+              <w:ind w:firstLine="0"/>
+              <w:jc w:val="left"/>
+            </w:pPr>
+            <w:r>
+              <w:rPr>
+                <w:rFonts w:ascii="Times New Roman" w:hAnsi="Times New Roman" w:cs="Times New Roman" w:eastAsia="Times New Roman"/>
+                <w:b w:val="0"/>
+                <w:i w:val="0"/>
+                <w:color w:val="000000"/>
+                <w:sz w:val="24"/>
+              </w:rPr>
+              <w:t>Лист условий использования сокращён и смягчён: оставлены принадлежность прав, запрет передачи третьим лицам и отсутствие лицензии; убраны срок действия ограничений, требования письменного согласия и подтверждения уничтожения копий</w:t>
+            </w:r>
+          </w:p>
+        </w:tc>
+        <w:tc>
+          <w:tcPr>
+            <w:tcW w:type="dxa" w:w="850"/>
+          </w:tcPr>
+          <w:p>
+            <w:pPr>
+              <w:spacing w:line="240" w:lineRule="auto" w:after="0"/>
+              <w:ind w:firstLine="0"/>
+              <w:jc w:val="left"/>
+            </w:pPr>
+          </w:p>
+        </w:tc>
+      </w:tr>
+      <w:tr>
+        <w:trPr>
+          <w:cantSplit w:val="true"/>
+        </w:trPr>
+        <w:tc>
+          <w:tcPr>
+            <w:tcW w:type="dxa" w:w="1134"/>
+          </w:tcPr>
+          <w:p>
+            <w:pPr>
+              <w:spacing w:line="240" w:lineRule="auto" w:after="0"/>
+              <w:ind w:firstLine="0"/>
+              <w:jc w:val="left"/>
+            </w:pPr>
+            <w:r>
+              <w:rPr>
+                <w:rFonts w:ascii="Times New Roman" w:hAnsi="Times New Roman" w:cs="Times New Roman" w:eastAsia="Times New Roman"/>
+                <w:b w:val="0"/>
+                <w:i w:val="0"/>
+                <w:color w:val="000000"/>
+                <w:sz w:val="24"/>
+              </w:rPr>
+              <w:t>1.3</w:t>
+            </w:r>
+          </w:p>
+        </w:tc>
+        <w:tc>
+          <w:tcPr>
+            <w:tcW w:type="dxa" w:w="1701"/>
+          </w:tcPr>
+          <w:p>
+            <w:pPr>
+              <w:spacing w:line="240" w:lineRule="auto" w:after="0"/>
+              <w:ind w:firstLine="0"/>
+              <w:jc w:val="left"/>
+            </w:pPr>
+            <w:r>
+              <w:rPr>
+                <w:rFonts w:ascii="Times New Roman" w:hAnsi="Times New Roman" w:cs="Times New Roman" w:eastAsia="Times New Roman"/>
+                <w:b w:val="0"/>
+                <w:i w:val="0"/>
+                <w:color w:val="000000"/>
+                <w:sz w:val="24"/>
+              </w:rPr>
+              <w:t>14.08.2026</w:t>
+            </w:r>
+          </w:p>
+        </w:tc>
+        <w:tc>
+          <w:tcPr>
+            <w:tcW w:type="dxa" w:w="5669"/>
+          </w:tcPr>
+          <w:p>
+            <w:pPr>
+              <w:spacing w:line="240" w:lineRule="auto" w:after="0"/>
+              <w:ind w:firstLine="0"/>
+              <w:jc w:val="left"/>
+            </w:pPr>
+            <w:r>
+              <w:rPr>
+                <w:rFonts w:ascii="Times New Roman" w:hAnsi="Times New Roman" w:cs="Times New Roman" w:eastAsia="Times New Roman"/>
+                <w:b w:val="0"/>
+                <w:i w:val="0"/>
+                <w:color w:val="000000"/>
+                <w:sz w:val="24"/>
+              </w:rPr>
+              <w:t>Свойства файла заполнены выходными данными документа: прежде в них стояли служебные значения средства сборки</w:t>
+            </w:r>
+          </w:p>
+        </w:tc>
+        <w:tc>
+          <w:tcPr>
+            <w:tcW w:type="dxa" w:w="850"/>
+          </w:tcPr>
+          <w:p>
+            <w:pPr>
+              <w:spacing w:line="240" w:lineRule="auto" w:after="0"/>
+              <w:ind w:firstLine="0"/>
+              <w:jc w:val="left"/>
+            </w:pPr>
+          </w:p>
+        </w:tc>
+      </w:tr>
+      <w:tr>
+        <w:trPr>
+          <w:cantSplit w:val="true"/>
+        </w:trPr>
+        <w:tc>
+          <w:tcPr>
+            <w:tcW w:type="dxa" w:w="1134"/>
+          </w:tcPr>
+          <w:p>
+            <w:pPr>
+              <w:spacing w:line="240" w:lineRule="auto" w:after="0"/>
+              <w:ind w:firstLine="0"/>
+              <w:jc w:val="left"/>
+            </w:pPr>
+            <w:r>
+              <w:rPr>
+                <w:rFonts w:ascii="Times New Roman" w:hAnsi="Times New Roman" w:cs="Times New Roman" w:eastAsia="Times New Roman"/>
+                <w:b w:val="0"/>
+                <w:i w:val="0"/>
+                <w:color w:val="000000"/>
+                <w:sz w:val="24"/>
+              </w:rPr>
+              <w:t>1.4</w:t>
+            </w:r>
+          </w:p>
+        </w:tc>
+        <w:tc>
+          <w:tcPr>
+            <w:tcW w:type="dxa" w:w="1701"/>
+          </w:tcPr>
+          <w:p>
+            <w:pPr>
+              <w:spacing w:line="240" w:lineRule="auto" w:after="0"/>
+              <w:ind w:firstLine="0"/>
+              <w:jc w:val="left"/>
+            </w:pPr>
+            <w:r>
+              <w:rPr>
+                <w:rFonts w:ascii="Times New Roman" w:hAnsi="Times New Roman" w:cs="Times New Roman" w:eastAsia="Times New Roman"/>
+                <w:b w:val="0"/>
+                <w:i w:val="0"/>
+                <w:color w:val="000000"/>
+                <w:sz w:val="24"/>
+              </w:rPr>
+              <w:t>14.08.2026</w:t>
+            </w:r>
+          </w:p>
+        </w:tc>
+        <w:tc>
+          <w:tcPr>
+            <w:tcW w:type="dxa" w:w="5669"/>
+          </w:tcPr>
+          <w:p>
+            <w:pPr>
+              <w:spacing w:line="240" w:lineRule="auto" w:after="0"/>
+              <w:ind w:firstLine="0"/>
+              <w:jc w:val="left"/>
+            </w:pPr>
+            <w:r>
+              <w:rPr>
+                <w:rFonts w:ascii="Times New Roman" w:hAnsi="Times New Roman" w:cs="Times New Roman" w:eastAsia="Times New Roman"/>
+                <w:b w:val="0"/>
+                <w:i w:val="0"/>
+                <w:color w:val="000000"/>
+                <w:sz w:val="24"/>
+              </w:rPr>
+              <w:t>Уточнено, что при внесении в чёрный список совпадающие записи убираются из таблиц постов, а предупреждение в карточке остаётся для неполных совпадений</w:t>
+            </w:r>
+          </w:p>
+        </w:tc>
+        <w:tc>
+          <w:tcPr>
+            <w:tcW w:type="dxa" w:w="850"/>
+          </w:tcPr>
+          <w:p>
+            <w:pPr>
+              <w:spacing w:line="240" w:lineRule="auto" w:after="0"/>
+              <w:ind w:firstLine="0"/>
+              <w:jc w:val="left"/>
+            </w:pPr>
+          </w:p>
+        </w:tc>
+      </w:tr>
+      <w:tr>
+        <w:trPr>
+          <w:cantSplit w:val="true"/>
+        </w:trPr>
+        <w:tc>
+          <w:tcPr>
+            <w:tcW w:type="dxa" w:w="1134"/>
+          </w:tcPr>
+          <w:p>
+            <w:pPr>
+              <w:spacing w:line="240" w:lineRule="auto" w:after="0"/>
+              <w:ind w:firstLine="0"/>
+              <w:jc w:val="left"/>
+            </w:pPr>
+            <w:r>
+              <w:rPr>
+                <w:rFonts w:ascii="Times New Roman" w:hAnsi="Times New Roman" w:cs="Times New Roman" w:eastAsia="Times New Roman"/>
+                <w:b w:val="0"/>
+                <w:i w:val="0"/>
+                <w:color w:val="000000"/>
+                <w:sz w:val="24"/>
+              </w:rPr>
+              <w:t>1.5</w:t>
+            </w:r>
+          </w:p>
+        </w:tc>
+        <w:tc>
+          <w:tcPr>
+            <w:tcW w:type="dxa" w:w="1701"/>
+          </w:tcPr>
+          <w:p>
+            <w:pPr>
+              <w:spacing w:line="240" w:lineRule="auto" w:after="0"/>
+              <w:ind w:firstLine="0"/>
+              <w:jc w:val="left"/>
+            </w:pPr>
+            <w:r>
+              <w:rPr>
+                <w:rFonts w:ascii="Times New Roman" w:hAnsi="Times New Roman" w:cs="Times New Roman" w:eastAsia="Times New Roman"/>
+                <w:b w:val="0"/>
+                <w:i w:val="0"/>
+                <w:color w:val="000000"/>
+                <w:sz w:val="24"/>
+              </w:rPr>
+              <w:t>20.08.2026</w:t>
+            </w:r>
+          </w:p>
+        </w:tc>
+        <w:tc>
+          <w:tcPr>
+            <w:tcW w:type="dxa" w:w="5669"/>
+          </w:tcPr>
+          <w:p>
+            <w:pPr>
+              <w:spacing w:line="240" w:lineRule="auto" w:after="0"/>
+              <w:ind w:firstLine="0"/>
+              <w:jc w:val="left"/>
+            </w:pPr>
+            <w:r>
+              <w:rPr>
+                <w:rFonts w:ascii="Times New Roman" w:hAnsi="Times New Roman" w:cs="Times New Roman" w:eastAsia="Times New Roman"/>
+                <w:b w:val="0"/>
+                <w:i w:val="0"/>
+                <w:color w:val="000000"/>
+                <w:sz w:val="24"/>
+              </w:rPr>
+              <w:t>Суточный отчёт назван так, как его называет система: на таблице машин окно подписано «Отчёт по проездам», на таблице людей - «Отчёт по проходам»</w:t>
+            </w:r>
+          </w:p>
+        </w:tc>
+        <w:tc>
+          <w:tcPr>
+            <w:tcW w:type="dxa" w:w="850"/>
+          </w:tcPr>
+          <w:p>
+            <w:pPr>
+              <w:spacing w:line="240" w:lineRule="auto" w:after="0"/>
+              <w:ind w:firstLine="0"/>
+              <w:jc w:val="left"/>
+            </w:pPr>
+          </w:p>
+        </w:tc>
+      </w:tr>
+      <w:tr>
+        <w:trPr>
+          <w:cantSplit w:val="true"/>
+        </w:trPr>
+        <w:tc>
+          <w:tcPr>
+            <w:tcW w:type="dxa" w:w="1134"/>
+          </w:tcPr>
+          <w:p>
+            <w:pPr>
+              <w:spacing w:line="240" w:lineRule="auto" w:after="0"/>
+              <w:ind w:firstLine="0"/>
+              <w:jc w:val="left"/>
+            </w:pPr>
+            <w:r>
+              <w:rPr>
+                <w:rFonts w:ascii="Times New Roman" w:hAnsi="Times New Roman" w:cs="Times New Roman" w:eastAsia="Times New Roman"/>
+                <w:b w:val="0"/>
+                <w:i w:val="0"/>
+                <w:color w:val="000000"/>
+                <w:sz w:val="24"/>
+              </w:rPr>
+              <w:t>1.6</w:t>
+            </w:r>
+          </w:p>
+        </w:tc>
+        <w:tc>
+          <w:tcPr>
+            <w:tcW w:type="dxa" w:w="1701"/>
+          </w:tcPr>
+          <w:p>
+            <w:pPr>
+              <w:spacing w:line="240" w:lineRule="auto" w:after="0"/>
+              <w:ind w:firstLine="0"/>
+              <w:jc w:val="left"/>
+            </w:pPr>
+            <w:r>
+              <w:rPr>
+                <w:rFonts w:ascii="Times New Roman" w:hAnsi="Times New Roman" w:cs="Times New Roman" w:eastAsia="Times New Roman"/>
+                <w:b w:val="0"/>
+                <w:i w:val="0"/>
+                <w:color w:val="000000"/>
+                <w:sz w:val="24"/>
+              </w:rPr>
+              <w:t>21.08.2026</w:t>
+            </w:r>
+          </w:p>
+        </w:tc>
+        <w:tc>
+          <w:tcPr>
+            <w:tcW w:type="dxa" w:w="5669"/>
+          </w:tcPr>
+          <w:p>
+            <w:pPr>
+              <w:spacing w:line="240" w:lineRule="auto" w:after="0"/>
+              <w:ind w:firstLine="0"/>
+              <w:jc w:val="left"/>
+            </w:pPr>
+            <w:r>
+              <w:rPr>
+                <w:rFonts w:ascii="Times New Roman" w:hAnsi="Times New Roman" w:cs="Times New Roman" w:eastAsia="Times New Roman"/>
+                <w:b w:val="0"/>
+                <w:i w:val="0"/>
+                <w:color w:val="000000"/>
+                <w:sz w:val="24"/>
+              </w:rPr>
+              <w:t>Уточнено, что в просматриваемом бланке сведения документов видны по праву на их выгрузку, а карточки людей это не затрагивает</w:t>
+            </w:r>
+          </w:p>
+        </w:tc>
+        <w:tc>
+          <w:tcPr>
+            <w:tcW w:type="dxa" w:w="850"/>
+          </w:tcPr>
+          <w:p>
+            <w:pPr>
+              <w:spacing w:line="240" w:lineRule="auto" w:after="0"/>
+              <w:ind w:firstLine="0"/>
+              <w:jc w:val="left"/>
+            </w:pPr>
+          </w:p>
+        </w:tc>
+      </w:tr>
+      <w:tr>
+        <w:trPr>
+          <w:cantSplit w:val="true"/>
+        </w:trPr>
+        <w:tc>
+          <w:tcPr>
+            <w:tcW w:type="dxa" w:w="1134"/>
+          </w:tcPr>
+          <w:p>
+            <w:pPr>
+              <w:spacing w:line="240" w:lineRule="auto" w:after="0"/>
+              <w:ind w:firstLine="0"/>
+              <w:jc w:val="left"/>
+            </w:pPr>
+            <w:r>
+              <w:rPr>
+                <w:rFonts w:ascii="Times New Roman" w:hAnsi="Times New Roman" w:cs="Times New Roman" w:eastAsia="Times New Roman"/>
+                <w:b w:val="0"/>
+                <w:i w:val="0"/>
+                <w:color w:val="000000"/>
+                <w:sz w:val="24"/>
+              </w:rPr>
+              <w:t>1.7</w:t>
+            </w:r>
+          </w:p>
+        </w:tc>
+        <w:tc>
+          <w:tcPr>
+            <w:tcW w:type="dxa" w:w="1701"/>
+          </w:tcPr>
+          <w:p>
+            <w:pPr>
+              <w:spacing w:line="240" w:lineRule="auto" w:after="0"/>
+              <w:ind w:firstLine="0"/>
+              <w:jc w:val="left"/>
+            </w:pPr>
+            <w:r>
+              <w:rPr>
+                <w:rFonts w:ascii="Times New Roman" w:hAnsi="Times New Roman" w:cs="Times New Roman" w:eastAsia="Times New Roman"/>
+                <w:b w:val="0"/>
+                <w:i w:val="0"/>
+                <w:color w:val="000000"/>
+                <w:sz w:val="24"/>
+              </w:rPr>
+              <w:t>21.08.2026</w:t>
+            </w:r>
+          </w:p>
+        </w:tc>
+        <w:tc>
+          <w:tcPr>
+            <w:tcW w:type="dxa" w:w="5669"/>
+          </w:tcPr>
+          <w:p>
+            <w:pPr>
+              <w:spacing w:line="240" w:lineRule="auto" w:after="0"/>
+              <w:ind w:firstLine="0"/>
+              <w:jc w:val="left"/>
+            </w:pPr>
+            <w:r>
+              <w:rPr>
+                <w:rFonts w:ascii="Times New Roman" w:hAnsi="Times New Roman" w:cs="Times New Roman" w:eastAsia="Times New Roman"/>
+                <w:b w:val="0"/>
+                <w:i w:val="0"/>
+                <w:color w:val="000000"/>
+                <w:sz w:val="24"/>
+              </w:rPr>
+              <w:t>Уточнено, что сведения документов в бланке видны инициатору заявки и носителям права на выгрузку</w:t>
+            </w:r>
+          </w:p>
+        </w:tc>
+        <w:tc>
+          <w:tcPr>
+            <w:tcW w:type="dxa" w:w="850"/>
+          </w:tcPr>
+          <w:p>
+            <w:pPr>
+              <w:spacing w:line="240" w:lineRule="auto" w:after="0"/>
+              <w:ind w:firstLine="0"/>
+              <w:jc w:val="left"/>
+            </w:pPr>
+          </w:p>
+        </w:tc>
+      </w:tr>
+      <w:tr>
+        <w:trPr>
+          <w:cantSplit w:val="true"/>
+        </w:trPr>
+        <w:tc>
+          <w:tcPr>
+            <w:tcW w:type="dxa" w:w="1134"/>
+          </w:tcPr>
+          <w:p>
+            <w:pPr>
+              <w:spacing w:line="240" w:lineRule="auto" w:after="0"/>
+              <w:ind w:firstLine="0"/>
+              <w:jc w:val="left"/>
+            </w:pPr>
+            <w:r>
+              <w:rPr>
+                <w:rFonts w:ascii="Times New Roman" w:hAnsi="Times New Roman" w:cs="Times New Roman" w:eastAsia="Times New Roman"/>
+                <w:b w:val="0"/>
+                <w:i w:val="0"/>
+                <w:color w:val="000000"/>
+                <w:sz w:val="24"/>
+              </w:rPr>
+              <w:t>2.0</w:t>
+            </w:r>
+          </w:p>
+        </w:tc>
+        <w:tc>
+          <w:tcPr>
+            <w:tcW w:type="dxa" w:w="1701"/>
+          </w:tcPr>
+          <w:p>
+            <w:pPr>
+              <w:spacing w:line="240" w:lineRule="auto" w:after="0"/>
+              <w:ind w:firstLine="0"/>
+              <w:jc w:val="left"/>
+            </w:pPr>
+            <w:r>
+              <w:rPr>
+                <w:rFonts w:ascii="Times New Roman" w:hAnsi="Times New Roman" w:cs="Times New Roman" w:eastAsia="Times New Roman"/>
+                <w:b w:val="0"/>
+                <w:i w:val="0"/>
+                <w:color w:val="000000"/>
+                <w:sz w:val="24"/>
+              </w:rPr>
+              <w:t>31.08.2026</w:t>
+            </w:r>
+          </w:p>
+        </w:tc>
+        <w:tc>
+          <w:tcPr>
+            <w:tcW w:type="dxa" w:w="5669"/>
+          </w:tcPr>
+          <w:p>
+            <w:pPr>
+              <w:spacing w:line="240" w:lineRule="auto" w:after="0"/>
+              <w:ind w:firstLine="0"/>
+              <w:jc w:val="left"/>
+            </w:pPr>
+            <w:r>
+              <w:rPr>
+                <w:rFonts w:ascii="Times New Roman" w:hAnsi="Times New Roman" w:cs="Times New Roman" w:eastAsia="Times New Roman"/>
+                <w:b w:val="0"/>
+                <w:i w:val="0"/>
+                <w:color w:val="000000"/>
+                <w:sz w:val="24"/>
+              </w:rPr>
+              <w:t>Убраны возможности, которых у работника поста нет: выгрузка таблицы, удаление строки, паспортные данные в карточке и полная история записи. Работа с чёрным списком переписана: записи под запретом система сама убирает из таблиц постов, и до поста они не доходят. Снимки пересняты - посты названы так, как их называют на проходной</w:t>
+            </w:r>
+          </w:p>
+        </w:tc>
+        <w:tc>
+          <w:tcPr>
+            <w:tcW w:type="dxa" w:w="850"/>
+          </w:tcPr>
+          <w:p>
+            <w:pPr>
+              <w:spacing w:line="240" w:lineRule="auto" w:after="0"/>
+              <w:ind w:firstLine="0"/>
+              <w:jc w:val="left"/>
+            </w:pPr>
+          </w:p>
+        </w:tc>
+      </w:tr>
+    </w:tbl>
+    <w:p>
+      <w:pPr>
+        <w:spacing w:after="0" w:line="240" w:lineRule="auto"/>
+        <w:ind w:firstLine="0"/>
+      </w:pPr>
+      <w:r>
+        <w:rPr>
+          <w:rFonts w:ascii="Times New Roman" w:hAnsi="Times New Roman" w:cs="Times New Roman" w:eastAsia="Times New Roman"/>
+          <w:b w:val="0"/>
+          <w:i w:val="0"/>
+          <w:color w:val="000000"/>
+          <w:sz w:val="12"/>
+        </w:rPr>
+      </w:r>
+    </w:p>
+    <w:p>
+      <w:pPr>
+        <w:keepNext/>
+        <w:spacing w:line="240" w:lineRule="auto" w:before="160" w:after="80"/>
+        <w:ind w:firstLine="0"/>
+        <w:jc w:val="left"/>
+      </w:pPr>
+      <w:r>
+        <w:rPr>
+          <w:rFonts w:ascii="Times New Roman" w:hAnsi="Times New Roman" w:cs="Times New Roman" w:eastAsia="Times New Roman"/>
+          <w:b w:val="0"/>
+          <w:i/>
+          <w:color w:val="000000"/>
+          <w:sz w:val="24"/>
+        </w:rPr>
+        <w:t>Продолжение таблицы И.1</w:t>
+      </w:r>
+    </w:p>
+    <w:tbl>
+      <w:tblPr>
+        <w:tblStyle w:val="TableGrid"/>
+        <w:tblW w:type="auto" w:w="0"/>
+        <w:jc w:val="center"/>
+        <w:tblLayout w:type="fixed"/>
+        <w:tblLook w:firstColumn="1" w:firstRow="1" w:lastColumn="0" w:lastRow="0" w:noHBand="0" w:noVBand="1" w:val="04A0"/>
+        <w:tblLayout w:type="fixed"/>
+      </w:tblPr>
+      <w:tblGrid>
+        <w:gridCol w:w="1134"/>
+        <w:gridCol w:w="1701"/>
+        <w:gridCol w:w="5670"/>
+        <w:gridCol w:w="850"/>
+      </w:tblGrid>
+      <w:tr>
+        <w:trPr>
+          <w:tblHeader w:val="true"/>
+          <w:cantSplit w:val="true"/>
+        </w:trPr>
+        <w:tc>
+          <w:tcPr>
+            <w:tcW w:type="dxa" w:w="1134"/>
+            <w:shd w:val="clear" w:fill="E8E8E8"/>
+          </w:tcPr>
+          <w:p>
+            <w:pPr>
+              <w:keepNext/>
+              <w:spacing w:line="240" w:lineRule="auto" w:after="0"/>
+              <w:ind w:firstLine="0"/>
+              <w:jc w:val="left"/>
+            </w:pPr>
+            <w:r>
+              <w:rPr>
+                <w:rFonts w:ascii="Times New Roman" w:hAnsi="Times New Roman" w:cs="Times New Roman" w:eastAsia="Times New Roman"/>
+                <w:b/>
+                <w:i w:val="0"/>
+                <w:color w:val="000000"/>
+                <w:sz w:val="24"/>
+              </w:rPr>
+              <w:t>Версия</w:t>
+            </w:r>
+          </w:p>
+        </w:tc>
+        <w:tc>
+          <w:tcPr>
+            <w:tcW w:type="dxa" w:w="1701"/>
+            <w:shd w:val="clear" w:fill="E8E8E8"/>
+          </w:tcPr>
+          <w:p>
+            <w:pPr>
+              <w:keepNext/>
+              <w:spacing w:line="240" w:lineRule="auto" w:after="0"/>
+              <w:ind w:firstLine="0"/>
+              <w:jc w:val="left"/>
+            </w:pPr>
+            <w:r>
+              <w:rPr>
+                <w:rFonts w:ascii="Times New Roman" w:hAnsi="Times New Roman" w:cs="Times New Roman" w:eastAsia="Times New Roman"/>
+                <w:b/>
+                <w:i w:val="0"/>
+                <w:color w:val="000000"/>
+                <w:sz w:val="24"/>
+              </w:rPr>
+              <w:t>Дата</w:t>
+            </w:r>
+          </w:p>
+        </w:tc>
+        <w:tc>
+          <w:tcPr>
+            <w:tcW w:type="dxa" w:w="5669"/>
+            <w:shd w:val="clear" w:fill="E8E8E8"/>
+          </w:tcPr>
+          <w:p>
+            <w:pPr>
+              <w:keepNext/>
+              <w:spacing w:line="240" w:lineRule="auto" w:after="0"/>
+              <w:ind w:firstLine="0"/>
+              <w:jc w:val="left"/>
+            </w:pPr>
+            <w:r>
+              <w:rPr>
+                <w:rFonts w:ascii="Times New Roman" w:hAnsi="Times New Roman" w:cs="Times New Roman" w:eastAsia="Times New Roman"/>
+                <w:b/>
+                <w:i w:val="0"/>
+                <w:color w:val="000000"/>
+                <w:sz w:val="24"/>
+              </w:rPr>
+              <w:t>Содержание изменения</w:t>
+            </w:r>
+          </w:p>
+        </w:tc>
+        <w:tc>
+          <w:tcPr>
+            <w:tcW w:type="dxa" w:w="850"/>
+            <w:shd w:val="clear" w:fill="E8E8E8"/>
+          </w:tcPr>
+          <w:p>
+            <w:pPr>
+              <w:keepNext/>
+              <w:spacing w:line="240" w:lineRule="auto" w:after="0"/>
+              <w:ind w:firstLine="0"/>
+              <w:jc w:val="left"/>
+            </w:pPr>
+            <w:r>
+              <w:rPr>
+                <w:rFonts w:ascii="Times New Roman" w:hAnsi="Times New Roman" w:cs="Times New Roman" w:eastAsia="Times New Roman"/>
+                <w:b/>
+                <w:i w:val="0"/>
+                <w:color w:val="000000"/>
+                <w:sz w:val="24"/>
+              </w:rPr>
+              <w:t>Внёс</w:t>
+            </w:r>
+          </w:p>
+        </w:tc>
+      </w:tr>
+      <w:tr>
+        <w:trPr>
+          <w:cantSplit w:val="true"/>
+        </w:trPr>
+        <w:tc>
+          <w:tcPr>
+            <w:tcW w:type="dxa" w:w="1134"/>
+          </w:tcPr>
+          <w:p>
+            <w:pPr>
+              <w:spacing w:line="240" w:lineRule="auto" w:after="0"/>
+              <w:ind w:firstLine="0"/>
+              <w:jc w:val="left"/>
+            </w:pPr>
+            <w:r>
+              <w:rPr>
+                <w:rFonts w:ascii="Times New Roman" w:hAnsi="Times New Roman" w:cs="Times New Roman" w:eastAsia="Times New Roman"/>
+                <w:b w:val="0"/>
+                <w:i w:val="0"/>
+                <w:color w:val="000000"/>
+                <w:sz w:val="24"/>
+              </w:rPr>
+              <w:t>2.1</w:t>
+            </w:r>
+          </w:p>
+        </w:tc>
+        <w:tc>
+          <w:tcPr>
+            <w:tcW w:type="dxa" w:w="1701"/>
+          </w:tcPr>
+          <w:p>
+            <w:pPr>
+              <w:spacing w:line="240" w:lineRule="auto" w:after="0"/>
+              <w:ind w:firstLine="0"/>
+              <w:jc w:val="left"/>
+            </w:pPr>
+            <w:r>
+              <w:rPr>
+                <w:rFonts w:ascii="Times New Roman" w:hAnsi="Times New Roman" w:cs="Times New Roman" w:eastAsia="Times New Roman"/>
+                <w:b w:val="0"/>
+                <w:i w:val="0"/>
+                <w:color w:val="000000"/>
+                <w:sz w:val="24"/>
+              </w:rPr>
+              <w:t>31.08.2026</w:t>
+            </w:r>
+          </w:p>
+        </w:tc>
+        <w:tc>
+          <w:tcPr>
+            <w:tcW w:type="dxa" w:w="5669"/>
+          </w:tcPr>
+          <w:p>
+            <w:pPr>
+              <w:spacing w:line="240" w:lineRule="auto" w:after="0"/>
+              <w:ind w:firstLine="0"/>
+              <w:jc w:val="left"/>
+            </w:pPr>
+            <w:r>
+              <w:rPr>
+                <w:rFonts w:ascii="Times New Roman" w:hAnsi="Times New Roman" w:cs="Times New Roman" w:eastAsia="Times New Roman"/>
+                <w:b w:val="0"/>
+                <w:i w:val="0"/>
+                <w:color w:val="000000"/>
+                <w:sz w:val="24"/>
+              </w:rPr>
+              <w:t>Уточнено, что пароль работника поста ведёт бюро пропусков: сменить его самостоятельно нельзя, и система не требует задать свой пароль при первом входе</w:t>
+            </w:r>
+          </w:p>
+        </w:tc>
+        <w:tc>
+          <w:tcPr>
+            <w:tcW w:type="dxa" w:w="850"/>
+          </w:tcPr>
+          <w:p>
+            <w:pPr>
+              <w:spacing w:line="240" w:lineRule="auto" w:after="0"/>
+              <w:ind w:firstLine="0"/>
+              <w:jc w:val="left"/>
+            </w:pPr>
+          </w:p>
+        </w:tc>
+      </w:tr>
+      <w:tr>
+        <w:trPr>
+          <w:cantSplit w:val="true"/>
+        </w:trPr>
+        <w:tc>
+          <w:tcPr>
+            <w:tcW w:type="dxa" w:w="1134"/>
+          </w:tcPr>
+          <w:p>
+            <w:pPr>
+              <w:spacing w:line="240" w:lineRule="auto" w:after="0"/>
+              <w:ind w:firstLine="0"/>
+              <w:jc w:val="left"/>
+            </w:pPr>
+            <w:r>
+              <w:rPr>
+                <w:rFonts w:ascii="Times New Roman" w:hAnsi="Times New Roman" w:cs="Times New Roman" w:eastAsia="Times New Roman"/>
+                <w:b w:val="0"/>
+                <w:i w:val="0"/>
+                <w:color w:val="000000"/>
+                <w:sz w:val="24"/>
+              </w:rPr>
+              <w:t>2.2</w:t>
+            </w:r>
+          </w:p>
+        </w:tc>
+        <w:tc>
+          <w:tcPr>
+            <w:tcW w:type="dxa" w:w="1701"/>
+          </w:tcPr>
+          <w:p>
+            <w:pPr>
+              <w:spacing w:line="240" w:lineRule="auto" w:after="0"/>
+              <w:ind w:firstLine="0"/>
+              <w:jc w:val="left"/>
+            </w:pPr>
+            <w:r>
+              <w:rPr>
+                <w:rFonts w:ascii="Times New Roman" w:hAnsi="Times New Roman" w:cs="Times New Roman" w:eastAsia="Times New Roman"/>
+                <w:b w:val="0"/>
+                <w:i w:val="0"/>
+                <w:color w:val="000000"/>
+                <w:sz w:val="24"/>
+              </w:rPr>
+              <w:t>14.10.2026</w:t>
+            </w:r>
+          </w:p>
+        </w:tc>
+        <w:tc>
+          <w:tcPr>
+            <w:tcW w:type="dxa" w:w="5669"/>
+          </w:tcPr>
+          <w:p>
+            <w:pPr>
+              <w:spacing w:line="240" w:lineRule="auto" w:after="0"/>
+              <w:ind w:firstLine="0"/>
+              <w:jc w:val="left"/>
+            </w:pPr>
+            <w:r>
+              <w:rPr>
+                <w:rFonts w:ascii="Times New Roman" w:hAnsi="Times New Roman" w:cs="Times New Roman" w:eastAsia="Times New Roman"/>
+                <w:b w:val="0"/>
+                <w:i w:val="0"/>
+                <w:color w:val="000000"/>
+                <w:sz w:val="24"/>
+              </w:rPr>
+              <w:t>Уточнены текущие сроки и права, пересылка, ручные записи и учёт незакрытых проходов; устранены устаревшие инструкции и добавлены сценарии актуального выпуска.</w:t>
+            </w:r>
+          </w:p>
+        </w:tc>
+        <w:tc>
+          <w:tcPr>
+            <w:tcW w:type="dxa" w:w="850"/>
+          </w:tcPr>
+          <w:p>
+            <w:pPr>
+              <w:spacing w:line="240" w:lineRule="auto" w:after="0"/>
+              <w:ind w:firstLine="0"/>
+              <w:jc w:val="left"/>
+            </w:pPr>
+          </w:p>
+        </w:tc>
+      </w:tr>
+    </w:tbl>
+    <w:p>
+      <w:pPr>
+        <w:spacing w:after="0" w:line="240" w:lineRule="auto"/>
+        <w:ind w:firstLine="0"/>
+      </w:pPr>
+      <w:r>
+        <w:rPr>
+          <w:rFonts w:ascii="Times New Roman" w:hAnsi="Times New Roman" w:cs="Times New Roman" w:eastAsia="Times New Roman"/>
+          <w:b w:val="0"/>
+          <w:i w:val="0"/>
+          <w:color w:val="000000"/>
+          <w:sz w:val="12"/>
+        </w:rPr>
+      </w:r>
+    </w:p>
+    <w:p>
+      <w:r>
+        <w:br w:type="page"/>
+      </w:r>
+    </w:p>
+    <w:p>
+      <w:pPr>
+        <w:keepNext/>
+        <w:spacing w:line="240" w:lineRule="auto" w:before="160" w:after="80"/>
+        <w:ind w:firstLine="0"/>
+        <w:jc w:val="left"/>
+      </w:pPr>
+      <w:r>
+        <w:rPr>
+          <w:rFonts w:ascii="Times New Roman" w:hAnsi="Times New Roman" w:cs="Times New Roman" w:eastAsia="Times New Roman"/>
+          <w:b w:val="0"/>
+          <w:i/>
+          <w:color w:val="000000"/>
+          <w:sz w:val="24"/>
+        </w:rPr>
+        <w:t>Окончание таблицы И.1</w:t>
+      </w:r>
+    </w:p>
+    <w:tbl>
+      <w:tblPr>
+        <w:tblStyle w:val="TableGrid"/>
+        <w:tblW w:type="auto" w:w="0"/>
+        <w:jc w:val="center"/>
+        <w:tblLayout w:type="fixed"/>
+        <w:tblLook w:firstColumn="1" w:firstRow="1" w:lastColumn="0" w:lastRow="0" w:noHBand="0" w:noVBand="1" w:val="04A0"/>
+        <w:tblLayout w:type="fixed"/>
+      </w:tblPr>
+      <w:tblGrid>
+        <w:gridCol w:w="1134"/>
+        <w:gridCol w:w="1701"/>
+        <w:gridCol w:w="5670"/>
+        <w:gridCol w:w="850"/>
+      </w:tblGrid>
+      <w:tr>
+        <w:trPr>
+          <w:tblHeader w:val="true"/>
+          <w:cantSplit w:val="true"/>
+        </w:trPr>
+        <w:tc>
+          <w:tcPr>
+            <w:tcW w:type="dxa" w:w="1134"/>
+            <w:shd w:val="clear" w:fill="E8E8E8"/>
+          </w:tcPr>
+          <w:p>
+            <w:pPr>
+              <w:keepNext/>
+              <w:spacing w:line="240" w:lineRule="auto" w:after="0"/>
+              <w:ind w:firstLine="0"/>
+              <w:jc w:val="left"/>
+            </w:pPr>
+            <w:r>
+              <w:rPr>
+                <w:rFonts w:ascii="Times New Roman" w:hAnsi="Times New Roman" w:cs="Times New Roman" w:eastAsia="Times New Roman"/>
+                <w:b/>
+                <w:i w:val="0"/>
+                <w:color w:val="000000"/>
+                <w:sz w:val="24"/>
+              </w:rPr>
+              <w:t>Версия</w:t>
+            </w:r>
+          </w:p>
+        </w:tc>
+        <w:tc>
+          <w:tcPr>
+            <w:tcW w:type="dxa" w:w="1701"/>
+            <w:shd w:val="clear" w:fill="E8E8E8"/>
+          </w:tcPr>
+          <w:p>
+            <w:pPr>
+              <w:keepNext/>
+              <w:spacing w:line="240" w:lineRule="auto" w:after="0"/>
+              <w:ind w:firstLine="0"/>
+              <w:jc w:val="left"/>
+            </w:pPr>
+            <w:r>
+              <w:rPr>
+                <w:rFonts w:ascii="Times New Roman" w:hAnsi="Times New Roman" w:cs="Times New Roman" w:eastAsia="Times New Roman"/>
+                <w:b/>
+                <w:i w:val="0"/>
+                <w:color w:val="000000"/>
+                <w:sz w:val="24"/>
+              </w:rPr>
+              <w:t>Дата</w:t>
+            </w:r>
+          </w:p>
+        </w:tc>
+        <w:tc>
+          <w:tcPr>
+            <w:tcW w:type="dxa" w:w="5669"/>
+            <w:shd w:val="clear" w:fill="E8E8E8"/>
+          </w:tcPr>
+          <w:p>
+            <w:pPr>
+              <w:keepNext/>
+              <w:spacing w:line="240" w:lineRule="auto" w:after="0"/>
+              <w:ind w:firstLine="0"/>
+              <w:jc w:val="left"/>
+            </w:pPr>
+            <w:r>
+              <w:rPr>
+                <w:rFonts w:ascii="Times New Roman" w:hAnsi="Times New Roman" w:cs="Times New Roman" w:eastAsia="Times New Roman"/>
+                <w:b/>
+                <w:i w:val="0"/>
+                <w:color w:val="000000"/>
+                <w:sz w:val="24"/>
+              </w:rPr>
+              <w:t>Содержание изменения</w:t>
+            </w:r>
+          </w:p>
+        </w:tc>
+        <w:tc>
+          <w:tcPr>
+            <w:tcW w:type="dxa" w:w="850"/>
+            <w:shd w:val="clear" w:fill="E8E8E8"/>
+          </w:tcPr>
+          <w:p>
+            <w:pPr>
+              <w:keepNext/>
+              <w:spacing w:line="240" w:lineRule="auto" w:after="0"/>
+              <w:ind w:firstLine="0"/>
+              <w:jc w:val="left"/>
+            </w:pPr>
+            <w:r>
+              <w:rPr>
+                <w:rFonts w:ascii="Times New Roman" w:hAnsi="Times New Roman" w:cs="Times New Roman" w:eastAsia="Times New Roman"/>
+                <w:b/>
+                <w:i w:val="0"/>
+                <w:color w:val="000000"/>
+                <w:sz w:val="24"/>
+              </w:rPr>
+              <w:t>Внёс</w:t>
+            </w:r>
+          </w:p>
+        </w:tc>
+      </w:tr>
+      <w:tr>
+        <w:trPr>
+          <w:cantSplit w:val="true"/>
+          <w:trHeight w:val="680" w:hRule="atLeast"/>
+        </w:trPr>
+        <w:tc>
+          <w:tcPr>
+            <w:tcW w:type="dxa" w:w="1134"/>
+          </w:tcPr>
+          <w:p>
+            <w:pPr>
+              <w:keepNext/>
+              <w:spacing w:line="240" w:lineRule="auto" w:after="0"/>
+              <w:ind w:firstLine="0"/>
+              <w:jc w:val="left"/>
+            </w:pPr>
+          </w:p>
+        </w:tc>
+        <w:tc>
+          <w:tcPr>
+            <w:tcW w:type="dxa" w:w="1701"/>
+          </w:tcPr>
+          <w:p>
+            <w:pPr>
+              <w:keepNext/>
+              <w:spacing w:line="240" w:lineRule="auto" w:after="0"/>
+              <w:ind w:firstLine="0"/>
+              <w:jc w:val="left"/>
+            </w:pPr>
+          </w:p>
+        </w:tc>
+        <w:tc>
+          <w:tcPr>
+            <w:tcW w:type="dxa" w:w="5669"/>
+          </w:tcPr>
+          <w:p>
+            <w:pPr>
+              <w:keepNext/>
+              <w:spacing w:line="240" w:lineRule="auto" w:after="0"/>
+              <w:ind w:firstLine="0"/>
+              <w:jc w:val="left"/>
+            </w:pPr>
+          </w:p>
+        </w:tc>
+        <w:tc>
+          <w:tcPr>
+            <w:tcW w:type="dxa" w:w="850"/>
+          </w:tcPr>
+          <w:p>
+            <w:pPr>
+              <w:keepNext/>
+              <w:spacing w:line="240" w:lineRule="auto" w:after="0"/>
+              <w:ind w:firstLine="0"/>
+              <w:jc w:val="left"/>
+            </w:pPr>
+          </w:p>
+        </w:tc>
+      </w:tr>
+      <w:tr>
+        <w:trPr>
+          <w:cantSplit w:val="true"/>
+          <w:trHeight w:val="680" w:hRule="atLeast"/>
+        </w:trPr>
+        <w:tc>
+          <w:tcPr>
+            <w:tcW w:type="dxa" w:w="1134"/>
+          </w:tcPr>
+          <w:p>
+            <w:pPr>
+              <w:keepNext/>
+              <w:spacing w:line="240" w:lineRule="auto" w:after="0"/>
+              <w:ind w:firstLine="0"/>
+              <w:jc w:val="left"/>
+            </w:pPr>
+          </w:p>
+        </w:tc>
+        <w:tc>
+          <w:tcPr>
+            <w:tcW w:type="dxa" w:w="1701"/>
+          </w:tcPr>
+          <w:p>
+            <w:pPr>
+              <w:keepNext/>
+              <w:spacing w:line="240" w:lineRule="auto" w:after="0"/>
+              <w:ind w:firstLine="0"/>
+              <w:jc w:val="left"/>
+            </w:pPr>
+          </w:p>
+        </w:tc>
+        <w:tc>
+          <w:tcPr>
+            <w:tcW w:type="dxa" w:w="5669"/>
+          </w:tcPr>
+          <w:p>
+            <w:pPr>
+              <w:keepNext/>
+              <w:spacing w:line="240" w:lineRule="auto" w:after="0"/>
+              <w:ind w:firstLine="0"/>
+              <w:jc w:val="left"/>
+            </w:pPr>
+          </w:p>
+        </w:tc>
+        <w:tc>
+          <w:tcPr>
+            <w:tcW w:type="dxa" w:w="850"/>
+          </w:tcPr>
+          <w:p>
+            <w:pPr>
+              <w:keepNext/>
+              <w:spacing w:line="240" w:lineRule="auto" w:after="0"/>
+              <w:ind w:firstLine="0"/>
+              <w:jc w:val="left"/>
+            </w:pPr>
+          </w:p>
+        </w:tc>
+      </w:tr>
+      <w:tr>
+        <w:trPr>
+          <w:cantSplit w:val="true"/>
+          <w:trHeight w:val="680" w:hRule="atLeast"/>
+        </w:trPr>
+        <w:tc>
+          <w:tcPr>
+            <w:tcW w:type="dxa" w:w="1134"/>
+          </w:tcPr>
+          <w:p>
+            <w:pPr>
+              <w:keepNext/>
+              <w:spacing w:line="240" w:lineRule="auto" w:after="0"/>
+              <w:ind w:firstLine="0"/>
+              <w:jc w:val="left"/>
+            </w:pPr>
+          </w:p>
+        </w:tc>
+        <w:tc>
+          <w:tcPr>
+            <w:tcW w:type="dxa" w:w="1701"/>
+          </w:tcPr>
+          <w:p>
+            <w:pPr>
+              <w:keepNext/>
+              <w:spacing w:line="240" w:lineRule="auto" w:after="0"/>
+              <w:ind w:firstLine="0"/>
+              <w:jc w:val="left"/>
+            </w:pPr>
+          </w:p>
+        </w:tc>
+        <w:tc>
+          <w:tcPr>
+            <w:tcW w:type="dxa" w:w="5669"/>
+          </w:tcPr>
+          <w:p>
+            <w:pPr>
+              <w:keepNext/>
+              <w:spacing w:line="240" w:lineRule="auto" w:after="0"/>
+              <w:ind w:firstLine="0"/>
+              <w:jc w:val="left"/>
+            </w:pPr>
+          </w:p>
+        </w:tc>
+        <w:tc>
+          <w:tcPr>
+            <w:tcW w:type="dxa" w:w="850"/>
+          </w:tcPr>
+          <w:p>
+            <w:pPr>
+              <w:keepNext/>
+              <w:spacing w:line="240" w:lineRule="auto" w:after="0"/>
+              <w:ind w:firstLine="0"/>
+              <w:jc w:val="left"/>
+            </w:pPr>
+          </w:p>
+        </w:tc>
+      </w:tr>
+      <w:tr>
+        <w:trPr>
+          <w:cantSplit w:val="true"/>
+          <w:trHeight w:val="680" w:hRule="atLeast"/>
+        </w:trPr>
+        <w:tc>
+          <w:tcPr>
+            <w:tcW w:type="dxa" w:w="1134"/>
+          </w:tcPr>
+          <w:p>
+            <w:pPr>
+              <w:keepNext/>
+              <w:spacing w:line="240" w:lineRule="auto" w:after="0"/>
+              <w:ind w:firstLine="0"/>
+              <w:jc w:val="left"/>
+            </w:pPr>
+          </w:p>
+        </w:tc>
+        <w:tc>
+          <w:tcPr>
+            <w:tcW w:type="dxa" w:w="1701"/>
+          </w:tcPr>
+          <w:p>
+            <w:pPr>
+              <w:keepNext/>
+              <w:spacing w:line="240" w:lineRule="auto" w:after="0"/>
+              <w:ind w:firstLine="0"/>
+              <w:jc w:val="left"/>
+            </w:pPr>
+          </w:p>
+        </w:tc>
+        <w:tc>
+          <w:tcPr>
+            <w:tcW w:type="dxa" w:w="5669"/>
+          </w:tcPr>
+          <w:p>
+            <w:pPr>
+              <w:keepNext/>
+              <w:spacing w:line="240" w:lineRule="auto" w:after="0"/>
+              <w:ind w:firstLine="0"/>
+              <w:jc w:val="left"/>
+            </w:pPr>
+          </w:p>
+        </w:tc>
+        <w:tc>
+          <w:tcPr>
+            <w:tcW w:type="dxa" w:w="850"/>
+          </w:tcPr>
+          <w:p>
+            <w:pPr>
+              <w:keepNext/>
+              <w:spacing w:line="240" w:lineRule="auto" w:after="0"/>
+              <w:ind w:firstLine="0"/>
+              <w:jc w:val="left"/>
+            </w:pPr>
+          </w:p>
+        </w:tc>
+      </w:tr>
+      <w:tr>
+        <w:trPr>
+          <w:cantSplit w:val="true"/>
+          <w:trHeight w:val="680" w:hRule="atLeast"/>
+        </w:trPr>
+        <w:tc>
+          <w:tcPr>
+            <w:tcW w:type="dxa" w:w="1134"/>
+          </w:tcPr>
+          <w:p>
+            <w:pPr>
+              <w:keepNext/>
+              <w:spacing w:line="240" w:lineRule="auto" w:after="0"/>
+              <w:ind w:firstLine="0"/>
+              <w:jc w:val="left"/>
+            </w:pPr>
+          </w:p>
+        </w:tc>
+        <w:tc>
+          <w:tcPr>
+            <w:tcW w:type="dxa" w:w="1701"/>
+          </w:tcPr>
+          <w:p>
+            <w:pPr>
+              <w:keepNext/>
+              <w:spacing w:line="240" w:lineRule="auto" w:after="0"/>
+              <w:ind w:firstLine="0"/>
+              <w:jc w:val="left"/>
+            </w:pPr>
+          </w:p>
+        </w:tc>
+        <w:tc>
+          <w:tcPr>
+            <w:tcW w:type="dxa" w:w="5669"/>
+          </w:tcPr>
+          <w:p>
+            <w:pPr>
+              <w:keepNext/>
+              <w:spacing w:line="240" w:lineRule="auto" w:after="0"/>
+              <w:ind w:firstLine="0"/>
+              <w:jc w:val="left"/>
+            </w:pPr>
+          </w:p>
+        </w:tc>
+        <w:tc>
+          <w:tcPr>
+            <w:tcW w:type="dxa" w:w="850"/>
+          </w:tcPr>
+          <w:p>
+            <w:pPr>
+              <w:keepNext/>
+              <w:spacing w:line="240" w:lineRule="auto" w:after="0"/>
+              <w:ind w:firstLine="0"/>
+              <w:jc w:val="left"/>
+            </w:pPr>
+          </w:p>
+        </w:tc>
+      </w:tr>
+      <w:tr>
+        <w:trPr>
+          <w:cantSplit w:val="true"/>
+          <w:trHeight w:val="680" w:hRule="atLeast"/>
+        </w:trPr>
+        <w:tc>
+          <w:tcPr>
+            <w:tcW w:type="dxa" w:w="1134"/>
+          </w:tcPr>
+          <w:p>
+            <w:pPr>
+              <w:spacing w:line="240" w:lineRule="auto" w:after="0"/>
+              <w:ind w:firstLine="0"/>
+              <w:jc w:val="left"/>
+            </w:pPr>
+          </w:p>
+        </w:tc>
+        <w:tc>
+          <w:tcPr>
+            <w:tcW w:type="dxa" w:w="1701"/>
+          </w:tcPr>
+          <w:p>
+            <w:pPr>
+              <w:spacing w:line="240" w:lineRule="auto" w:after="0"/>
+              <w:ind w:firstLine="0"/>
+              <w:jc w:val="left"/>
+            </w:pPr>
+          </w:p>
+        </w:tc>
+        <w:tc>
+          <w:tcPr>
+            <w:tcW w:type="dxa" w:w="5669"/>
+          </w:tcPr>
+          <w:p>
+            <w:pPr>
+              <w:spacing w:line="240" w:lineRule="auto" w:after="0"/>
+              <w:ind w:firstLine="0"/>
+              <w:jc w:val="left"/>
+            </w:pPr>
+          </w:p>
+        </w:tc>
+        <w:tc>
+          <w:tcPr>
+            <w:tcW w:type="dxa" w:w="850"/>
+          </w:tcPr>
+          <w:p>
+            <w:pPr>
+              <w:spacing w:line="240" w:lineRule="auto" w:after="0"/>
+              <w:ind w:firstLine="0"/>
+              <w:jc w:val="left"/>
+            </w:pPr>
           </w:p>
         </w:tc>
       </w:tr>

--- a/Документация/Руководство охранника/Руководство охранника.docx
+++ b/Документация/Руководство охранника/Руководство охранника.docx
@@ -157,7 +157,7 @@
           <w:color w:val="000000"/>
           <w:sz w:val="26"/>
         </w:rPr>
-        <w:t>Версия документа: 2.2</w:t>
+        <w:t>Версия документа: 2.3</w:t>
       </w:r>
     </w:p>
     <w:p>
@@ -173,7 +173,7 @@
           <w:color w:val="000000"/>
           <w:sz w:val="26"/>
         </w:rPr>
-        <w:t>Дата: 14.10.2026</w:t>
+        <w:t>Дата: 21.10.2026</w:t>
       </w:r>
     </w:p>
     <w:p>
@@ -652,7 +652,7 @@
           <w:sz w:val="26"/>
         </w:rPr>
         <w:tab/>
-        <w:t>9</w:t>
+        <w:t>8</w:t>
       </w:r>
     </w:p>
     <w:p>
@@ -838,7 +838,7 @@
           <w:sz w:val="26"/>
         </w:rPr>
         <w:tab/>
-        <w:t>13</w:t>
+        <w:t>12</w:t>
       </w:r>
     </w:p>
     <w:p>
@@ -869,7 +869,7 @@
           <w:sz w:val="26"/>
         </w:rPr>
         <w:tab/>
-        <w:t>14</w:t>
+        <w:t>13</w:t>
       </w:r>
     </w:p>
     <w:p>
@@ -900,38 +900,7 @@
           <w:sz w:val="26"/>
         </w:rPr>
         <w:tab/>
-        <w:t>15</w:t>
-      </w:r>
-    </w:p>
-    <w:p>
-      <w:pPr>
-        <w:tabs>
-          <w:tab w:pos="9354" w:val="right" w:leader="dot"/>
-        </w:tabs>
-        <w:spacing w:after="0" w:line="360" w:lineRule="auto"/>
-        <w:ind w:firstLine="0" w:left="454"/>
-        <w:jc w:val="left"/>
-      </w:pPr>
-      <w:r>
-        <w:rPr>
-          <w:rFonts w:ascii="Times New Roman" w:hAnsi="Times New Roman" w:cs="Times New Roman" w:eastAsia="Times New Roman"/>
-          <w:b w:val="0"/>
-          <w:i w:val="0"/>
-          <w:color w:val="000000"/>
-          <w:sz w:val="26"/>
-        </w:rPr>
-        <w:t>6.5. Незакрытые проходы и проезды</w:t>
-      </w:r>
-      <w:r>
-        <w:rPr>
-          <w:rFonts w:ascii="Times New Roman" w:hAnsi="Times New Roman" w:cs="Times New Roman" w:eastAsia="Times New Roman"/>
-          <w:b w:val="0"/>
-          <w:i w:val="0"/>
-          <w:color w:val="000000"/>
-          <w:sz w:val="26"/>
-        </w:rPr>
-        <w:tab/>
-        <w:t>15</w:t>
+        <w:t>14</w:t>
       </w:r>
     </w:p>
     <w:p>
@@ -962,7 +931,7 @@
           <w:sz w:val="26"/>
         </w:rPr>
         <w:tab/>
-        <w:t>16</w:t>
+        <w:t>14</w:t>
       </w:r>
     </w:p>
     <w:p>
@@ -993,7 +962,7 @@
           <w:sz w:val="26"/>
         </w:rPr>
         <w:tab/>
-        <w:t>18</w:t>
+        <w:t>16</w:t>
       </w:r>
     </w:p>
     <w:p>
@@ -1024,7 +993,7 @@
           <w:sz w:val="26"/>
         </w:rPr>
         <w:tab/>
-        <w:t>19</w:t>
+        <w:t>17</w:t>
       </w:r>
     </w:p>
     <w:p>
@@ -1055,7 +1024,7 @@
           <w:sz w:val="26"/>
         </w:rPr>
         <w:tab/>
-        <w:t>21</w:t>
+        <w:t>18</w:t>
       </w:r>
     </w:p>
     <w:p>
@@ -2196,7 +2165,7 @@
           <w:color w:val="000000"/>
           <w:sz w:val="28"/>
         </w:rPr>
-        <w:t xml:space="preserve">При первом входе система показывает текст согласия на обработку персональных данных: прочитайте его, прокрутите до конца, отметьте согласие и нажмите </w:t>
+        <w:t xml:space="preserve">Если в системе включён обязательный запрос согласия, при входе откроется его текст: прочитайте его, прокрутите до конца, отметьте согласие и нажмите </w:t>
       </w:r>
       <w:r>
         <w:rPr>
@@ -2425,7 +2394,7 @@
           <w:color w:val="000000"/>
           <w:sz w:val="28"/>
         </w:rPr>
-        <w:t>Экран состоит из бокового меню слева, верхней строки и рабочей области. Верхняя строка одинакова во всех разделах: приветствие, текущие дата и время, объявление бюро пропусков, уведомления, кнопка подачи заявки и кнопка поиска по системе.</w:t>
+        <w:t>Экран состоит из бокового меню слева, верхней строки и рабочей области. Верхняя строка одинакова во всех разделах: приветствие, текущие дата и время, объявление бюро пропусков, уведомления и кнопка поиска по системе.</w:t>
       </w:r>
     </w:p>
     <w:p>
@@ -2715,7 +2684,7 @@
       <w:r>
         <w:drawing>
           <wp:inline xmlns:a="http://schemas.openxmlformats.org/drawingml/2006/main" xmlns:pic="http://schemas.openxmlformats.org/drawingml/2006/picture">
-            <wp:extent cx="5940000" cy="3892247"/>
+            <wp:extent cx="5940000" cy="631006"/>
             <wp:docPr id="3" name="Picture 3"/>
             <wp:cNvGraphicFramePr>
               <a:graphicFrameLocks noChangeAspect="1"/>
@@ -2724,7 +2693,7 @@
               <a:graphicData uri="http://schemas.openxmlformats.org/drawingml/2006/picture">
                 <pic:pic>
                   <pic:nvPicPr>
-                    <pic:cNvPr id="0" name="guard-table-cars.png"/>
+                    <pic:cNvPr id="0" name="guard-cars-0-rows.png"/>
                     <pic:cNvPicPr/>
                   </pic:nvPicPr>
                   <pic:blipFill>
@@ -2736,7 +2705,7 @@
                   <pic:spPr>
                     <a:xfrm>
                       <a:off x="0" y="0"/>
-                      <a:ext cx="5940000" cy="3892247"/>
+                      <a:ext cx="5940000" cy="631006"/>
                     </a:xfrm>
                     <a:prstGeom prst="rect"/>
                   </pic:spPr>
@@ -2762,7 +2731,7 @@
           <w:color w:val="000000"/>
           <w:sz w:val="24"/>
         </w:rPr>
-        <w:t>Рисунок 5.1 — Таблица поста</w:t>
+        <w:t>Рисунок 5.1 — Фрагмент строк таблицы машин</w:t>
       </w:r>
     </w:p>
     <w:p>
@@ -2794,7 +2763,7 @@
           <w:color w:val="000000"/>
           <w:sz w:val="28"/>
         </w:rPr>
-        <w:t xml:space="preserve"> (1) называет пост, рядом с ним - кнопка </w:t>
+        <w:t xml:space="preserve"> называет пост, рядом с ним - кнопка </w:t>
       </w:r>
       <w:r>
         <w:rPr>
@@ -2834,7 +2803,7 @@
           <w:color w:val="000000"/>
           <w:sz w:val="28"/>
         </w:rPr>
-        <w:t xml:space="preserve"> (2) собирает машины из заявок, поданных без точного номера - на момент подачи его не знали; он показывается не на каждом посту, см. подраздел 5.5. Основной список (3) - </w:t>
+        <w:t xml:space="preserve"> собирает машины из заявок, поданных без точного номера - на момент подачи его не знали; он показывается не на каждом посту, см. подраздел 5.5. Основной список - </w:t>
       </w:r>
       <w:r>
         <w:rPr>
@@ -4048,7 +4017,7 @@
       <w:r>
         <w:drawing>
           <wp:inline xmlns:a="http://schemas.openxmlformats.org/drawingml/2006/main" xmlns:pic="http://schemas.openxmlformats.org/drawingml/2006/picture">
-            <wp:extent cx="5940000" cy="1350000"/>
+            <wp:extent cx="5940000" cy="631006"/>
             <wp:docPr id="6" name="Picture 6"/>
             <wp:cNvGraphicFramePr>
               <a:graphicFrameLocks noChangeAspect="1"/>
@@ -4057,7 +4026,143 @@
               <a:graphicData uri="http://schemas.openxmlformats.org/drawingml/2006/picture">
                 <pic:pic>
                   <pic:nvPicPr>
-                    <pic:cNvPr id="0" name="guard-pass-row.png"/>
+                    <pic:cNvPr id="0" name="guard-cars-0-rows.png"/>
+                    <pic:cNvPicPr/>
+                  </pic:nvPicPr>
+                  <pic:blipFill>
+                    <a:blip r:embed="rId13"/>
+                    <a:stretch>
+                      <a:fillRect/>
+                    </a:stretch>
+                  </pic:blipFill>
+                  <pic:spPr>
+                    <a:xfrm>
+                      <a:off x="0" y="0"/>
+                      <a:ext cx="5940000" cy="631006"/>
+                    </a:xfrm>
+                    <a:prstGeom prst="rect"/>
+                  </pic:spPr>
+                </pic:pic>
+              </a:graphicData>
+            </a:graphic>
+          </wp:inline>
+        </w:drawing>
+      </w:r>
+    </w:p>
+    <w:p>
+      <w:pPr>
+        <w:keepNext w:val="0"/>
+        <w:spacing w:line="240" w:lineRule="auto" w:before="40" w:after="200"/>
+        <w:ind w:firstLine="0"/>
+        <w:jc w:val="center"/>
+      </w:pPr>
+      <w:r>
+        <w:rPr>
+          <w:rFonts w:ascii="Times New Roman" w:hAnsi="Times New Roman" w:cs="Times New Roman" w:eastAsia="Times New Roman"/>
+          <w:b w:val="0"/>
+          <w:i/>
+          <w:color w:val="000000"/>
+          <w:sz w:val="24"/>
+        </w:rPr>
+        <w:t>Рисунок 6.1 — Кнопки отметки в строке</w:t>
+      </w:r>
+    </w:p>
+    <w:p>
+      <w:r>
+        <w:rPr>
+          <w:rFonts w:ascii="Times New Roman" w:hAnsi="Times New Roman" w:cs="Times New Roman" w:eastAsia="Times New Roman"/>
+          <w:b w:val="0"/>
+          <w:i w:val="0"/>
+          <w:color w:val="000000"/>
+          <w:sz w:val="28"/>
+        </w:rPr>
+        <w:t xml:space="preserve">Найдите строку и нажмите </w:t>
+      </w:r>
+      <w:r>
+        <w:rPr>
+          <w:rFonts w:ascii="Times New Roman" w:hAnsi="Times New Roman" w:cs="Times New Roman" w:eastAsia="Times New Roman"/>
+          <w:b/>
+          <w:i w:val="0"/>
+          <w:color w:val="000000"/>
+          <w:sz w:val="28"/>
+        </w:rPr>
+        <w:t>«Въезд»</w:t>
+      </w:r>
+      <w:r>
+        <w:rPr>
+          <w:rFonts w:ascii="Times New Roman" w:hAnsi="Times New Roman" w:cs="Times New Roman" w:eastAsia="Times New Roman"/>
+          <w:b w:val="0"/>
+          <w:i w:val="0"/>
+          <w:color w:val="000000"/>
+          <w:sz w:val="28"/>
+        </w:rPr>
+        <w:t xml:space="preserve"> - в таблицах людей кнопка называется </w:t>
+      </w:r>
+      <w:r>
+        <w:rPr>
+          <w:rFonts w:ascii="Times New Roman" w:hAnsi="Times New Roman" w:cs="Times New Roman" w:eastAsia="Times New Roman"/>
+          <w:b/>
+          <w:i w:val="0"/>
+          <w:color w:val="000000"/>
+          <w:sz w:val="28"/>
+        </w:rPr>
+        <w:t>«Вход»</w:t>
+      </w:r>
+      <w:r>
+        <w:rPr>
+          <w:rFonts w:ascii="Times New Roman" w:hAnsi="Times New Roman" w:cs="Times New Roman" w:eastAsia="Times New Roman"/>
+          <w:b w:val="0"/>
+          <w:i w:val="0"/>
+          <w:color w:val="000000"/>
+          <w:sz w:val="28"/>
+        </w:rPr>
+        <w:t>. Кнопка рядом отмечает выезд или выход.</w:t>
+      </w:r>
+    </w:p>
+    <w:p>
+      <w:r>
+        <w:rPr>
+          <w:rFonts w:ascii="Times New Roman" w:hAnsi="Times New Roman" w:cs="Times New Roman" w:eastAsia="Times New Roman"/>
+          <w:b w:val="0"/>
+          <w:i w:val="0"/>
+          <w:color w:val="000000"/>
+          <w:sz w:val="28"/>
+        </w:rPr>
+        <w:t>Ожидаемый результат: кнопка окрашивается - зелёным после въезда, красным после выезда; счёт находящихся на территории над таблицей меняется. По машинам система дополнительно сообщает, что машина с таким-то номером отмечена о прибытии, а после выезда - что она уехала.</w:t>
+      </w:r>
+    </w:p>
+    <w:p>
+      <w:r>
+        <w:rPr>
+          <w:rFonts w:ascii="Times New Roman" w:hAnsi="Times New Roman" w:cs="Times New Roman" w:eastAsia="Times New Roman"/>
+          <w:b w:val="0"/>
+          <w:i w:val="0"/>
+          <w:color w:val="000000"/>
+          <w:sz w:val="28"/>
+        </w:rPr>
+        <w:t>Подтверждения система не спрашивает: отметка ставится сразу по нажатию.</w:t>
+      </w:r>
+    </w:p>
+    <w:p>
+      <w:pPr>
+        <w:keepNext/>
+        <w:spacing w:before="120" w:after="40"/>
+        <w:ind w:firstLine="0"/>
+        <w:jc w:val="center"/>
+      </w:pPr>
+      <w:r>
+        <w:drawing>
+          <wp:inline xmlns:a="http://schemas.openxmlformats.org/drawingml/2006/main" xmlns:pic="http://schemas.openxmlformats.org/drawingml/2006/picture">
+            <wp:extent cx="5940000" cy="631006"/>
+            <wp:docPr id="7" name="Picture 7"/>
+            <wp:cNvGraphicFramePr>
+              <a:graphicFrameLocks noChangeAspect="1"/>
+            </wp:cNvGraphicFramePr>
+            <a:graphic>
+              <a:graphicData uri="http://schemas.openxmlformats.org/drawingml/2006/picture">
+                <pic:pic>
+                  <pic:nvPicPr>
+                    <pic:cNvPr id="0" name="guard-people-1-rows.png"/>
                     <pic:cNvPicPr/>
                   </pic:nvPicPr>
                   <pic:blipFill>
@@ -4069,7 +4174,7 @@
                   <pic:spPr>
                     <a:xfrm>
                       <a:off x="0" y="0"/>
-                      <a:ext cx="5940000" cy="1350000"/>
+                      <a:ext cx="5940000" cy="631006"/>
                     </a:xfrm>
                     <a:prstGeom prst="rect"/>
                   </pic:spPr>
@@ -4095,7 +4200,7 @@
           <w:color w:val="000000"/>
           <w:sz w:val="24"/>
         </w:rPr>
-        <w:t>Рисунок 6.1 — Кнопки отметки в строке</w:t>
+        <w:t>Рисунок 6.2 — Отметка в таблице людей</w:t>
       </w:r>
     </w:p>
     <w:p>
@@ -4107,143 +4212,7 @@
           <w:color w:val="000000"/>
           <w:sz w:val="28"/>
         </w:rPr>
-        <w:t xml:space="preserve">Найдите строку и нажмите </w:t>
-      </w:r>
-      <w:r>
-        <w:rPr>
-          <w:rFonts w:ascii="Times New Roman" w:hAnsi="Times New Roman" w:cs="Times New Roman" w:eastAsia="Times New Roman"/>
-          <w:b/>
-          <w:i w:val="0"/>
-          <w:color w:val="000000"/>
-          <w:sz w:val="28"/>
-        </w:rPr>
-        <w:t>«Въезд»</w:t>
-      </w:r>
-      <w:r>
-        <w:rPr>
-          <w:rFonts w:ascii="Times New Roman" w:hAnsi="Times New Roman" w:cs="Times New Roman" w:eastAsia="Times New Roman"/>
-          <w:b w:val="0"/>
-          <w:i w:val="0"/>
-          <w:color w:val="000000"/>
-          <w:sz w:val="28"/>
-        </w:rPr>
-        <w:t xml:space="preserve"> (1) - в таблицах людей кнопка называется </w:t>
-      </w:r>
-      <w:r>
-        <w:rPr>
-          <w:rFonts w:ascii="Times New Roman" w:hAnsi="Times New Roman" w:cs="Times New Roman" w:eastAsia="Times New Roman"/>
-          <w:b/>
-          <w:i w:val="0"/>
-          <w:color w:val="000000"/>
-          <w:sz w:val="28"/>
-        </w:rPr>
-        <w:t>«Вход»</w:t>
-      </w:r>
-      <w:r>
-        <w:rPr>
-          <w:rFonts w:ascii="Times New Roman" w:hAnsi="Times New Roman" w:cs="Times New Roman" w:eastAsia="Times New Roman"/>
-          <w:b w:val="0"/>
-          <w:i w:val="0"/>
-          <w:color w:val="000000"/>
-          <w:sz w:val="28"/>
-        </w:rPr>
-        <w:t>. Кнопка рядом отмечает выезд или выход.</w:t>
-      </w:r>
-    </w:p>
-    <w:p>
-      <w:r>
-        <w:rPr>
-          <w:rFonts w:ascii="Times New Roman" w:hAnsi="Times New Roman" w:cs="Times New Roman" w:eastAsia="Times New Roman"/>
-          <w:b w:val="0"/>
-          <w:i w:val="0"/>
-          <w:color w:val="000000"/>
-          <w:sz w:val="28"/>
-        </w:rPr>
-        <w:t>Ожидаемый результат: кнопка окрашивается - зелёным после въезда, красным после выезда; счёт находящихся на территории над таблицей меняется. По машинам система дополнительно сообщает, что машина с таким-то номером отмечена о прибытии, а после выезда - что она уехала.</w:t>
-      </w:r>
-    </w:p>
-    <w:p>
-      <w:r>
-        <w:rPr>
-          <w:rFonts w:ascii="Times New Roman" w:hAnsi="Times New Roman" w:cs="Times New Roman" w:eastAsia="Times New Roman"/>
-          <w:b w:val="0"/>
-          <w:i w:val="0"/>
-          <w:color w:val="000000"/>
-          <w:sz w:val="28"/>
-        </w:rPr>
-        <w:t>Подтверждения система не спрашивает: отметка ставится сразу по нажатию.</w:t>
-      </w:r>
-    </w:p>
-    <w:p>
-      <w:pPr>
-        <w:keepNext/>
-        <w:spacing w:before="120" w:after="40"/>
-        <w:ind w:firstLine="0"/>
-        <w:jc w:val="center"/>
-      </w:pPr>
-      <w:r>
-        <w:drawing>
-          <wp:inline xmlns:a="http://schemas.openxmlformats.org/drawingml/2006/main" xmlns:pic="http://schemas.openxmlformats.org/drawingml/2006/picture">
-            <wp:extent cx="5940000" cy="3006404"/>
-            <wp:docPr id="7" name="Picture 7"/>
-            <wp:cNvGraphicFramePr>
-              <a:graphicFrameLocks noChangeAspect="1"/>
-            </wp:cNvGraphicFramePr>
-            <a:graphic>
-              <a:graphicData uri="http://schemas.openxmlformats.org/drawingml/2006/picture">
-                <pic:pic>
-                  <pic:nvPicPr>
-                    <pic:cNvPr id="0" name="guard-table-people.png"/>
-                    <pic:cNvPicPr/>
-                  </pic:nvPicPr>
-                  <pic:blipFill>
-                    <a:blip r:embed="rId17"/>
-                    <a:stretch>
-                      <a:fillRect/>
-                    </a:stretch>
-                  </pic:blipFill>
-                  <pic:spPr>
-                    <a:xfrm>
-                      <a:off x="0" y="0"/>
-                      <a:ext cx="5940000" cy="3006404"/>
-                    </a:xfrm>
-                    <a:prstGeom prst="rect"/>
-                  </pic:spPr>
-                </pic:pic>
-              </a:graphicData>
-            </a:graphic>
-          </wp:inline>
-        </w:drawing>
-      </w:r>
-    </w:p>
-    <w:p>
-      <w:pPr>
-        <w:keepNext w:val="0"/>
-        <w:spacing w:line="240" w:lineRule="auto" w:before="40" w:after="200"/>
-        <w:ind w:firstLine="0"/>
-        <w:jc w:val="center"/>
-      </w:pPr>
-      <w:r>
-        <w:rPr>
-          <w:rFonts w:ascii="Times New Roman" w:hAnsi="Times New Roman" w:cs="Times New Roman" w:eastAsia="Times New Roman"/>
-          <w:b w:val="0"/>
-          <w:i/>
-          <w:color w:val="000000"/>
-          <w:sz w:val="24"/>
-        </w:rPr>
-        <w:t>Рисунок 6.2 — Отметка в таблице людей</w:t>
-      </w:r>
-    </w:p>
-    <w:p>
-      <w:r>
-        <w:rPr>
-          <w:rFonts w:ascii="Times New Roman" w:hAnsi="Times New Roman" w:cs="Times New Roman" w:eastAsia="Times New Roman"/>
-          <w:b w:val="0"/>
-          <w:i w:val="0"/>
-          <w:color w:val="000000"/>
-          <w:sz w:val="28"/>
-        </w:rPr>
-        <w:t>В таблицах людей отметка работает так же, но сообщения о ней не выводится - о том, что отметка принята, говорит только цвет кнопки (1).</w:t>
+        <w:t>В таблицах людей отметка работает так же, но сообщения о ней не выводится - о том, что отметка принята, говорит только цвет кнопки.</w:t>
       </w:r>
     </w:p>
     <w:p>
@@ -4362,7 +4331,7 @@
                     <pic:cNvPicPr/>
                   </pic:nvPicPr>
                   <pic:blipFill>
-                    <a:blip r:embed="rId18"/>
+                    <a:blip r:embed="rId17"/>
                     <a:stretch>
                       <a:fillRect/>
                     </a:stretch>
@@ -4550,7 +4519,7 @@
                     <pic:cNvPicPr/>
                   </pic:nvPicPr>
                   <pic:blipFill>
-                    <a:blip r:embed="rId19"/>
+                    <a:blip r:embed="rId18"/>
                     <a:stretch>
                       <a:fillRect/>
                     </a:stretch>
@@ -4789,12 +4758,12 @@
           <w:color w:val="000000"/>
           <w:sz w:val="28"/>
         </w:rPr>
-        <w:t>Проверяйте пояснение у значка в столбце срока. «Время входа неизвестно» — отдельный случай старой записи; это не доказательство нахождения более 48 часов. Старый выход без соответствующего входа сам по себе не удерживает просроченную строку на пять минут.</w:t>
+        <w:t>Проверяйте пояснение у значка в столбце срока. Если время входа неизвестно или отметка не соответствует фактическому проходу, передайте сведения администратору. Не подставляйте предполагаемое время и не отмечайте выход без фактического ухода человека или машины.</w:t>
       </w:r>
     </w:p>
     <w:p>
       <w:pPr>
-        <w:pStyle w:val="Heading2"/>
+        <w:pStyle w:val="Heading1"/>
         <w:ind w:firstLine="0"/>
       </w:pPr>
       <w:r>
@@ -4803,9 +4772,9 @@
           <w:b/>
           <w:i w:val="0"/>
           <w:color w:val="000000"/>
-          <w:sz w:val="28"/>
-        </w:rPr>
-        <w:t>6.5. Незакрытые проходы и проезды</w:t>
+          <w:sz w:val="32"/>
+        </w:rPr>
+        <w:t>7. Карточка записи</w:t>
       </w:r>
     </w:p>
     <w:p>
@@ -4817,43 +4786,7 @@
           <w:color w:val="000000"/>
           <w:sz w:val="28"/>
         </w:rPr>
-        <w:t>Над таблицей нажмите «Незакрытые проходы» для людей либо «Незакрытые проезды» для машин. Окно открывается для текущего поста и не расширяет доступ к чужим записям. По умолчанию отобраны отметки старше 48 часов; доступны другие режимы, поиск и организация.</w:t>
-      </w:r>
-    </w:p>
-    <w:p>
-      <w:r>
-        <w:rPr>
-          <w:rFonts w:ascii="Times New Roman" w:hAnsi="Times New Roman" w:cs="Times New Roman" w:eastAsia="Times New Roman"/>
-          <w:b w:val="0"/>
-          <w:i w:val="0"/>
-          <w:color w:val="000000"/>
-          <w:sz w:val="28"/>
-        </w:rPr>
-        <w:t>Проверьте имя/номер, основание, время и пост входа. Незакрытая отметка не доказывает, что объект сейчас на территории: работник мог уйти без отметки. Нельзя ставить выдуманное время выхода только ради очистки списка.</w:t>
-      </w:r>
-    </w:p>
-    <w:p>
-      <w:r>
-        <w:rPr>
-          <w:rFonts w:ascii="Times New Roman" w:hAnsi="Times New Roman" w:cs="Times New Roman" w:eastAsia="Times New Roman"/>
-          <w:b w:val="0"/>
-          <w:i w:val="0"/>
-          <w:color w:val="000000"/>
-          <w:sz w:val="28"/>
-        </w:rPr>
-        <w:t>Если известно, что учёт неверен, передайте сведения оператору бюро. Действие «Исправить учёт» появляется только при отдельном праве; порядок для уполномоченного оператора описан в руководстве администратора. Отозванные, архивные или потерявшие привязку записи не возвращаются в доступ охране ради этой операции.</w:t>
-      </w:r>
-    </w:p>
-    <w:p>
-      <w:r>
-        <w:rPr>
-          <w:rFonts w:ascii="Times New Roman" w:hAnsi="Times New Roman" w:cs="Times New Roman" w:eastAsia="Times New Roman"/>
-          <w:b w:val="0"/>
-          <w:i w:val="0"/>
-          <w:color w:val="000000"/>
-          <w:sz w:val="28"/>
-        </w:rPr>
-        <w:t>На рисунке показано соответствующее окно с учебными данными.</w:t>
+        <w:t>Нажатие на строку таблицы открывает карточку - доступные вам сведения о машине или человеке.</w:t>
       </w:r>
     </w:p>
     <w:p>
@@ -4866,96 +4799,8 @@
       <w:r>
         <w:drawing>
           <wp:inline xmlns:a="http://schemas.openxmlformats.org/drawingml/2006/main" xmlns:pic="http://schemas.openxmlformats.org/drawingml/2006/picture">
-            <wp:extent cx="5940000" cy="2789217"/>
+            <wp:extent cx="5940000" cy="4897894"/>
             <wp:docPr id="10" name="Picture 10"/>
-            <wp:cNvGraphicFramePr>
-              <a:graphicFrameLocks noChangeAspect="1"/>
-            </wp:cNvGraphicFramePr>
-            <a:graphic>
-              <a:graphicData uri="http://schemas.openxmlformats.org/drawingml/2006/picture">
-                <pic:pic>
-                  <pic:nvPicPr>
-                    <pic:cNvPr id="0" name="passages-sample-padded.png"/>
-                    <pic:cNvPicPr/>
-                  </pic:nvPicPr>
-                  <pic:blipFill>
-                    <a:blip r:embed="rId20"/>
-                    <a:stretch>
-                      <a:fillRect/>
-                    </a:stretch>
-                  </pic:blipFill>
-                  <pic:spPr>
-                    <a:xfrm>
-                      <a:off x="0" y="0"/>
-                      <a:ext cx="5940000" cy="2789217"/>
-                    </a:xfrm>
-                    <a:prstGeom prst="rect"/>
-                  </pic:spPr>
-                </pic:pic>
-              </a:graphicData>
-            </a:graphic>
-          </wp:inline>
-        </w:drawing>
-      </w:r>
-    </w:p>
-    <w:p>
-      <w:pPr>
-        <w:keepNext w:val="0"/>
-        <w:spacing w:line="240" w:lineRule="auto" w:before="40" w:after="200"/>
-        <w:ind w:firstLine="0"/>
-        <w:jc w:val="center"/>
-      </w:pPr>
-      <w:r>
-        <w:rPr>
-          <w:rFonts w:ascii="Times New Roman" w:hAnsi="Times New Roman" w:cs="Times New Roman" w:eastAsia="Times New Roman"/>
-          <w:b w:val="0"/>
-          <w:i/>
-          <w:color w:val="000000"/>
-          <w:sz w:val="24"/>
-        </w:rPr>
-        <w:t>Рисунок 6.5 — Список незакрытых проходов</w:t>
-      </w:r>
-    </w:p>
-    <w:p>
-      <w:pPr>
-        <w:pStyle w:val="Heading1"/>
-        <w:ind w:firstLine="0"/>
-      </w:pPr>
-      <w:r>
-        <w:rPr>
-          <w:rFonts w:ascii="Times New Roman" w:hAnsi="Times New Roman" w:cs="Times New Roman" w:eastAsia="Times New Roman"/>
-          <w:b/>
-          <w:i w:val="0"/>
-          <w:color w:val="000000"/>
-          <w:sz w:val="32"/>
-        </w:rPr>
-        <w:t>7. Карточка записи</w:t>
-      </w:r>
-    </w:p>
-    <w:p>
-      <w:r>
-        <w:rPr>
-          <w:rFonts w:ascii="Times New Roman" w:hAnsi="Times New Roman" w:cs="Times New Roman" w:eastAsia="Times New Roman"/>
-          <w:b w:val="0"/>
-          <w:i w:val="0"/>
-          <w:color w:val="000000"/>
-          <w:sz w:val="28"/>
-        </w:rPr>
-        <w:t>Нажатие на строку таблицы открывает карточку - доступные вам сведения о машине или человеке.</w:t>
-      </w:r>
-    </w:p>
-    <w:p>
-      <w:pPr>
-        <w:keepNext/>
-        <w:spacing w:before="120" w:after="40"/>
-        <w:ind w:firstLine="0"/>
-        <w:jc w:val="center"/>
-      </w:pPr>
-      <w:r>
-        <w:drawing>
-          <wp:inline xmlns:a="http://schemas.openxmlformats.org/drawingml/2006/main" xmlns:pic="http://schemas.openxmlformats.org/drawingml/2006/picture">
-            <wp:extent cx="5940000" cy="4897894"/>
-            <wp:docPr id="11" name="Picture 11"/>
             <wp:cNvGraphicFramePr>
               <a:graphicFrameLocks noChangeAspect="1"/>
             </wp:cNvGraphicFramePr>
@@ -4967,7 +4812,7 @@
                     <pic:cNvPicPr/>
                   </pic:nvPicPr>
                   <pic:blipFill>
-                    <a:blip r:embed="rId21"/>
+                    <a:blip r:embed="rId19"/>
                     <a:stretch>
                       <a:fillRect/>
                     </a:stretch>
@@ -5165,7 +5010,7 @@
           <w:color w:val="000000"/>
           <w:sz w:val="28"/>
         </w:rPr>
-        <w:t>: «На территории», «Покинул территорию» или «Не входил». Просмотр паспортных данных и номера патента определяется отдельным правом. При его отсутствии данные скрыты; право просмотра карточки не заменяет это разрешение.</w:t>
+        <w:t>: «На территории», «Покинул территорию» или «Не входил». Сверьте доступные сведения с документом предъявителя и условиями пропуска.</w:t>
       </w:r>
     </w:p>
     <w:p>
@@ -5177,7 +5022,7 @@
           <w:color w:val="000000"/>
           <w:sz w:val="28"/>
         </w:rPr>
-        <w:t>В шапке карточки доступны действия по выданным правам. «История» показывает прошлые события, значок «Открыть заявку» переводит к основанию, календарь — к изменению срока при отдельном разрешении. Название действия появляется при наведении; право просмотра карточки не даёт право продления. Из истории поста можно открыть доступную сохранившуюся запись, даже если её срок уже закончился; это не восстанавливает допуск на вход.</w:t>
+        <w:t>Если в шапке доступно «Открыть заявку», кнопка позволяет посмотреть основание пропуска. Для изменения сведений или срока обратитесь в бюро пропусков. Просмотр карточки сам по себе не разрешает вход: сверяйте действующие даты и условия допуска для вашего поста.</w:t>
       </w:r>
     </w:p>
     <w:p>
@@ -5190,75 +5035,6 @@
           <w:sz w:val="28"/>
         </w:rPr>
         <w:t>Карточка закрывается крестиком, нажатием вне окна или клавишей Esc.</w:t>
-      </w:r>
-    </w:p>
-    <w:tbl>
-      <w:tblPr>
-        <w:tblW w:type="auto" w:w="0"/>
-        <w:tblLayout w:type="fixed"/>
-        <w:tblLook w:firstColumn="1" w:firstRow="1" w:lastColumn="0" w:lastRow="0" w:noHBand="0" w:noVBand="1" w:val="04A0"/>
-        <w:tblLayout w:type="fixed"/>
-      </w:tblPr>
-      <w:tblGrid>
-        <w:gridCol w:w="9356"/>
-      </w:tblGrid>
-      <w:tr>
-        <w:trPr>
-          <w:cantSplit w:val="true"/>
-        </w:trPr>
-        <w:tc>
-          <w:tcPr>
-            <w:tcW w:type="dxa" w:w="9354"/>
-            <w:shd w:val="clear" w:fill="EAF1F8"/>
-            <w:tcBorders>
-              <w:left w:val="single" w:sz="24" w:color="2C6FA6"/>
-              <w:top w:val="single" w:sz="4" w:color="EAF1F8"/>
-              <w:bottom w:val="single" w:sz="4" w:color="EAF1F8"/>
-              <w:right w:val="single" w:sz="4" w:color="EAF1F8"/>
-            </w:tcBorders>
-          </w:tcPr>
-          <w:p>
-            <w:pPr>
-              <w:spacing w:line="288" w:lineRule="auto" w:after="0"/>
-              <w:ind w:firstLine="0"/>
-            </w:pPr>
-            <w:r>
-              <w:rPr>
-                <w:rFonts w:ascii="Times New Roman" w:hAnsi="Times New Roman" w:cs="Times New Roman" w:eastAsia="Times New Roman"/>
-                <w:b/>
-                <w:i w:val="0"/>
-                <w:color w:val="2C6FA6"/>
-                <w:sz w:val="26"/>
-              </w:rPr>
-              <w:t xml:space="preserve">ПРИМЕЧАНИЕ. </w:t>
-            </w:r>
-            <w:r>
-              <w:rPr>
-                <w:rFonts w:ascii="Times New Roman" w:hAnsi="Times New Roman" w:cs="Times New Roman" w:eastAsia="Times New Roman"/>
-                <w:b w:val="0"/>
-                <w:i w:val="0"/>
-                <w:color w:val="000000"/>
-                <w:sz w:val="26"/>
-              </w:rPr>
-              <w:t>История проходов и полная история записи открываются каждая своим правом. Без них карточка показывает текущее состояние, но не прошлые проходы.</w:t>
-            </w:r>
-          </w:p>
-        </w:tc>
-      </w:tr>
-    </w:tbl>
-    <w:p>
-      <w:pPr>
-        <w:spacing w:after="0" w:line="240" w:lineRule="auto"/>
-        <w:ind w:firstLine="0"/>
-      </w:pPr>
-      <w:r>
-        <w:rPr>
-          <w:rFonts w:ascii="Times New Roman" w:hAnsi="Times New Roman" w:cs="Times New Roman" w:eastAsia="Times New Roman"/>
-          <w:b w:val="0"/>
-          <w:i w:val="0"/>
-          <w:color w:val="000000"/>
-          <w:sz w:val="12"/>
-        </w:rPr>
       </w:r>
     </w:p>
     <w:p>
@@ -5320,7 +5096,7 @@
         <w:drawing>
           <wp:inline xmlns:a="http://schemas.openxmlformats.org/drawingml/2006/main" xmlns:pic="http://schemas.openxmlformats.org/drawingml/2006/picture">
             <wp:extent cx="4901184" cy="3852671"/>
-            <wp:docPr id="12" name="Picture 12"/>
+            <wp:docPr id="11" name="Picture 11"/>
             <wp:cNvGraphicFramePr>
               <a:graphicFrameLocks noChangeAspect="1"/>
             </wp:cNvGraphicFramePr>
@@ -5332,7 +5108,7 @@
                     <pic:cNvPicPr/>
                   </pic:nvPicPr>
                   <pic:blipFill>
-                    <a:blip r:embed="rId22"/>
+                    <a:blip r:embed="rId20"/>
                     <a:stretch>
                       <a:fillRect/>
                     </a:stretch>
@@ -5503,8 +5279,8 @@
       <w:r>
         <w:drawing>
           <wp:inline xmlns:a="http://schemas.openxmlformats.org/drawingml/2006/main" xmlns:pic="http://schemas.openxmlformats.org/drawingml/2006/picture">
-            <wp:extent cx="5940000" cy="3892247"/>
-            <wp:docPr id="13" name="Picture 13"/>
+            <wp:extent cx="5940000" cy="1098202"/>
+            <wp:docPr id="12" name="Picture 12"/>
             <wp:cNvGraphicFramePr>
               <a:graphicFrameLocks noChangeAspect="1"/>
             </wp:cNvGraphicFramePr>
@@ -5512,11 +5288,11 @@
               <a:graphicData uri="http://schemas.openxmlformats.org/drawingml/2006/picture">
                 <pic:pic>
                   <pic:nvPicPr>
-                    <pic:cNvPr id="0" name="guard-accessible.png"/>
+                    <pic:cNvPr id="0" name="aa-card.png"/>
                     <pic:cNvPicPr/>
                   </pic:nvPicPr>
                   <pic:blipFill>
-                    <a:blip r:embed="rId23"/>
+                    <a:blip r:embed="rId21"/>
                     <a:stretch>
                       <a:fillRect/>
                     </a:stretch>
@@ -5524,7 +5300,7 @@
                   <pic:spPr>
                     <a:xfrm>
                       <a:off x="0" y="0"/>
-                      <a:ext cx="5940000" cy="3892247"/>
+                      <a:ext cx="5940000" cy="1098202"/>
                     </a:xfrm>
                     <a:prstGeom prst="rect"/>
                   </pic:spPr>
@@ -5550,7 +5326,7 @@
           <w:color w:val="000000"/>
           <w:sz w:val="24"/>
         </w:rPr>
-        <w:t>Рисунок 9.1 — Раздел «Доступные мне»</w:t>
+        <w:t>Рисунок 9.1 — Вложение в разделе «Доступные мне»</w:t>
       </w:r>
     </w:p>
     <w:p>
@@ -5895,7 +5671,7 @@
           <w:color w:val="000000"/>
           <w:sz w:val="28"/>
         </w:rPr>
-        <w:t xml:space="preserve"> открывает бланк вложения для просмотра, если он у этого вида вложений предусмотрен. Паспортные данные в бланке закрыты прочерком: они показываются инициатору заявки и тем, кому разрешена их выгрузка, если у учётной записи нет отдельного разрешения.</w:t>
+        <w:t xml:space="preserve"> открывает бланк вложения для просмотра, если он у этого вида вложений предусмотрен. В бланке показываются только доступные вам сведения. Если для проверки пропуска не хватает информации, обратитесь в бюро пропусков.</w:t>
       </w:r>
     </w:p>
     <w:tbl>
@@ -6625,13 +6401,9 @@
       </w:r>
     </w:p>
     <w:p>
-      <w:r>
-        <w:br w:type="page"/>
-      </w:r>
-    </w:p>
-    <w:p>
       <w:pPr>
         <w:pStyle w:val="Heading1"/>
+        <w:pageBreakBefore/>
         <w:ind w:firstLine="0"/>
       </w:pPr>
       <w:r>
@@ -7856,30 +7628,94 @@
           </w:p>
         </w:tc>
       </w:tr>
+      <w:tr>
+        <w:trPr>
+          <w:cantSplit w:val="true"/>
+        </w:trPr>
+        <w:tc>
+          <w:tcPr>
+            <w:tcW w:type="dxa" w:w="1134"/>
+          </w:tcPr>
+          <w:p>
+            <w:pPr>
+              <w:spacing w:line="240" w:lineRule="auto" w:after="0"/>
+              <w:ind w:firstLine="0"/>
+              <w:jc w:val="left"/>
+            </w:pPr>
+            <w:r>
+              <w:rPr>
+                <w:rFonts w:ascii="Times New Roman" w:hAnsi="Times New Roman" w:cs="Times New Roman" w:eastAsia="Times New Roman"/>
+                <w:b w:val="0"/>
+                <w:i w:val="0"/>
+                <w:color w:val="000000"/>
+                <w:sz w:val="24"/>
+              </w:rPr>
+              <w:t>2.3</w:t>
+            </w:r>
+          </w:p>
+        </w:tc>
+        <w:tc>
+          <w:tcPr>
+            <w:tcW w:type="dxa" w:w="1701"/>
+          </w:tcPr>
+          <w:p>
+            <w:pPr>
+              <w:spacing w:line="240" w:lineRule="auto" w:after="0"/>
+              <w:ind w:firstLine="0"/>
+              <w:jc w:val="left"/>
+            </w:pPr>
+            <w:r>
+              <w:rPr>
+                <w:rFonts w:ascii="Times New Roman" w:hAnsi="Times New Roman" w:cs="Times New Roman" w:eastAsia="Times New Roman"/>
+                <w:b w:val="0"/>
+                <w:i w:val="0"/>
+                <w:color w:val="000000"/>
+                <w:sz w:val="24"/>
+              </w:rPr>
+              <w:t>21.10.2026</w:t>
+            </w:r>
+          </w:p>
+        </w:tc>
+        <w:tc>
+          <w:tcPr>
+            <w:tcW w:type="dxa" w:w="5669"/>
+          </w:tcPr>
+          <w:p>
+            <w:pPr>
+              <w:spacing w:line="240" w:lineRule="auto" w:after="0"/>
+              <w:ind w:firstLine="0"/>
+              <w:jc w:val="left"/>
+            </w:pPr>
+            <w:r>
+              <w:rPr>
+                <w:rFonts w:ascii="Times New Roman" w:hAnsi="Times New Roman" w:cs="Times New Roman" w:eastAsia="Times New Roman"/>
+                <w:b w:val="0"/>
+                <w:i w:val="0"/>
+                <w:color w:val="000000"/>
+                <w:sz w:val="24"/>
+              </w:rPr>
+              <w:t>Содержание ограничено действиями работника поста: удалены административный список незакрытых проходов и проездов, его скриншот и инструкции по работе с ним. Уточнено обращение к администратору при неверной отметке.</w:t>
+            </w:r>
+          </w:p>
+        </w:tc>
+        <w:tc>
+          <w:tcPr>
+            <w:tcW w:type="dxa" w:w="850"/>
+          </w:tcPr>
+          <w:p>
+            <w:pPr>
+              <w:spacing w:line="240" w:lineRule="auto" w:after="0"/>
+              <w:ind w:firstLine="0"/>
+              <w:jc w:val="left"/>
+            </w:pPr>
+          </w:p>
+        </w:tc>
+      </w:tr>
     </w:tbl>
     <w:p>
       <w:pPr>
-        <w:spacing w:after="0" w:line="240" w:lineRule="auto"/>
-        <w:ind w:firstLine="0"/>
-      </w:pPr>
-      <w:r>
-        <w:rPr>
-          <w:rFonts w:ascii="Times New Roman" w:hAnsi="Times New Roman" w:cs="Times New Roman" w:eastAsia="Times New Roman"/>
-          <w:b w:val="0"/>
-          <w:i w:val="0"/>
-          <w:color w:val="000000"/>
-          <w:sz w:val="12"/>
-        </w:rPr>
-      </w:r>
-    </w:p>
-    <w:p>
-      <w:r>
-        <w:br w:type="page"/>
-      </w:r>
-    </w:p>
-    <w:p>
-      <w:pPr>
         <w:keepNext/>
+        <w:pageBreakBefore/>
         <w:spacing w:line="240" w:lineRule="auto" w:before="160" w:after="80"/>
         <w:ind w:firstLine="0"/>
         <w:jc w:val="left"/>

--- a/Документация/Руководство охранника/Руководство охранника.docx
+++ b/Документация/Руководство охранника/Руководство охранника.docx
@@ -157,7 +157,7 @@
           <w:color w:val="000000"/>
           <w:sz w:val="26"/>
         </w:rPr>
-        <w:t>Версия документа: 2.3</w:t>
+        <w:t>Версия документа: 2.4</w:t>
       </w:r>
     </w:p>
     <w:p>
@@ -173,7 +173,7 @@
           <w:color w:val="000000"/>
           <w:sz w:val="26"/>
         </w:rPr>
-        <w:t>Дата: 21.10.2026</w:t>
+        <w:t>Дата: 22.10.2026</w:t>
       </w:r>
     </w:p>
     <w:p>
@@ -559,7 +559,7 @@
           <w:sz w:val="26"/>
         </w:rPr>
         <w:tab/>
-        <w:t>6</w:t>
+        <w:t>7</w:t>
       </w:r>
     </w:p>
     <w:p>
@@ -2198,7 +2198,7 @@
       <w:r>
         <w:drawing>
           <wp:inline xmlns:a="http://schemas.openxmlformats.org/drawingml/2006/main" xmlns:pic="http://schemas.openxmlformats.org/drawingml/2006/picture">
-            <wp:extent cx="5940000" cy="4768988"/>
+            <wp:extent cx="5940000" cy="5940000"/>
             <wp:docPr id="1" name="Picture 1"/>
             <wp:cNvGraphicFramePr>
               <a:graphicFrameLocks noChangeAspect="1"/>
@@ -2219,7 +2219,7 @@
                   <pic:spPr>
                     <a:xfrm>
                       <a:off x="0" y="0"/>
-                      <a:ext cx="5940000" cy="4768988"/>
+                      <a:ext cx="5940000" cy="5940000"/>
                     </a:xfrm>
                     <a:prstGeom prst="rect"/>
                   </pic:spPr>
@@ -7695,6 +7695,89 @@
                 <w:sz w:val="24"/>
               </w:rPr>
               <w:t>Содержание ограничено действиями работника поста: удалены административный список незакрытых проходов и проездов, его скриншот и инструкции по работе с ним. Уточнено обращение к администратору при неверной отметке.</w:t>
+            </w:r>
+          </w:p>
+        </w:tc>
+        <w:tc>
+          <w:tcPr>
+            <w:tcW w:type="dxa" w:w="850"/>
+          </w:tcPr>
+          <w:p>
+            <w:pPr>
+              <w:spacing w:line="240" w:lineRule="auto" w:after="0"/>
+              <w:ind w:firstLine="0"/>
+              <w:jc w:val="left"/>
+            </w:pPr>
+          </w:p>
+        </w:tc>
+      </w:tr>
+      <w:tr>
+        <w:trPr>
+          <w:cantSplit w:val="true"/>
+        </w:trPr>
+        <w:tc>
+          <w:tcPr>
+            <w:tcW w:type="dxa" w:w="1134"/>
+          </w:tcPr>
+          <w:p>
+            <w:pPr>
+              <w:spacing w:line="240" w:lineRule="auto" w:after="0"/>
+              <w:ind w:firstLine="0"/>
+              <w:jc w:val="left"/>
+            </w:pPr>
+            <w:r>
+              <w:rPr>
+                <w:rFonts w:ascii="Times New Roman" w:hAnsi="Times New Roman" w:cs="Times New Roman" w:eastAsia="Times New Roman"/>
+                <w:b w:val="0"/>
+                <w:i w:val="0"/>
+                <w:color w:val="000000"/>
+                <w:sz w:val="24"/>
+              </w:rPr>
+              <w:t>2.4</w:t>
+            </w:r>
+          </w:p>
+        </w:tc>
+        <w:tc>
+          <w:tcPr>
+            <w:tcW w:type="dxa" w:w="1701"/>
+          </w:tcPr>
+          <w:p>
+            <w:pPr>
+              <w:spacing w:line="240" w:lineRule="auto" w:after="0"/>
+              <w:ind w:firstLine="0"/>
+              <w:jc w:val="left"/>
+            </w:pPr>
+            <w:r>
+              <w:rPr>
+                <w:rFonts w:ascii="Times New Roman" w:hAnsi="Times New Roman" w:cs="Times New Roman" w:eastAsia="Times New Roman"/>
+                <w:b w:val="0"/>
+                <w:i w:val="0"/>
+                <w:color w:val="000000"/>
+                <w:sz w:val="24"/>
+              </w:rPr>
+              <w:t>22.10.2026</w:t>
+            </w:r>
+          </w:p>
+        </w:tc>
+        <w:tc>
+          <w:tcPr>
+            <w:tcW w:type="dxa" w:w="5669"/>
+          </w:tcPr>
+          <w:p>
+            <w:pPr>
+              <w:spacing w:line="240" w:lineRule="auto" w:after="0"/>
+              <w:ind w:firstLine="0"/>
+              <w:jc w:val="left"/>
+            </w:pPr>
+            <w:r>
+              <w:rPr>
+                <w:rFonts w:ascii="Times New Roman" w:hAnsi="Times New Roman" w:cs="Times New Roman" w:eastAsia="Times New Roman"/>
+                <w:b w:val="0"/>
+                <w:i w:val="0"/>
+                <w:color w:val="000000"/>
+                <w:sz w:val="24"/>
+              </w:rPr>
+              <w:t>Обновлены учебные кадры карточки машины со штатным форматированием номера и окно согласия с процентом чтения; состав действий работника поста сохранён.</w:t>
             </w:r>
           </w:p>
         </w:tc>

--- a/Документация/Руководство охранника/Руководство охранника.docx
+++ b/Документация/Руководство охранника/Руководство охранника.docx
@@ -157,7 +157,7 @@
           <w:color w:val="000000"/>
           <w:sz w:val="26"/>
         </w:rPr>
-        <w:t>Версия документа: 2.4</w:t>
+        <w:t>Версия документа: 2.5</w:t>
       </w:r>
     </w:p>
     <w:p>
@@ -173,7 +173,7 @@
           <w:color w:val="000000"/>
           <w:sz w:val="26"/>
         </w:rPr>
-        <w:t>Дата: 22.10.2026</w:t>
+        <w:t>Дата: 30.10.2026</w:t>
       </w:r>
     </w:p>
     <w:p>
@@ -3564,6 +3564,38 @@
       </w:r>
     </w:p>
     <w:p>
+      <w:r>
+        <w:rPr>
+          <w:rFonts w:ascii="Times New Roman" w:hAnsi="Times New Roman" w:cs="Times New Roman" w:eastAsia="Times New Roman"/>
+          <w:b w:val="0"/>
+          <w:i w:val="0"/>
+          <w:color w:val="000000"/>
+          <w:sz w:val="28"/>
+        </w:rPr>
+        <w:t xml:space="preserve">Шапка страницы с названием поста и инструкцией отличается от шапок внутренних списков. Если ширины внутреннего списка недостаточно, его доступные команды собраны в меню </w:t>
+      </w:r>
+      <w:r>
+        <w:rPr>
+          <w:rFonts w:ascii="Times New Roman" w:hAnsi="Times New Roman" w:cs="Times New Roman" w:eastAsia="Times New Roman"/>
+          <w:b/>
+          <w:i w:val="0"/>
+          <w:color w:val="000000"/>
+          <w:sz w:val="28"/>
+        </w:rPr>
+        <w:t>«⋯»</w:t>
+      </w:r>
+      <w:r>
+        <w:rPr>
+          <w:rFonts w:ascii="Times New Roman" w:hAnsi="Times New Roman" w:cs="Times New Roman" w:eastAsia="Times New Roman"/>
+          <w:b w:val="0"/>
+          <w:i w:val="0"/>
+          <w:color w:val="000000"/>
+          <w:sz w:val="28"/>
+        </w:rPr>
+        <w:t>; счётчик и кнопка обновления остаются рядом с названием. Через меню можно переключить увеличенный режим и сетку, а также выполнить другие действия, выданные вам для этого поста.</w:t>
+      </w:r>
+    </w:p>
+    <w:p>
       <w:pPr>
         <w:pStyle w:val="Heading2"/>
         <w:ind w:firstLine="0"/>
@@ -5722,7 +5754,27 @@
                 <w:color w:val="000000"/>
                 <w:sz w:val="26"/>
               </w:rPr>
-              <w:t>Пустой раздел означает одно из двух: либо по вашим местам сейчас нет ни одной согласованной заявки, либо за учётной записью ещё не закреплены места доступа. Второе исправляет администратор системы.</w:t>
+              <w:t xml:space="preserve">Если показано «Ничего не найдено», сначала уберите поиск и отборы кнопкой </w:t>
+            </w:r>
+            <w:r>
+              <w:rPr>
+                <w:rFonts w:ascii="Times New Roman" w:hAnsi="Times New Roman" w:cs="Times New Roman" w:eastAsia="Times New Roman"/>
+                <w:b/>
+                <w:i w:val="0"/>
+                <w:color w:val="000000"/>
+                <w:sz w:val="26"/>
+              </w:rPr>
+              <w:t>«Сбросить фильтры»</w:t>
+            </w:r>
+            <w:r>
+              <w:rPr>
+                <w:rFonts w:ascii="Times New Roman" w:hAnsi="Times New Roman" w:cs="Times New Roman" w:eastAsia="Times New Roman"/>
+                <w:b w:val="0"/>
+                <w:i w:val="0"/>
+                <w:color w:val="000000"/>
+                <w:sz w:val="26"/>
+              </w:rPr>
+              <w:t>. Если без отборов раздел пуст, по вашим местам может не быть согласованных заявок либо за учётной записью ещё не закреплены места доступа. Уточните это в бюро пропусков.</w:t>
             </w:r>
           </w:p>
         </w:tc>
@@ -5741,6 +5793,170 @@
           <w:color w:val="000000"/>
           <w:sz w:val="12"/>
         </w:rPr>
+      </w:r>
+    </w:p>
+    <w:p>
+      <w:r>
+        <w:rPr>
+          <w:rFonts w:ascii="Times New Roman" w:hAnsi="Times New Roman" w:cs="Times New Roman" w:eastAsia="Times New Roman"/>
+          <w:b w:val="0"/>
+          <w:i w:val="0"/>
+          <w:color w:val="000000"/>
+          <w:sz w:val="28"/>
+        </w:rPr>
+        <w:t xml:space="preserve">Обучение открывается кнопкой </w:t>
+      </w:r>
+      <w:r>
+        <w:rPr>
+          <w:rFonts w:ascii="Times New Roman" w:hAnsi="Times New Roman" w:cs="Times New Roman" w:eastAsia="Times New Roman"/>
+          <w:b/>
+          <w:i w:val="0"/>
+          <w:color w:val="000000"/>
+          <w:sz w:val="28"/>
+        </w:rPr>
+        <w:t>«Обучение»</w:t>
+      </w:r>
+      <w:r>
+        <w:rPr>
+          <w:rFonts w:ascii="Times New Roman" w:hAnsi="Times New Roman" w:cs="Times New Roman" w:eastAsia="Times New Roman"/>
+          <w:b w:val="0"/>
+          <w:i w:val="0"/>
+          <w:color w:val="000000"/>
+          <w:sz w:val="28"/>
+        </w:rPr>
+        <w:t xml:space="preserve"> на странице </w:t>
+      </w:r>
+      <w:r>
+        <w:rPr>
+          <w:rFonts w:ascii="Times New Roman" w:hAnsi="Times New Roman" w:cs="Times New Roman" w:eastAsia="Times New Roman"/>
+          <w:b/>
+          <w:i w:val="0"/>
+          <w:color w:val="000000"/>
+          <w:sz w:val="28"/>
+        </w:rPr>
+        <w:t>«Обзор и новости»</w:t>
+      </w:r>
+      <w:r>
+        <w:rPr>
+          <w:rFonts w:ascii="Times New Roman" w:hAnsi="Times New Roman" w:cs="Times New Roman" w:eastAsia="Times New Roman"/>
+          <w:b w:val="0"/>
+          <w:i w:val="0"/>
+          <w:color w:val="000000"/>
+          <w:sz w:val="28"/>
+        </w:rPr>
+        <w:t xml:space="preserve">. Выберите тур охранника и нажмите </w:t>
+      </w:r>
+      <w:r>
+        <w:rPr>
+          <w:rFonts w:ascii="Times New Roman" w:hAnsi="Times New Roman" w:cs="Times New Roman" w:eastAsia="Times New Roman"/>
+          <w:b/>
+          <w:i w:val="0"/>
+          <w:color w:val="000000"/>
+          <w:sz w:val="28"/>
+        </w:rPr>
+        <w:t>«Пройти сначала»</w:t>
+      </w:r>
+      <w:r>
+        <w:rPr>
+          <w:rFonts w:ascii="Times New Roman" w:hAnsi="Times New Roman" w:cs="Times New Roman" w:eastAsia="Times New Roman"/>
+          <w:b w:val="0"/>
+          <w:i w:val="0"/>
+          <w:color w:val="000000"/>
+          <w:sz w:val="28"/>
+        </w:rPr>
+        <w:t xml:space="preserve"> либо </w:t>
+      </w:r>
+      <w:r>
+        <w:rPr>
+          <w:rFonts w:ascii="Times New Roman" w:hAnsi="Times New Roman" w:cs="Times New Roman" w:eastAsia="Times New Roman"/>
+          <w:b/>
+          <w:i w:val="0"/>
+          <w:color w:val="000000"/>
+          <w:sz w:val="28"/>
+        </w:rPr>
+        <w:t>«Продолжить обучение»</w:t>
+      </w:r>
+      <w:r>
+        <w:rPr>
+          <w:rFonts w:ascii="Times New Roman" w:hAnsi="Times New Roman" w:cs="Times New Roman" w:eastAsia="Times New Roman"/>
+          <w:b w:val="0"/>
+          <w:i w:val="0"/>
+          <w:color w:val="000000"/>
+          <w:sz w:val="28"/>
+        </w:rPr>
+        <w:t xml:space="preserve">, если место сохранено. Можно выбрать главу и </w:t>
+      </w:r>
+      <w:r>
+        <w:rPr>
+          <w:rFonts w:ascii="Times New Roman" w:hAnsi="Times New Roman" w:cs="Times New Roman" w:eastAsia="Times New Roman"/>
+          <w:b/>
+          <w:i w:val="0"/>
+          <w:color w:val="000000"/>
+          <w:sz w:val="28"/>
+        </w:rPr>
+        <w:t>«Начать с раздела»</w:t>
+      </w:r>
+      <w:r>
+        <w:rPr>
+          <w:rFonts w:ascii="Times New Roman" w:hAnsi="Times New Roman" w:cs="Times New Roman" w:eastAsia="Times New Roman"/>
+          <w:b w:val="0"/>
+          <w:i w:val="0"/>
+          <w:color w:val="000000"/>
+          <w:sz w:val="28"/>
+        </w:rPr>
+        <w:t xml:space="preserve">, но такой просмотр не засчитывает весь тур. Раздел </w:t>
+      </w:r>
+      <w:r>
+        <w:rPr>
+          <w:rFonts w:ascii="Times New Roman" w:hAnsi="Times New Roman" w:cs="Times New Roman" w:eastAsia="Times New Roman"/>
+          <w:b/>
+          <w:i w:val="0"/>
+          <w:color w:val="000000"/>
+          <w:sz w:val="28"/>
+        </w:rPr>
+        <w:t>«По факту»</w:t>
+      </w:r>
+      <w:r>
+        <w:rPr>
+          <w:rFonts w:ascii="Times New Roman" w:hAnsi="Times New Roman" w:cs="Times New Roman" w:eastAsia="Times New Roman"/>
+          <w:b w:val="0"/>
+          <w:i w:val="0"/>
+          <w:color w:val="000000"/>
+          <w:sz w:val="28"/>
+        </w:rPr>
+        <w:t xml:space="preserve"> объясняется обязательно: если на вашем посту такого списка нет, показывается учебный пример без доступа к чужой таблице и без отметки реального проезда.</w:t>
+      </w:r>
+    </w:p>
+    <w:p>
+      <w:r>
+        <w:rPr>
+          <w:rFonts w:ascii="Times New Roman" w:hAnsi="Times New Roman" w:cs="Times New Roman" w:eastAsia="Times New Roman"/>
+          <w:b w:val="0"/>
+          <w:i w:val="0"/>
+          <w:color w:val="000000"/>
+          <w:sz w:val="28"/>
+        </w:rPr>
+        <w:t xml:space="preserve">На сенсорном экране используйте кнопки подсказки. Если шаг не открылся, нажмите </w:t>
+      </w:r>
+      <w:r>
+        <w:rPr>
+          <w:rFonts w:ascii="Times New Roman" w:hAnsi="Times New Roman" w:cs="Times New Roman" w:eastAsia="Times New Roman"/>
+          <w:b/>
+          <w:i w:val="0"/>
+          <w:color w:val="000000"/>
+          <w:sz w:val="28"/>
+        </w:rPr>
+        <w:t>«Повторить»</w:t>
+      </w:r>
+      <w:r>
+        <w:rPr>
+          <w:rFonts w:ascii="Times New Roman" w:hAnsi="Times New Roman" w:cs="Times New Roman" w:eastAsia="Times New Roman"/>
+          <w:b w:val="0"/>
+          <w:i w:val="0"/>
+          <w:color w:val="000000"/>
+          <w:sz w:val="28"/>
+        </w:rPr>
+        <w:t xml:space="preserve"> либо закройте обучение с сохранением прогресса. Рабочее окно поверх подсказки получает управление до своего закрытия.</w:t>
       </w:r>
     </w:p>
     <w:p>
@@ -6149,6 +6365,132 @@
                 <w:sz w:val="24"/>
               </w:rPr>
               <w:t>Использовать доступное действие отмены и указать причину; иначе обратиться в бюро</w:t>
+            </w:r>
+          </w:p>
+        </w:tc>
+      </w:tr>
+    </w:tbl>
+    <w:p>
+      <w:pPr>
+        <w:spacing w:after="0" w:line="240" w:lineRule="auto"/>
+        <w:ind w:firstLine="0"/>
+      </w:pPr>
+      <w:r>
+        <w:rPr>
+          <w:rFonts w:ascii="Times New Roman" w:hAnsi="Times New Roman" w:cs="Times New Roman" w:eastAsia="Times New Roman"/>
+          <w:b w:val="0"/>
+          <w:i w:val="0"/>
+          <w:color w:val="000000"/>
+          <w:sz w:val="12"/>
+        </w:rPr>
+      </w:r>
+    </w:p>
+    <w:p>
+      <w:pPr>
+        <w:keepNext/>
+        <w:spacing w:line="240" w:lineRule="auto" w:before="160" w:after="80"/>
+        <w:ind w:firstLine="0"/>
+        <w:jc w:val="left"/>
+      </w:pPr>
+      <w:r>
+        <w:rPr>
+          <w:rFonts w:ascii="Times New Roman" w:hAnsi="Times New Roman" w:cs="Times New Roman" w:eastAsia="Times New Roman"/>
+          <w:b w:val="0"/>
+          <w:i/>
+          <w:color w:val="000000"/>
+          <w:sz w:val="24"/>
+        </w:rPr>
+        <w:t>Продолжение таблицы 10.1</w:t>
+      </w:r>
+    </w:p>
+    <w:tbl>
+      <w:tblPr>
+        <w:tblStyle w:val="TableGrid"/>
+        <w:tblW w:type="auto" w:w="0"/>
+        <w:jc w:val="center"/>
+        <w:tblLayout w:type="fixed"/>
+        <w:tblLook w:firstColumn="1" w:firstRow="1" w:lastColumn="0" w:lastRow="0" w:noHBand="0" w:noVBand="1" w:val="04A0"/>
+        <w:tblLayout w:type="fixed"/>
+      </w:tblPr>
+      <w:tblGrid>
+        <w:gridCol w:w="1984"/>
+        <w:gridCol w:w="2996"/>
+        <w:gridCol w:w="4375"/>
+      </w:tblGrid>
+      <w:tr>
+        <w:trPr>
+          <w:tblHeader w:val="true"/>
+          <w:cantSplit w:val="true"/>
+        </w:trPr>
+        <w:tc>
+          <w:tcPr>
+            <w:tcW w:type="dxa" w:w="1984"/>
+            <w:shd w:val="clear" w:fill="E8E8E8"/>
+          </w:tcPr>
+          <w:p>
+            <w:pPr>
+              <w:keepNext/>
+              <w:spacing w:line="240" w:lineRule="auto" w:after="0"/>
+              <w:ind w:firstLine="0"/>
+              <w:jc w:val="left"/>
+            </w:pPr>
+            <w:r>
+              <w:rPr>
+                <w:rFonts w:ascii="Times New Roman" w:hAnsi="Times New Roman" w:cs="Times New Roman" w:eastAsia="Times New Roman"/>
+                <w:b/>
+                <w:i w:val="0"/>
+                <w:color w:val="000000"/>
+                <w:sz w:val="24"/>
+              </w:rPr>
+              <w:t>Что случилось</w:t>
+            </w:r>
+          </w:p>
+        </w:tc>
+        <w:tc>
+          <w:tcPr>
+            <w:tcW w:type="dxa" w:w="2995"/>
+            <w:shd w:val="clear" w:fill="E8E8E8"/>
+          </w:tcPr>
+          <w:p>
+            <w:pPr>
+              <w:keepNext/>
+              <w:spacing w:line="240" w:lineRule="auto" w:after="0"/>
+              <w:ind w:firstLine="0"/>
+              <w:jc w:val="left"/>
+            </w:pPr>
+            <w:r>
+              <w:rPr>
+                <w:rFonts w:ascii="Times New Roman" w:hAnsi="Times New Roman" w:cs="Times New Roman" w:eastAsia="Times New Roman"/>
+                <w:b/>
+                <w:i w:val="0"/>
+                <w:color w:val="000000"/>
+                <w:sz w:val="24"/>
+              </w:rPr>
+              <w:t>Что это значит</w:t>
+            </w:r>
+          </w:p>
+        </w:tc>
+        <w:tc>
+          <w:tcPr>
+            <w:tcW w:type="dxa" w:w="4375"/>
+            <w:shd w:val="clear" w:fill="E8E8E8"/>
+          </w:tcPr>
+          <w:p>
+            <w:pPr>
+              <w:keepNext/>
+              <w:spacing w:line="240" w:lineRule="auto" w:after="0"/>
+              <w:ind w:firstLine="0"/>
+              <w:jc w:val="left"/>
+            </w:pPr>
+            <w:r>
+              <w:rPr>
+                <w:rFonts w:ascii="Times New Roman" w:hAnsi="Times New Roman" w:cs="Times New Roman" w:eastAsia="Times New Roman"/>
+                <w:b/>
+                <w:i w:val="0"/>
+                <w:color w:val="000000"/>
+                <w:sz w:val="24"/>
+              </w:rPr>
+              <w:t>Что делать</w:t>
             </w:r>
           </w:p>
         </w:tc>
@@ -7778,6 +8120,89 @@
                 <w:sz w:val="24"/>
               </w:rPr>
               <w:t>Обновлены учебные кадры карточки машины со штатным форматированием номера и окно согласия с процентом чтения; состав действий работника поста сохранён.</w:t>
+            </w:r>
+          </w:p>
+        </w:tc>
+        <w:tc>
+          <w:tcPr>
+            <w:tcW w:type="dxa" w:w="850"/>
+          </w:tcPr>
+          <w:p>
+            <w:pPr>
+              <w:spacing w:line="240" w:lineRule="auto" w:after="0"/>
+              <w:ind w:firstLine="0"/>
+              <w:jc w:val="left"/>
+            </w:pPr>
+          </w:p>
+        </w:tc>
+      </w:tr>
+      <w:tr>
+        <w:trPr>
+          <w:cantSplit w:val="true"/>
+        </w:trPr>
+        <w:tc>
+          <w:tcPr>
+            <w:tcW w:type="dxa" w:w="1134"/>
+          </w:tcPr>
+          <w:p>
+            <w:pPr>
+              <w:spacing w:line="240" w:lineRule="auto" w:after="0"/>
+              <w:ind w:firstLine="0"/>
+              <w:jc w:val="left"/>
+            </w:pPr>
+            <w:r>
+              <w:rPr>
+                <w:rFonts w:ascii="Times New Roman" w:hAnsi="Times New Roman" w:cs="Times New Roman" w:eastAsia="Times New Roman"/>
+                <w:b w:val="0"/>
+                <w:i w:val="0"/>
+                <w:color w:val="000000"/>
+                <w:sz w:val="24"/>
+              </w:rPr>
+              <w:t>2.5</w:t>
+            </w:r>
+          </w:p>
+        </w:tc>
+        <w:tc>
+          <w:tcPr>
+            <w:tcW w:type="dxa" w:w="1701"/>
+          </w:tcPr>
+          <w:p>
+            <w:pPr>
+              <w:spacing w:line="240" w:lineRule="auto" w:after="0"/>
+              <w:ind w:firstLine="0"/>
+              <w:jc w:val="left"/>
+            </w:pPr>
+            <w:r>
+              <w:rPr>
+                <w:rFonts w:ascii="Times New Roman" w:hAnsi="Times New Roman" w:cs="Times New Roman" w:eastAsia="Times New Roman"/>
+                <w:b w:val="0"/>
+                <w:i w:val="0"/>
+                <w:color w:val="000000"/>
+                <w:sz w:val="24"/>
+              </w:rPr>
+              <w:t>30.10.2026</w:t>
+            </w:r>
+          </w:p>
+        </w:tc>
+        <w:tc>
+          <w:tcPr>
+            <w:tcW w:type="dxa" w:w="5669"/>
+          </w:tcPr>
+          <w:p>
+            <w:pPr>
+              <w:spacing w:line="240" w:lineRule="auto" w:after="0"/>
+              <w:ind w:firstLine="0"/>
+              <w:jc w:val="left"/>
+            </w:pPr>
+            <w:r>
+              <w:rPr>
+                <w:rFonts w:ascii="Times New Roman" w:hAnsi="Times New Roman" w:cs="Times New Roman" w:eastAsia="Times New Roman"/>
+                <w:b w:val="0"/>
+                <w:i w:val="0"/>
+                <w:color w:val="000000"/>
+                <w:sz w:val="24"/>
+              </w:rPr>
+              <w:t>Уточнены компактные команды поста и профильное обучение с обязательным объяснением «По факту».</w:t>
             </w:r>
           </w:p>
         </w:tc>

--- a/Документация/Руководство охранника/Руководство охранника.docx
+++ b/Документация/Руководство охранника/Руководство охранника.docx
@@ -157,7 +157,7 @@
           <w:color w:val="000000"/>
           <w:sz w:val="26"/>
         </w:rPr>
-        <w:t>Версия документа: 2.5</w:t>
+        <w:t>Версия документа: 2.6</w:t>
       </w:r>
     </w:p>
     <w:p>
@@ -683,7 +683,7 @@
           <w:sz w:val="26"/>
         </w:rPr>
         <w:tab/>
-        <w:t>9</w:t>
+        <w:t>10</w:t>
       </w:r>
     </w:p>
     <w:p>
@@ -745,7 +745,7 @@
           <w:sz w:val="26"/>
         </w:rPr>
         <w:tab/>
-        <w:t>10</w:t>
+        <w:t>11</w:t>
       </w:r>
     </w:p>
     <w:p>
@@ -838,7 +838,7 @@
           <w:sz w:val="26"/>
         </w:rPr>
         <w:tab/>
-        <w:t>12</w:t>
+        <w:t>13</w:t>
       </w:r>
     </w:p>
     <w:p>
@@ -869,7 +869,7 @@
           <w:sz w:val="26"/>
         </w:rPr>
         <w:tab/>
-        <w:t>13</w:t>
+        <w:t>14</w:t>
       </w:r>
     </w:p>
     <w:p>
@@ -3596,6 +3596,58 @@
       </w:r>
     </w:p>
     <w:p>
+      <w:r>
+        <w:rPr>
+          <w:rFonts w:ascii="Times New Roman" w:hAnsi="Times New Roman" w:cs="Times New Roman" w:eastAsia="Times New Roman"/>
+          <w:b w:val="0"/>
+          <w:i w:val="0"/>
+          <w:color w:val="000000"/>
+          <w:sz w:val="28"/>
+        </w:rPr>
+        <w:t xml:space="preserve">Если вам выдан доступ к журналу поста, кнопка </w:t>
+      </w:r>
+      <w:r>
+        <w:rPr>
+          <w:rFonts w:ascii="Times New Roman" w:hAnsi="Times New Roman" w:cs="Times New Roman" w:eastAsia="Times New Roman"/>
+          <w:b/>
+          <w:i w:val="0"/>
+          <w:color w:val="000000"/>
+          <w:sz w:val="28"/>
+        </w:rPr>
+        <w:t>«История»</w:t>
+      </w:r>
+      <w:r>
+        <w:rPr>
+          <w:rFonts w:ascii="Times New Roman" w:hAnsi="Times New Roman" w:cs="Times New Roman" w:eastAsia="Times New Roman"/>
+          <w:b w:val="0"/>
+          <w:i w:val="0"/>
+          <w:color w:val="000000"/>
+          <w:sz w:val="28"/>
+        </w:rPr>
+        <w:t xml:space="preserve"> открывает журнал проходов или проездов. При нехватке места ищите её в </w:t>
+      </w:r>
+      <w:r>
+        <w:rPr>
+          <w:rFonts w:ascii="Times New Roman" w:hAnsi="Times New Roman" w:cs="Times New Roman" w:eastAsia="Times New Roman"/>
+          <w:b/>
+          <w:i w:val="0"/>
+          <w:color w:val="000000"/>
+          <w:sz w:val="28"/>
+        </w:rPr>
+        <w:t>«⋯»</w:t>
+      </w:r>
+      <w:r>
+        <w:rPr>
+          <w:rFonts w:ascii="Times New Roman" w:hAnsi="Times New Roman" w:cs="Times New Roman" w:eastAsia="Times New Roman"/>
+          <w:b w:val="0"/>
+          <w:i w:val="0"/>
+          <w:color w:val="000000"/>
+          <w:sz w:val="28"/>
+        </w:rPr>
+        <w:t xml:space="preserve"> внутреннего списка. Это журнал поста, отдельный от карточки записи и истории заявки.</w:t>
+      </w:r>
+    </w:p>
+    <w:p>
       <w:pPr>
         <w:pStyle w:val="Heading2"/>
         <w:ind w:firstLine="0"/>
@@ -5683,7 +5735,7 @@
           <w:color w:val="000000"/>
           <w:sz w:val="28"/>
         </w:rPr>
-        <w:t xml:space="preserve">Нажатие на карточку открывает справа сведения о заявке: номер, организацию, компанию, отправителя, дату отправки и состав вложения. Кнопка </w:t>
+        <w:t xml:space="preserve">Нажатие на карточку открывает сведения о заявке: номер, организацию, компанию, отправителя, дату отправки и состав вложения. Кнопка </w:t>
       </w:r>
       <w:r>
         <w:rPr>
@@ -5704,6 +5756,78 @@
           <w:sz w:val="28"/>
         </w:rPr>
         <w:t xml:space="preserve"> открывает бланк вложения для просмотра, если он у этого вида вложений предусмотрен. В бланке показываются только доступные вам сведения. Если для проверки пропуска не хватает информации, обратитесь в бюро пропусков.</w:t>
+      </w:r>
+    </w:p>
+    <w:p>
+      <w:r>
+        <w:rPr>
+          <w:rFonts w:ascii="Times New Roman" w:hAnsi="Times New Roman" w:cs="Times New Roman" w:eastAsia="Times New Roman"/>
+          <w:b w:val="0"/>
+          <w:i w:val="0"/>
+          <w:color w:val="000000"/>
+          <w:sz w:val="28"/>
+        </w:rPr>
+        <w:t xml:space="preserve">Если при открытии карточки список скрылся, кнопка </w:t>
+      </w:r>
+      <w:r>
+        <w:rPr>
+          <w:rFonts w:ascii="Times New Roman" w:hAnsi="Times New Roman" w:cs="Times New Roman" w:eastAsia="Times New Roman"/>
+          <w:b/>
+          <w:i w:val="0"/>
+          <w:color w:val="000000"/>
+          <w:sz w:val="28"/>
+        </w:rPr>
+        <w:t>«К списку»</w:t>
+      </w:r>
+      <w:r>
+        <w:rPr>
+          <w:rFonts w:ascii="Times New Roman" w:hAnsi="Times New Roman" w:cs="Times New Roman" w:eastAsia="Times New Roman"/>
+          <w:b w:val="0"/>
+          <w:i w:val="0"/>
+          <w:color w:val="000000"/>
+          <w:sz w:val="28"/>
+        </w:rPr>
+        <w:t xml:space="preserve"> возвращает к перечню. Кнопка </w:t>
+      </w:r>
+      <w:r>
+        <w:rPr>
+          <w:rFonts w:ascii="Times New Roman" w:hAnsi="Times New Roman" w:cs="Times New Roman" w:eastAsia="Times New Roman"/>
+          <w:b/>
+          <w:i w:val="0"/>
+          <w:color w:val="000000"/>
+          <w:sz w:val="28"/>
+        </w:rPr>
+        <w:t>«Отметить исполнение»</w:t>
+      </w:r>
+      <w:r>
+        <w:rPr>
+          <w:rFonts w:ascii="Times New Roman" w:hAnsi="Times New Roman" w:cs="Times New Roman" w:eastAsia="Times New Roman"/>
+          <w:b w:val="0"/>
+          <w:i w:val="0"/>
+          <w:color w:val="000000"/>
+          <w:sz w:val="28"/>
+        </w:rPr>
+        <w:t xml:space="preserve"> фиксирует исполнение выбранного вложения сразу по нажатию. Эта отметка не заменяет вход или выход в таблице поста и не включает фильтр </w:t>
+      </w:r>
+      <w:r>
+        <w:rPr>
+          <w:rFonts w:ascii="Times New Roman" w:hAnsi="Times New Roman" w:cs="Times New Roman" w:eastAsia="Times New Roman"/>
+          <w:b/>
+          <w:i w:val="0"/>
+          <w:color w:val="000000"/>
+          <w:sz w:val="28"/>
+        </w:rPr>
+        <w:t>«Завершённые»</w:t>
+      </w:r>
+      <w:r>
+        <w:rPr>
+          <w:rFonts w:ascii="Times New Roman" w:hAnsi="Times New Roman" w:cs="Times New Roman" w:eastAsia="Times New Roman"/>
+          <w:b w:val="0"/>
+          <w:i w:val="0"/>
+          <w:color w:val="000000"/>
+          <w:sz w:val="28"/>
+        </w:rPr>
+        <w:t>. Под кнопкой показана сводка отметок за сегодня; если идёт обратный отсчёт, дождитесь его окончания перед повтором.</w:t>
       </w:r>
     </w:p>
     <w:tbl>
@@ -6152,6 +6276,132 @@
                 <w:sz w:val="24"/>
               </w:rPr>
               <w:t>Проверить в разделе «Доступные мне» и в поиске по системе; при необходимости обратиться в бюро пропусков</w:t>
+            </w:r>
+          </w:p>
+        </w:tc>
+      </w:tr>
+    </w:tbl>
+    <w:p>
+      <w:pPr>
+        <w:spacing w:after="0" w:line="240" w:lineRule="auto"/>
+        <w:ind w:firstLine="0"/>
+      </w:pPr>
+      <w:r>
+        <w:rPr>
+          <w:rFonts w:ascii="Times New Roman" w:hAnsi="Times New Roman" w:cs="Times New Roman" w:eastAsia="Times New Roman"/>
+          <w:b w:val="0"/>
+          <w:i w:val="0"/>
+          <w:color w:val="000000"/>
+          <w:sz w:val="12"/>
+        </w:rPr>
+      </w:r>
+    </w:p>
+    <w:p>
+      <w:pPr>
+        <w:keepNext/>
+        <w:spacing w:line="240" w:lineRule="auto" w:before="160" w:after="80"/>
+        <w:ind w:firstLine="0"/>
+        <w:jc w:val="left"/>
+      </w:pPr>
+      <w:r>
+        <w:rPr>
+          <w:rFonts w:ascii="Times New Roman" w:hAnsi="Times New Roman" w:cs="Times New Roman" w:eastAsia="Times New Roman"/>
+          <w:b w:val="0"/>
+          <w:i/>
+          <w:color w:val="000000"/>
+          <w:sz w:val="24"/>
+        </w:rPr>
+        <w:t>Продолжение таблицы 10.1</w:t>
+      </w:r>
+    </w:p>
+    <w:tbl>
+      <w:tblPr>
+        <w:tblStyle w:val="TableGrid"/>
+        <w:tblW w:type="auto" w:w="0"/>
+        <w:jc w:val="center"/>
+        <w:tblLayout w:type="fixed"/>
+        <w:tblLook w:firstColumn="1" w:firstRow="1" w:lastColumn="0" w:lastRow="0" w:noHBand="0" w:noVBand="1" w:val="04A0"/>
+        <w:tblLayout w:type="fixed"/>
+      </w:tblPr>
+      <w:tblGrid>
+        <w:gridCol w:w="1984"/>
+        <w:gridCol w:w="2996"/>
+        <w:gridCol w:w="4375"/>
+      </w:tblGrid>
+      <w:tr>
+        <w:trPr>
+          <w:tblHeader w:val="true"/>
+          <w:cantSplit w:val="true"/>
+        </w:trPr>
+        <w:tc>
+          <w:tcPr>
+            <w:tcW w:type="dxa" w:w="1984"/>
+            <w:shd w:val="clear" w:fill="E8E8E8"/>
+          </w:tcPr>
+          <w:p>
+            <w:pPr>
+              <w:keepNext/>
+              <w:spacing w:line="240" w:lineRule="auto" w:after="0"/>
+              <w:ind w:firstLine="0"/>
+              <w:jc w:val="left"/>
+            </w:pPr>
+            <w:r>
+              <w:rPr>
+                <w:rFonts w:ascii="Times New Roman" w:hAnsi="Times New Roman" w:cs="Times New Roman" w:eastAsia="Times New Roman"/>
+                <w:b/>
+                <w:i w:val="0"/>
+                <w:color w:val="000000"/>
+                <w:sz w:val="24"/>
+              </w:rPr>
+              <w:t>Что случилось</w:t>
+            </w:r>
+          </w:p>
+        </w:tc>
+        <w:tc>
+          <w:tcPr>
+            <w:tcW w:type="dxa" w:w="2995"/>
+            <w:shd w:val="clear" w:fill="E8E8E8"/>
+          </w:tcPr>
+          <w:p>
+            <w:pPr>
+              <w:keepNext/>
+              <w:spacing w:line="240" w:lineRule="auto" w:after="0"/>
+              <w:ind w:firstLine="0"/>
+              <w:jc w:val="left"/>
+            </w:pPr>
+            <w:r>
+              <w:rPr>
+                <w:rFonts w:ascii="Times New Roman" w:hAnsi="Times New Roman" w:cs="Times New Roman" w:eastAsia="Times New Roman"/>
+                <w:b/>
+                <w:i w:val="0"/>
+                <w:color w:val="000000"/>
+                <w:sz w:val="24"/>
+              </w:rPr>
+              <w:t>Что это значит</w:t>
+            </w:r>
+          </w:p>
+        </w:tc>
+        <w:tc>
+          <w:tcPr>
+            <w:tcW w:type="dxa" w:w="4375"/>
+            <w:shd w:val="clear" w:fill="E8E8E8"/>
+          </w:tcPr>
+          <w:p>
+            <w:pPr>
+              <w:keepNext/>
+              <w:spacing w:line="240" w:lineRule="auto" w:after="0"/>
+              <w:ind w:firstLine="0"/>
+              <w:jc w:val="left"/>
+            </w:pPr>
+            <w:r>
+              <w:rPr>
+                <w:rFonts w:ascii="Times New Roman" w:hAnsi="Times New Roman" w:cs="Times New Roman" w:eastAsia="Times New Roman"/>
+                <w:b/>
+                <w:i w:val="0"/>
+                <w:color w:val="000000"/>
+                <w:sz w:val="24"/>
+              </w:rPr>
+              <w:t>Что делать</w:t>
             </w:r>
           </w:p>
         </w:tc>
@@ -6365,132 +6615,6 @@
                 <w:sz w:val="24"/>
               </w:rPr>
               <w:t>Использовать доступное действие отмены и указать причину; иначе обратиться в бюро</w:t>
-            </w:r>
-          </w:p>
-        </w:tc>
-      </w:tr>
-    </w:tbl>
-    <w:p>
-      <w:pPr>
-        <w:spacing w:after="0" w:line="240" w:lineRule="auto"/>
-        <w:ind w:firstLine="0"/>
-      </w:pPr>
-      <w:r>
-        <w:rPr>
-          <w:rFonts w:ascii="Times New Roman" w:hAnsi="Times New Roman" w:cs="Times New Roman" w:eastAsia="Times New Roman"/>
-          <w:b w:val="0"/>
-          <w:i w:val="0"/>
-          <w:color w:val="000000"/>
-          <w:sz w:val="12"/>
-        </w:rPr>
-      </w:r>
-    </w:p>
-    <w:p>
-      <w:pPr>
-        <w:keepNext/>
-        <w:spacing w:line="240" w:lineRule="auto" w:before="160" w:after="80"/>
-        <w:ind w:firstLine="0"/>
-        <w:jc w:val="left"/>
-      </w:pPr>
-      <w:r>
-        <w:rPr>
-          <w:rFonts w:ascii="Times New Roman" w:hAnsi="Times New Roman" w:cs="Times New Roman" w:eastAsia="Times New Roman"/>
-          <w:b w:val="0"/>
-          <w:i/>
-          <w:color w:val="000000"/>
-          <w:sz w:val="24"/>
-        </w:rPr>
-        <w:t>Продолжение таблицы 10.1</w:t>
-      </w:r>
-    </w:p>
-    <w:tbl>
-      <w:tblPr>
-        <w:tblStyle w:val="TableGrid"/>
-        <w:tblW w:type="auto" w:w="0"/>
-        <w:jc w:val="center"/>
-        <w:tblLayout w:type="fixed"/>
-        <w:tblLook w:firstColumn="1" w:firstRow="1" w:lastColumn="0" w:lastRow="0" w:noHBand="0" w:noVBand="1" w:val="04A0"/>
-        <w:tblLayout w:type="fixed"/>
-      </w:tblPr>
-      <w:tblGrid>
-        <w:gridCol w:w="1984"/>
-        <w:gridCol w:w="2996"/>
-        <w:gridCol w:w="4375"/>
-      </w:tblGrid>
-      <w:tr>
-        <w:trPr>
-          <w:tblHeader w:val="true"/>
-          <w:cantSplit w:val="true"/>
-        </w:trPr>
-        <w:tc>
-          <w:tcPr>
-            <w:tcW w:type="dxa" w:w="1984"/>
-            <w:shd w:val="clear" w:fill="E8E8E8"/>
-          </w:tcPr>
-          <w:p>
-            <w:pPr>
-              <w:keepNext/>
-              <w:spacing w:line="240" w:lineRule="auto" w:after="0"/>
-              <w:ind w:firstLine="0"/>
-              <w:jc w:val="left"/>
-            </w:pPr>
-            <w:r>
-              <w:rPr>
-                <w:rFonts w:ascii="Times New Roman" w:hAnsi="Times New Roman" w:cs="Times New Roman" w:eastAsia="Times New Roman"/>
-                <w:b/>
-                <w:i w:val="0"/>
-                <w:color w:val="000000"/>
-                <w:sz w:val="24"/>
-              </w:rPr>
-              <w:t>Что случилось</w:t>
-            </w:r>
-          </w:p>
-        </w:tc>
-        <w:tc>
-          <w:tcPr>
-            <w:tcW w:type="dxa" w:w="2995"/>
-            <w:shd w:val="clear" w:fill="E8E8E8"/>
-          </w:tcPr>
-          <w:p>
-            <w:pPr>
-              <w:keepNext/>
-              <w:spacing w:line="240" w:lineRule="auto" w:after="0"/>
-              <w:ind w:firstLine="0"/>
-              <w:jc w:val="left"/>
-            </w:pPr>
-            <w:r>
-              <w:rPr>
-                <w:rFonts w:ascii="Times New Roman" w:hAnsi="Times New Roman" w:cs="Times New Roman" w:eastAsia="Times New Roman"/>
-                <w:b/>
-                <w:i w:val="0"/>
-                <w:color w:val="000000"/>
-                <w:sz w:val="24"/>
-              </w:rPr>
-              <w:t>Что это значит</w:t>
-            </w:r>
-          </w:p>
-        </w:tc>
-        <w:tc>
-          <w:tcPr>
-            <w:tcW w:type="dxa" w:w="4375"/>
-            <w:shd w:val="clear" w:fill="E8E8E8"/>
-          </w:tcPr>
-          <w:p>
-            <w:pPr>
-              <w:keepNext/>
-              <w:spacing w:line="240" w:lineRule="auto" w:after="0"/>
-              <w:ind w:firstLine="0"/>
-              <w:jc w:val="left"/>
-            </w:pPr>
-            <w:r>
-              <w:rPr>
-                <w:rFonts w:ascii="Times New Roman" w:hAnsi="Times New Roman" w:cs="Times New Roman" w:eastAsia="Times New Roman"/>
-                <w:b/>
-                <w:i w:val="0"/>
-                <w:color w:val="000000"/>
-                <w:sz w:val="24"/>
-              </w:rPr>
-              <w:t>Что делать</w:t>
             </w:r>
           </w:p>
         </w:tc>
@@ -8203,6 +8327,89 @@
                 <w:sz w:val="24"/>
               </w:rPr>
               <w:t>Уточнены компактные команды поста и профильное обучение с обязательным объяснением «По факту».</w:t>
+            </w:r>
+          </w:p>
+        </w:tc>
+        <w:tc>
+          <w:tcPr>
+            <w:tcW w:type="dxa" w:w="850"/>
+          </w:tcPr>
+          <w:p>
+            <w:pPr>
+              <w:spacing w:line="240" w:lineRule="auto" w:after="0"/>
+              <w:ind w:firstLine="0"/>
+              <w:jc w:val="left"/>
+            </w:pPr>
+          </w:p>
+        </w:tc>
+      </w:tr>
+      <w:tr>
+        <w:trPr>
+          <w:cantSplit w:val="true"/>
+        </w:trPr>
+        <w:tc>
+          <w:tcPr>
+            <w:tcW w:type="dxa" w:w="1134"/>
+          </w:tcPr>
+          <w:p>
+            <w:pPr>
+              <w:spacing w:line="240" w:lineRule="auto" w:after="0"/>
+              <w:ind w:firstLine="0"/>
+              <w:jc w:val="left"/>
+            </w:pPr>
+            <w:r>
+              <w:rPr>
+                <w:rFonts w:ascii="Times New Roman" w:hAnsi="Times New Roman" w:cs="Times New Roman" w:eastAsia="Times New Roman"/>
+                <w:b w:val="0"/>
+                <w:i w:val="0"/>
+                <w:color w:val="000000"/>
+                <w:sz w:val="24"/>
+              </w:rPr>
+              <w:t>2.6</w:t>
+            </w:r>
+          </w:p>
+        </w:tc>
+        <w:tc>
+          <w:tcPr>
+            <w:tcW w:type="dxa" w:w="1701"/>
+          </w:tcPr>
+          <w:p>
+            <w:pPr>
+              <w:spacing w:line="240" w:lineRule="auto" w:after="0"/>
+              <w:ind w:firstLine="0"/>
+              <w:jc w:val="left"/>
+            </w:pPr>
+            <w:r>
+              <w:rPr>
+                <w:rFonts w:ascii="Times New Roman" w:hAnsi="Times New Roman" w:cs="Times New Roman" w:eastAsia="Times New Roman"/>
+                <w:b w:val="0"/>
+                <w:i w:val="0"/>
+                <w:color w:val="000000"/>
+                <w:sz w:val="24"/>
+              </w:rPr>
+              <w:t>30.10.2026</w:t>
+            </w:r>
+          </w:p>
+        </w:tc>
+        <w:tc>
+          <w:tcPr>
+            <w:tcW w:type="dxa" w:w="5669"/>
+          </w:tcPr>
+          <w:p>
+            <w:pPr>
+              <w:spacing w:line="240" w:lineRule="auto" w:after="0"/>
+              <w:ind w:firstLine="0"/>
+              <w:jc w:val="left"/>
+            </w:pPr>
+            <w:r>
+              <w:rPr>
+                <w:rFonts w:ascii="Times New Roman" w:hAnsi="Times New Roman" w:cs="Times New Roman" w:eastAsia="Times New Roman"/>
+                <w:b w:val="0"/>
+                <w:i w:val="0"/>
+                <w:color w:val="000000"/>
+                <w:sz w:val="24"/>
+              </w:rPr>
+              <w:t>Описаны доступ к журналу поста, отдельная отметка исполнения вложения и возврат к списку на узком экране.</w:t>
             </w:r>
           </w:p>
         </w:tc>

--- a/Документация/Руководство охранника/Руководство охранника.docx
+++ b/Документация/Руководство охранника/Руководство охранника.docx
@@ -157,7 +157,7 @@
           <w:color w:val="000000"/>
           <w:sz w:val="26"/>
         </w:rPr>
-        <w:t>Версия документа: 2.6</w:t>
+        <w:t>Версия документа: 2.7</w:t>
       </w:r>
     </w:p>
     <w:p>
@@ -173,7 +173,7 @@
           <w:color w:val="000000"/>
           <w:sz w:val="26"/>
         </w:rPr>
-        <w:t>Дата: 30.10.2026</w:t>
+        <w:t>Дата: 31.10.2026</w:t>
       </w:r>
     </w:p>
     <w:p>
@@ -3693,6 +3693,18 @@
           <w:sz w:val="28"/>
         </w:rPr>
         <w:t xml:space="preserve"> рядом с названием таблицы открывает порядок работы, который бюро пропусков написало для этого поста.</w:t>
+      </w:r>
+    </w:p>
+    <w:p>
+      <w:r>
+        <w:rPr>
+          <w:rFonts w:ascii="Times New Roman" w:hAnsi="Times New Roman" w:cs="Times New Roman" w:eastAsia="Times New Roman"/>
+          <w:b w:val="0"/>
+          <w:i w:val="0"/>
+          <w:color w:val="000000"/>
+          <w:sz w:val="28"/>
+        </w:rPr>
+        <w:t>В небольшом окне браузера длинное содержимое инструкции прокручивается внутри открытого окна. Закройте инструкцию, чтобы вернуться к таблице поста; страница под открытым окном не прокручивается.</w:t>
       </w:r>
     </w:p>
     <w:p>
@@ -8410,6 +8422,89 @@
                 <w:sz w:val="24"/>
               </w:rPr>
               <w:t>Описаны доступ к журналу поста, отдельная отметка исполнения вложения и возврат к списку на узком экране.</w:t>
+            </w:r>
+          </w:p>
+        </w:tc>
+        <w:tc>
+          <w:tcPr>
+            <w:tcW w:type="dxa" w:w="850"/>
+          </w:tcPr>
+          <w:p>
+            <w:pPr>
+              <w:spacing w:line="240" w:lineRule="auto" w:after="0"/>
+              <w:ind w:firstLine="0"/>
+              <w:jc w:val="left"/>
+            </w:pPr>
+          </w:p>
+        </w:tc>
+      </w:tr>
+      <w:tr>
+        <w:trPr>
+          <w:cantSplit w:val="true"/>
+        </w:trPr>
+        <w:tc>
+          <w:tcPr>
+            <w:tcW w:type="dxa" w:w="1134"/>
+          </w:tcPr>
+          <w:p>
+            <w:pPr>
+              <w:spacing w:line="240" w:lineRule="auto" w:after="0"/>
+              <w:ind w:firstLine="0"/>
+              <w:jc w:val="left"/>
+            </w:pPr>
+            <w:r>
+              <w:rPr>
+                <w:rFonts w:ascii="Times New Roman" w:hAnsi="Times New Roman" w:cs="Times New Roman" w:eastAsia="Times New Roman"/>
+                <w:b w:val="0"/>
+                <w:i w:val="0"/>
+                <w:color w:val="000000"/>
+                <w:sz w:val="24"/>
+              </w:rPr>
+              <w:t>2.7</w:t>
+            </w:r>
+          </w:p>
+        </w:tc>
+        <w:tc>
+          <w:tcPr>
+            <w:tcW w:type="dxa" w:w="1701"/>
+          </w:tcPr>
+          <w:p>
+            <w:pPr>
+              <w:spacing w:line="240" w:lineRule="auto" w:after="0"/>
+              <w:ind w:firstLine="0"/>
+              <w:jc w:val="left"/>
+            </w:pPr>
+            <w:r>
+              <w:rPr>
+                <w:rFonts w:ascii="Times New Roman" w:hAnsi="Times New Roman" w:cs="Times New Roman" w:eastAsia="Times New Roman"/>
+                <w:b w:val="0"/>
+                <w:i w:val="0"/>
+                <w:color w:val="000000"/>
+                <w:sz w:val="24"/>
+              </w:rPr>
+              <w:t>31.10.2026</w:t>
+            </w:r>
+          </w:p>
+        </w:tc>
+        <w:tc>
+          <w:tcPr>
+            <w:tcW w:type="dxa" w:w="5669"/>
+          </w:tcPr>
+          <w:p>
+            <w:pPr>
+              <w:spacing w:line="240" w:lineRule="auto" w:after="0"/>
+              <w:ind w:firstLine="0"/>
+              <w:jc w:val="left"/>
+            </w:pPr>
+            <w:r>
+              <w:rPr>
+                <w:rFonts w:ascii="Times New Roman" w:hAnsi="Times New Roman" w:cs="Times New Roman" w:eastAsia="Times New Roman"/>
+                <w:b w:val="0"/>
+                <w:i w:val="0"/>
+                <w:color w:val="000000"/>
+                <w:sz w:val="24"/>
+              </w:rPr>
+              <w:t>Уточнена прокрутка инструкции поста в небольшом окне браузера.</w:t>
             </w:r>
           </w:p>
         </w:tc>
